--- a/docs/VIC20Data/VIC20_DEBUG_File_Format.docx
+++ b/docs/VIC20Data/VIC20_DEBUG_File_Format.docx
@@ -561,7 +561,7 @@
       <w:pPr>
         <w:pStyle w:val="Ttulo1"/>
       </w:pPr>
-      <w:bookmarkStart w:id="0" w:name="_Toc238122781"/>
+      <w:bookmarkStart w:id="0" w:name="_Toc238330568"/>
       <w:r>
         <w:lastRenderedPageBreak/>
         <w:t>Contents</w:t>
@@ -596,7 +596,7 @@
       <w:r>
         <w:fldChar w:fldCharType="separate"/>
       </w:r>
-      <w:hyperlink w:anchor="_Toc238122781" w:history="1">
+      <w:hyperlink w:anchor="_Toc238330568" w:history="1">
         <w:r>
           <w:rPr>
             <w:rStyle w:val="Hipervnculo"/>
@@ -623,7 +623,7 @@
             <w:noProof/>
             <w:webHidden/>
           </w:rPr>
-          <w:instrText xml:space="preserve"> PAGEREF _Toc238122781 \h </w:instrText>
+          <w:instrText xml:space="preserve"> PAGEREF _Toc238330568 \h </w:instrText>
         </w:r>
         <w:r>
           <w:rPr>
@@ -674,7 +674,7 @@
           <w14:ligatures w14:val="standardContextual"/>
         </w:rPr>
       </w:pPr>
-      <w:hyperlink w:anchor="_Toc238122782" w:history="1">
+      <w:hyperlink w:anchor="_Toc238330569" w:history="1">
         <w:r>
           <w:rPr>
             <w:rStyle w:val="Hipervnculo"/>
@@ -701,7 +701,7 @@
             <w:noProof/>
             <w:webHidden/>
           </w:rPr>
-          <w:instrText xml:space="preserve"> PAGEREF _Toc238122782 \h </w:instrText>
+          <w:instrText xml:space="preserve"> PAGEREF _Toc238330569 \h </w:instrText>
         </w:r>
         <w:r>
           <w:rPr>
@@ -752,7 +752,7 @@
           <w14:ligatures w14:val="standardContextual"/>
         </w:rPr>
       </w:pPr>
-      <w:hyperlink w:anchor="_Toc238122783" w:history="1">
+      <w:hyperlink w:anchor="_Toc238330570" w:history="1">
         <w:r>
           <w:rPr>
             <w:rStyle w:val="Hipervnculo"/>
@@ -779,7 +779,7 @@
             <w:noProof/>
             <w:webHidden/>
           </w:rPr>
-          <w:instrText xml:space="preserve"> PAGEREF _Toc238122783 \h </w:instrText>
+          <w:instrText xml:space="preserve"> PAGEREF _Toc238330570 \h </w:instrText>
         </w:r>
         <w:r>
           <w:rPr>
@@ -829,7 +829,7 @@
           <w14:ligatures w14:val="standardContextual"/>
         </w:rPr>
       </w:pPr>
-      <w:hyperlink w:anchor="_Toc238122784" w:history="1">
+      <w:hyperlink w:anchor="_Toc238330571" w:history="1">
         <w:r>
           <w:rPr>
             <w:rStyle w:val="Hipervnculo"/>
@@ -856,7 +856,7 @@
             <w:noProof/>
             <w:webHidden/>
           </w:rPr>
-          <w:instrText xml:space="preserve"> PAGEREF _Toc238122784 \h </w:instrText>
+          <w:instrText xml:space="preserve"> PAGEREF _Toc238330571 \h </w:instrText>
         </w:r>
         <w:r>
           <w:rPr>
@@ -907,7 +907,7 @@
           <w14:ligatures w14:val="standardContextual"/>
         </w:rPr>
       </w:pPr>
-      <w:hyperlink w:anchor="_Toc238122785" w:history="1">
+      <w:hyperlink w:anchor="_Toc238330572" w:history="1">
         <w:r>
           <w:rPr>
             <w:rStyle w:val="Hipervnculo"/>
@@ -934,7 +934,7 @@
             <w:noProof/>
             <w:webHidden/>
           </w:rPr>
-          <w:instrText xml:space="preserve"> PAGEREF _Toc238122785 \h </w:instrText>
+          <w:instrText xml:space="preserve"> PAGEREF _Toc238330572 \h </w:instrText>
         </w:r>
         <w:r>
           <w:rPr>
@@ -984,7 +984,7 @@
           <w14:ligatures w14:val="standardContextual"/>
         </w:rPr>
       </w:pPr>
-      <w:hyperlink w:anchor="_Toc238122786" w:history="1">
+      <w:hyperlink w:anchor="_Toc238330573" w:history="1">
         <w:r>
           <w:rPr>
             <w:rStyle w:val="Hipervnculo"/>
@@ -1011,7 +1011,7 @@
             <w:noProof/>
             <w:webHidden/>
           </w:rPr>
-          <w:instrText xml:space="preserve"> PAGEREF _Toc238122786 \h </w:instrText>
+          <w:instrText xml:space="preserve"> PAGEREF _Toc238330573 \h </w:instrText>
         </w:r>
         <w:r>
           <w:rPr>
@@ -1061,7 +1061,7 @@
           <w14:ligatures w14:val="standardContextual"/>
         </w:rPr>
       </w:pPr>
-      <w:hyperlink w:anchor="_Toc238122787" w:history="1">
+      <w:hyperlink w:anchor="_Toc238330574" w:history="1">
         <w:r>
           <w:rPr>
             <w:rStyle w:val="Hipervnculo"/>
@@ -1088,7 +1088,7 @@
             <w:noProof/>
             <w:webHidden/>
           </w:rPr>
-          <w:instrText xml:space="preserve"> PAGEREF _Toc238122787 \h </w:instrText>
+          <w:instrText xml:space="preserve"> PAGEREF _Toc238330574 \h </w:instrText>
         </w:r>
         <w:r>
           <w:rPr>
@@ -1139,7 +1139,7 @@
           <w14:ligatures w14:val="standardContextual"/>
         </w:rPr>
       </w:pPr>
-      <w:hyperlink w:anchor="_Toc238122788" w:history="1">
+      <w:hyperlink w:anchor="_Toc238330575" w:history="1">
         <w:r>
           <w:rPr>
             <w:rStyle w:val="Hipervnculo"/>
@@ -1166,7 +1166,7 @@
             <w:noProof/>
             <w:webHidden/>
           </w:rPr>
-          <w:instrText xml:space="preserve"> PAGEREF _Toc238122788 \h </w:instrText>
+          <w:instrText xml:space="preserve"> PAGEREF _Toc238330575 \h </w:instrText>
         </w:r>
         <w:r>
           <w:rPr>
@@ -1216,7 +1216,7 @@
           <w14:ligatures w14:val="standardContextual"/>
         </w:rPr>
       </w:pPr>
-      <w:hyperlink w:anchor="_Toc238122789" w:history="1">
+      <w:hyperlink w:anchor="_Toc238330576" w:history="1">
         <w:r>
           <w:rPr>
             <w:rStyle w:val="Hipervnculo"/>
@@ -1243,7 +1243,7 @@
             <w:noProof/>
             <w:webHidden/>
           </w:rPr>
-          <w:instrText xml:space="preserve"> PAGEREF _Toc238122789 \h </w:instrText>
+          <w:instrText xml:space="preserve"> PAGEREF _Toc238330576 \h </w:instrText>
         </w:r>
         <w:r>
           <w:rPr>
@@ -1293,7 +1293,7 @@
           <w14:ligatures w14:val="standardContextual"/>
         </w:rPr>
       </w:pPr>
-      <w:hyperlink w:anchor="_Toc238122790" w:history="1">
+      <w:hyperlink w:anchor="_Toc238330577" w:history="1">
         <w:r>
           <w:rPr>
             <w:rStyle w:val="Hipervnculo"/>
@@ -1320,7 +1320,7 @@
             <w:noProof/>
             <w:webHidden/>
           </w:rPr>
-          <w:instrText xml:space="preserve"> PAGEREF _Toc238122790 \h </w:instrText>
+          <w:instrText xml:space="preserve"> PAGEREF _Toc238330577 \h </w:instrText>
         </w:r>
         <w:r>
           <w:rPr>
@@ -1371,7 +1371,7 @@
           <w14:ligatures w14:val="standardContextual"/>
         </w:rPr>
       </w:pPr>
-      <w:hyperlink w:anchor="_Toc238122791" w:history="1">
+      <w:hyperlink w:anchor="_Toc238330578" w:history="1">
         <w:r>
           <w:rPr>
             <w:rStyle w:val="Hipervnculo"/>
@@ -1398,7 +1398,7 @@
             <w:noProof/>
             <w:webHidden/>
           </w:rPr>
-          <w:instrText xml:space="preserve"> PAGEREF _Toc238122791 \h </w:instrText>
+          <w:instrText xml:space="preserve"> PAGEREF _Toc238330578 \h </w:instrText>
         </w:r>
         <w:r>
           <w:rPr>
@@ -1448,7 +1448,7 @@
           <w14:ligatures w14:val="standardContextual"/>
         </w:rPr>
       </w:pPr>
-      <w:hyperlink w:anchor="_Toc238122792" w:history="1">
+      <w:hyperlink w:anchor="_Toc238330579" w:history="1">
         <w:r>
           <w:rPr>
             <w:rStyle w:val="Hipervnculo"/>
@@ -1475,7 +1475,7 @@
             <w:noProof/>
             <w:webHidden/>
           </w:rPr>
-          <w:instrText xml:space="preserve"> PAGEREF _Toc238122792 \h </w:instrText>
+          <w:instrText xml:space="preserve"> PAGEREF _Toc238330579 \h </w:instrText>
         </w:r>
         <w:r>
           <w:rPr>
@@ -1525,7 +1525,7 @@
           <w14:ligatures w14:val="standardContextual"/>
         </w:rPr>
       </w:pPr>
-      <w:hyperlink w:anchor="_Toc238122793" w:history="1">
+      <w:hyperlink w:anchor="_Toc238330580" w:history="1">
         <w:r>
           <w:rPr>
             <w:rStyle w:val="Hipervnculo"/>
@@ -1552,7 +1552,7 @@
             <w:noProof/>
             <w:webHidden/>
           </w:rPr>
-          <w:instrText xml:space="preserve"> PAGEREF _Toc238122793 \h </w:instrText>
+          <w:instrText xml:space="preserve"> PAGEREF _Toc238330580 \h </w:instrText>
         </w:r>
         <w:r>
           <w:rPr>
@@ -1602,7 +1602,7 @@
           <w14:ligatures w14:val="standardContextual"/>
         </w:rPr>
       </w:pPr>
-      <w:hyperlink w:anchor="_Toc238122794" w:history="1">
+      <w:hyperlink w:anchor="_Toc238330581" w:history="1">
         <w:r>
           <w:rPr>
             <w:rStyle w:val="Hipervnculo"/>
@@ -1629,7 +1629,7 @@
             <w:noProof/>
             <w:webHidden/>
           </w:rPr>
-          <w:instrText xml:space="preserve"> PAGEREF _Toc238122794 \h </w:instrText>
+          <w:instrText xml:space="preserve"> PAGEREF _Toc238330581 \h </w:instrText>
         </w:r>
         <w:r>
           <w:rPr>
@@ -1679,7 +1679,7 @@
           <w14:ligatures w14:val="standardContextual"/>
         </w:rPr>
       </w:pPr>
-      <w:hyperlink w:anchor="_Toc238122795" w:history="1">
+      <w:hyperlink w:anchor="_Toc238330582" w:history="1">
         <w:r>
           <w:rPr>
             <w:rStyle w:val="Hipervnculo"/>
@@ -1706,7 +1706,7 @@
             <w:noProof/>
             <w:webHidden/>
           </w:rPr>
-          <w:instrText xml:space="preserve"> PAGEREF _Toc238122795 \h </w:instrText>
+          <w:instrText xml:space="preserve"> PAGEREF _Toc238330582 \h </w:instrText>
         </w:r>
         <w:r>
           <w:rPr>
@@ -1756,7 +1756,7 @@
           <w14:ligatures w14:val="standardContextual"/>
         </w:rPr>
       </w:pPr>
-      <w:hyperlink w:anchor="_Toc238122796" w:history="1">
+      <w:hyperlink w:anchor="_Toc238330583" w:history="1">
         <w:r>
           <w:rPr>
             <w:rStyle w:val="Hipervnculo"/>
@@ -1783,7 +1783,7 @@
             <w:noProof/>
             <w:webHidden/>
           </w:rPr>
-          <w:instrText xml:space="preserve"> PAGEREF _Toc238122796 \h </w:instrText>
+          <w:instrText xml:space="preserve"> PAGEREF _Toc238330583 \h </w:instrText>
         </w:r>
         <w:r>
           <w:rPr>
@@ -1833,7 +1833,7 @@
           <w14:ligatures w14:val="standardContextual"/>
         </w:rPr>
       </w:pPr>
-      <w:hyperlink w:anchor="_Toc238122797" w:history="1">
+      <w:hyperlink w:anchor="_Toc238330584" w:history="1">
         <w:r>
           <w:rPr>
             <w:rStyle w:val="Hipervnculo"/>
@@ -1860,7 +1860,7 @@
             <w:noProof/>
             <w:webHidden/>
           </w:rPr>
-          <w:instrText xml:space="preserve"> PAGEREF _Toc238122797 \h </w:instrText>
+          <w:instrText xml:space="preserve"> PAGEREF _Toc238330584 \h </w:instrText>
         </w:r>
         <w:r>
           <w:rPr>
@@ -1911,7 +1911,7 @@
           <w14:ligatures w14:val="standardContextual"/>
         </w:rPr>
       </w:pPr>
-      <w:hyperlink w:anchor="_Toc238122798" w:history="1">
+      <w:hyperlink w:anchor="_Toc238330585" w:history="1">
         <w:r>
           <w:rPr>
             <w:rStyle w:val="Hipervnculo"/>
@@ -1938,7 +1938,7 @@
             <w:noProof/>
             <w:webHidden/>
           </w:rPr>
-          <w:instrText xml:space="preserve"> PAGEREF _Toc238122798 \h </w:instrText>
+          <w:instrText xml:space="preserve"> PAGEREF _Toc238330585 \h </w:instrText>
         </w:r>
         <w:r>
           <w:rPr>
@@ -1988,7 +1988,7 @@
           <w14:ligatures w14:val="standardContextual"/>
         </w:rPr>
       </w:pPr>
-      <w:hyperlink w:anchor="_Toc238122799" w:history="1">
+      <w:hyperlink w:anchor="_Toc238330586" w:history="1">
         <w:r>
           <w:rPr>
             <w:rStyle w:val="Hipervnculo"/>
@@ -2015,7 +2015,7 @@
             <w:noProof/>
             <w:webHidden/>
           </w:rPr>
-          <w:instrText xml:space="preserve"> PAGEREF _Toc238122799 \h </w:instrText>
+          <w:instrText xml:space="preserve"> PAGEREF _Toc238330586 \h </w:instrText>
         </w:r>
         <w:r>
           <w:rPr>
@@ -2065,7 +2065,7 @@
           <w14:ligatures w14:val="standardContextual"/>
         </w:rPr>
       </w:pPr>
-      <w:hyperlink w:anchor="_Toc238122800" w:history="1">
+      <w:hyperlink w:anchor="_Toc238330587" w:history="1">
         <w:r>
           <w:rPr>
             <w:rStyle w:val="Hipervnculo"/>
@@ -2092,7 +2092,7 @@
             <w:noProof/>
             <w:webHidden/>
           </w:rPr>
-          <w:instrText xml:space="preserve"> PAGEREF _Toc238122800 \h </w:instrText>
+          <w:instrText xml:space="preserve"> PAGEREF _Toc238330587 \h </w:instrText>
         </w:r>
         <w:r>
           <w:rPr>
@@ -2140,7 +2140,7 @@
           <w14:ligatures w14:val="standardContextual"/>
         </w:rPr>
       </w:pPr>
-      <w:hyperlink w:anchor="_Toc238122801" w:history="1">
+      <w:hyperlink w:anchor="_Toc238330588" w:history="1">
         <w:r>
           <w:rPr>
             <w:rStyle w:val="Hipervnculo"/>
@@ -2167,7 +2167,7 @@
             <w:noProof/>
             <w:webHidden/>
           </w:rPr>
-          <w:instrText xml:space="preserve"> PAGEREF _Toc238122801 \h </w:instrText>
+          <w:instrText xml:space="preserve"> PAGEREF _Toc238330588 \h </w:instrText>
         </w:r>
         <w:r>
           <w:rPr>
@@ -2215,7 +2215,7 @@
           <w14:ligatures w14:val="standardContextual"/>
         </w:rPr>
       </w:pPr>
-      <w:hyperlink w:anchor="_Toc238122802" w:history="1">
+      <w:hyperlink w:anchor="_Toc238330589" w:history="1">
         <w:r>
           <w:rPr>
             <w:rStyle w:val="Hipervnculo"/>
@@ -2242,7 +2242,7 @@
             <w:noProof/>
             <w:webHidden/>
           </w:rPr>
-          <w:instrText xml:space="preserve"> PAGEREF _Toc238122802 \h </w:instrText>
+          <w:instrText xml:space="preserve"> PAGEREF _Toc238330589 \h </w:instrText>
         </w:r>
         <w:r>
           <w:rPr>
@@ -2290,7 +2290,7 @@
           <w14:ligatures w14:val="standardContextual"/>
         </w:rPr>
       </w:pPr>
-      <w:hyperlink w:anchor="_Toc238122803" w:history="1">
+      <w:hyperlink w:anchor="_Toc238330590" w:history="1">
         <w:r>
           <w:rPr>
             <w:rStyle w:val="Hipervnculo"/>
@@ -2317,7 +2317,7 @@
             <w:noProof/>
             <w:webHidden/>
           </w:rPr>
-          <w:instrText xml:space="preserve"> PAGEREF _Toc238122803 \h </w:instrText>
+          <w:instrText xml:space="preserve"> PAGEREF _Toc238330590 \h </w:instrText>
         </w:r>
         <w:r>
           <w:rPr>
@@ -2365,7 +2365,7 @@
           <w14:ligatures w14:val="standardContextual"/>
         </w:rPr>
       </w:pPr>
-      <w:hyperlink w:anchor="_Toc238122804" w:history="1">
+      <w:hyperlink w:anchor="_Toc238330591" w:history="1">
         <w:r>
           <w:rPr>
             <w:rStyle w:val="Hipervnculo"/>
@@ -2392,7 +2392,7 @@
             <w:noProof/>
             <w:webHidden/>
           </w:rPr>
-          <w:instrText xml:space="preserve"> PAGEREF _Toc238122804 \h </w:instrText>
+          <w:instrText xml:space="preserve"> PAGEREF _Toc238330591 \h </w:instrText>
         </w:r>
         <w:r>
           <w:rPr>
@@ -2412,7 +2412,7 @@
             <w:noProof/>
             <w:webHidden/>
           </w:rPr>
-          <w:t>9</w:t>
+          <w:t>10</w:t>
         </w:r>
         <w:r>
           <w:rPr>
@@ -2440,7 +2440,7 @@
           <w14:ligatures w14:val="standardContextual"/>
         </w:rPr>
       </w:pPr>
-      <w:hyperlink w:anchor="_Toc238122805" w:history="1">
+      <w:hyperlink w:anchor="_Toc238330592" w:history="1">
         <w:r>
           <w:rPr>
             <w:rStyle w:val="Hipervnculo"/>
@@ -2467,7 +2467,7 @@
             <w:noProof/>
             <w:webHidden/>
           </w:rPr>
-          <w:instrText xml:space="preserve"> PAGEREF _Toc238122805 \h </w:instrText>
+          <w:instrText xml:space="preserve"> PAGEREF _Toc238330592 \h </w:instrText>
         </w:r>
         <w:r>
           <w:rPr>
@@ -2518,7 +2518,7 @@
           <w14:ligatures w14:val="standardContextual"/>
         </w:rPr>
       </w:pPr>
-      <w:hyperlink w:anchor="_Toc238122806" w:history="1">
+      <w:hyperlink w:anchor="_Toc238330593" w:history="1">
         <w:r>
           <w:rPr>
             <w:rStyle w:val="Hipervnculo"/>
@@ -2545,7 +2545,7 @@
             <w:noProof/>
             <w:webHidden/>
           </w:rPr>
-          <w:instrText xml:space="preserve"> PAGEREF _Toc238122806 \h </w:instrText>
+          <w:instrText xml:space="preserve"> PAGEREF _Toc238330593 \h </w:instrText>
         </w:r>
         <w:r>
           <w:rPr>
@@ -2595,7 +2595,7 @@
           <w14:ligatures w14:val="standardContextual"/>
         </w:rPr>
       </w:pPr>
-      <w:hyperlink w:anchor="_Toc238122807" w:history="1">
+      <w:hyperlink w:anchor="_Toc238330594" w:history="1">
         <w:r>
           <w:rPr>
             <w:rStyle w:val="Hipervnculo"/>
@@ -2622,7 +2622,7 @@
             <w:noProof/>
             <w:webHidden/>
           </w:rPr>
-          <w:instrText xml:space="preserve"> PAGEREF _Toc238122807 \h </w:instrText>
+          <w:instrText xml:space="preserve"> PAGEREF _Toc238330594 \h </w:instrText>
         </w:r>
         <w:r>
           <w:rPr>
@@ -2672,7 +2672,7 @@
           <w14:ligatures w14:val="standardContextual"/>
         </w:rPr>
       </w:pPr>
-      <w:hyperlink w:anchor="_Toc238122808" w:history="1">
+      <w:hyperlink w:anchor="_Toc238330595" w:history="1">
         <w:r>
           <w:rPr>
             <w:rStyle w:val="Hipervnculo"/>
@@ -2699,7 +2699,7 @@
             <w:noProof/>
             <w:webHidden/>
           </w:rPr>
-          <w:instrText xml:space="preserve"> PAGEREF _Toc238122808 \h </w:instrText>
+          <w:instrText xml:space="preserve"> PAGEREF _Toc238330595 \h </w:instrText>
         </w:r>
         <w:r>
           <w:rPr>
@@ -2750,7 +2750,7 @@
           <w14:ligatures w14:val="standardContextual"/>
         </w:rPr>
       </w:pPr>
-      <w:hyperlink w:anchor="_Toc238122809" w:history="1">
+      <w:hyperlink w:anchor="_Toc238330596" w:history="1">
         <w:r>
           <w:rPr>
             <w:rStyle w:val="Hipervnculo"/>
@@ -2777,7 +2777,7 @@
             <w:noProof/>
             <w:webHidden/>
           </w:rPr>
-          <w:instrText xml:space="preserve"> PAGEREF _Toc238122809 \h </w:instrText>
+          <w:instrText xml:space="preserve"> PAGEREF _Toc238330596 \h </w:instrText>
         </w:r>
         <w:r>
           <w:rPr>
@@ -2827,7 +2827,7 @@
           <w14:ligatures w14:val="standardContextual"/>
         </w:rPr>
       </w:pPr>
-      <w:hyperlink w:anchor="_Toc238122810" w:history="1">
+      <w:hyperlink w:anchor="_Toc238330597" w:history="1">
         <w:r>
           <w:rPr>
             <w:rStyle w:val="Hipervnculo"/>
@@ -2854,7 +2854,7 @@
             <w:noProof/>
             <w:webHidden/>
           </w:rPr>
-          <w:instrText xml:space="preserve"> PAGEREF _Toc238122810 \h </w:instrText>
+          <w:instrText xml:space="preserve"> PAGEREF _Toc238330597 \h </w:instrText>
         </w:r>
         <w:r>
           <w:rPr>
@@ -2904,7 +2904,7 @@
           <w14:ligatures w14:val="standardContextual"/>
         </w:rPr>
       </w:pPr>
-      <w:hyperlink w:anchor="_Toc238122811" w:history="1">
+      <w:hyperlink w:anchor="_Toc238330598" w:history="1">
         <w:r>
           <w:rPr>
             <w:rStyle w:val="Hipervnculo"/>
@@ -2931,7 +2931,7 @@
             <w:noProof/>
             <w:webHidden/>
           </w:rPr>
-          <w:instrText xml:space="preserve"> PAGEREF _Toc238122811 \h </w:instrText>
+          <w:instrText xml:space="preserve"> PAGEREF _Toc238330598 \h </w:instrText>
         </w:r>
         <w:r>
           <w:rPr>
@@ -2982,7 +2982,7 @@
           <w14:ligatures w14:val="standardContextual"/>
         </w:rPr>
       </w:pPr>
-      <w:hyperlink w:anchor="_Toc238122812" w:history="1">
+      <w:hyperlink w:anchor="_Toc238330599" w:history="1">
         <w:r>
           <w:rPr>
             <w:rStyle w:val="Hipervnculo"/>
@@ -3009,7 +3009,7 @@
             <w:noProof/>
             <w:webHidden/>
           </w:rPr>
-          <w:instrText xml:space="preserve"> PAGEREF _Toc238122812 \h </w:instrText>
+          <w:instrText xml:space="preserve"> PAGEREF _Toc238330599 \h </w:instrText>
         </w:r>
         <w:r>
           <w:rPr>
@@ -3059,7 +3059,7 @@
           <w14:ligatures w14:val="standardContextual"/>
         </w:rPr>
       </w:pPr>
-      <w:hyperlink w:anchor="_Toc238122813" w:history="1">
+      <w:hyperlink w:anchor="_Toc238330600" w:history="1">
         <w:r>
           <w:rPr>
             <w:rStyle w:val="Hipervnculo"/>
@@ -3086,7 +3086,7 @@
             <w:noProof/>
             <w:webHidden/>
           </w:rPr>
-          <w:instrText xml:space="preserve"> PAGEREF _Toc238122813 \h </w:instrText>
+          <w:instrText xml:space="preserve"> PAGEREF _Toc238330600 \h </w:instrText>
         </w:r>
         <w:r>
           <w:rPr>
@@ -3136,7 +3136,7 @@
           <w14:ligatures w14:val="standardContextual"/>
         </w:rPr>
       </w:pPr>
-      <w:hyperlink w:anchor="_Toc238122814" w:history="1">
+      <w:hyperlink w:anchor="_Toc238330601" w:history="1">
         <w:r>
           <w:rPr>
             <w:rStyle w:val="Hipervnculo"/>
@@ -3163,7 +3163,7 @@
             <w:noProof/>
             <w:webHidden/>
           </w:rPr>
-          <w:instrText xml:space="preserve"> PAGEREF _Toc238122814 \h </w:instrText>
+          <w:instrText xml:space="preserve"> PAGEREF _Toc238330601 \h </w:instrText>
         </w:r>
         <w:r>
           <w:rPr>
@@ -3213,7 +3213,7 @@
           <w14:ligatures w14:val="standardContextual"/>
         </w:rPr>
       </w:pPr>
-      <w:hyperlink w:anchor="_Toc238122815" w:history="1">
+      <w:hyperlink w:anchor="_Toc238330602" w:history="1">
         <w:r>
           <w:rPr>
             <w:rStyle w:val="Hipervnculo"/>
@@ -3240,7 +3240,7 @@
             <w:noProof/>
             <w:webHidden/>
           </w:rPr>
-          <w:instrText xml:space="preserve"> PAGEREF _Toc238122815 \h </w:instrText>
+          <w:instrText xml:space="preserve"> PAGEREF _Toc238330602 \h </w:instrText>
         </w:r>
         <w:r>
           <w:rPr>
@@ -3290,7 +3290,7 @@
           <w14:ligatures w14:val="standardContextual"/>
         </w:rPr>
       </w:pPr>
-      <w:hyperlink w:anchor="_Toc238122816" w:history="1">
+      <w:hyperlink w:anchor="_Toc238330603" w:history="1">
         <w:r>
           <w:rPr>
             <w:rStyle w:val="Hipervnculo"/>
@@ -3317,7 +3317,7 @@
             <w:noProof/>
             <w:webHidden/>
           </w:rPr>
-          <w:instrText xml:space="preserve"> PAGEREF _Toc238122816 \h </w:instrText>
+          <w:instrText xml:space="preserve"> PAGEREF _Toc238330603 \h </w:instrText>
         </w:r>
         <w:r>
           <w:rPr>
@@ -3367,7 +3367,7 @@
           <w14:ligatures w14:val="standardContextual"/>
         </w:rPr>
       </w:pPr>
-      <w:hyperlink w:anchor="_Toc238122817" w:history="1">
+      <w:hyperlink w:anchor="_Toc238330604" w:history="1">
         <w:r>
           <w:rPr>
             <w:rStyle w:val="Hipervnculo"/>
@@ -3394,7 +3394,7 @@
             <w:noProof/>
             <w:webHidden/>
           </w:rPr>
-          <w:instrText xml:space="preserve"> PAGEREF _Toc238122817 \h </w:instrText>
+          <w:instrText xml:space="preserve"> PAGEREF _Toc238330604 \h </w:instrText>
         </w:r>
         <w:r>
           <w:rPr>
@@ -3439,7 +3439,7 @@
       <w:pPr>
         <w:pStyle w:val="Ttulo"/>
       </w:pPr>
-      <w:bookmarkStart w:id="1" w:name="_Toc238122782"/>
+      <w:bookmarkStart w:id="1" w:name="_Toc238330569"/>
       <w:r>
         <w:lastRenderedPageBreak/>
         <w:t>Foreword</w:t>
@@ -3455,7 +3455,7 @@
       <w:pPr>
         <w:pStyle w:val="Ttulo"/>
       </w:pPr>
-      <w:bookmarkStart w:id="2" w:name="_Toc238122783"/>
+      <w:bookmarkStart w:id="2" w:name="_Toc238330570"/>
       <w:r>
         <w:lastRenderedPageBreak/>
         <w:t>1. Purpose, scope, and models</w:t>
@@ -3470,9 +3470,9 @@
     <w:p>
       <w:pPr>
         <w:pStyle w:val="Ttulo1"/>
-        <w:spacing w:before="200"/>
-      </w:pPr>
-      <w:bookmarkStart w:id="3" w:name="_Toc238122784"/>
+        <w:spacing w:before="280"/>
+      </w:pPr>
+      <w:bookmarkStart w:id="3" w:name="_Toc238330571"/>
       <w:r>
         <w:t>1.1 Scope of this guide</w:t>
       </w:r>
@@ -3497,7 +3497,7 @@
       <w:pPr>
         <w:pStyle w:val="Ttulo"/>
       </w:pPr>
-      <w:bookmarkStart w:id="4" w:name="_Toc238122785"/>
+      <w:bookmarkStart w:id="4" w:name="_Toc238330572"/>
       <w:r>
         <w:lastRenderedPageBreak/>
         <w:t>2. Activation and producer selection</w:t>
@@ -3507,9 +3507,9 @@
     <w:p>
       <w:pPr>
         <w:pStyle w:val="Ttulo1"/>
-        <w:spacing w:before="200"/>
-      </w:pPr>
-      <w:bookmarkStart w:id="5" w:name="_Toc238122786"/>
+        <w:spacing w:before="280"/>
+      </w:pPr>
+      <w:bookmarkStart w:id="5" w:name="_Toc238330573"/>
       <w:r>
         <w:t>2.1 Console command</w:t>
       </w:r>
@@ -3965,9 +3965,9 @@
     <w:p>
       <w:pPr>
         <w:pStyle w:val="Ttulo1"/>
-        <w:spacing w:before="200"/>
-      </w:pPr>
-      <w:bookmarkStart w:id="6" w:name="_Toc238122787"/>
+        <w:spacing w:before="280"/>
+      </w:pPr>
+      <w:bookmarkStart w:id="6" w:name="_Toc238330574"/>
       <w:r>
         <w:t>2.2 Conditions and special paths</w:t>
       </w:r>
@@ -4025,7 +4025,7 @@
       <w:pPr>
         <w:pStyle w:val="Ttulo"/>
       </w:pPr>
-      <w:bookmarkStart w:id="7" w:name="_Toc238122788"/>
+      <w:bookmarkStart w:id="7" w:name="_Toc238330575"/>
       <w:r>
         <w:lastRenderedPageBreak/>
         <w:t>3. Common file structure</w:t>
@@ -4035,9 +4035,9 @@
     <w:p>
       <w:pPr>
         <w:pStyle w:val="Ttulo1"/>
-        <w:spacing w:before="200"/>
-      </w:pPr>
-      <w:bookmarkStart w:id="8" w:name="_Toc238122789"/>
+        <w:spacing w:before="280"/>
+      </w:pPr>
+      <w:bookmarkStart w:id="8" w:name="_Toc238330576"/>
       <w:r>
         <w:t>3.1 Physical hierarchy</w:t>
       </w:r>
@@ -4356,9 +4356,9 @@
     <w:p>
       <w:pPr>
         <w:pStyle w:val="Ttulo1"/>
-        <w:spacing w:before="200"/>
-      </w:pPr>
-      <w:bookmarkStart w:id="9" w:name="_Toc238122790"/>
+        <w:spacing w:before="280"/>
+      </w:pPr>
+      <w:bookmarkStart w:id="9" w:name="_Toc238330577"/>
       <w:r>
         <w:t>3.2 Timing rules</w:t>
       </w:r>
@@ -4440,7 +4440,7 @@
       <w:pPr>
         <w:pStyle w:val="Ttulo"/>
       </w:pPr>
-      <w:bookmarkStart w:id="10" w:name="_Toc238122791"/>
+      <w:bookmarkStart w:id="10" w:name="_Toc238330578"/>
       <w:r>
         <w:lastRenderedPageBreak/>
         <w:t>4. Common framework records</w:t>
@@ -4450,9 +4450,9 @@
     <w:p>
       <w:pPr>
         <w:pStyle w:val="Ttulo1"/>
-        <w:spacing w:before="200"/>
-      </w:pPr>
-      <w:bookmarkStart w:id="11" w:name="_Toc238122792"/>
+        <w:spacing w:before="280"/>
+      </w:pPr>
+      <w:bookmarkStart w:id="11" w:name="_Toc238330579"/>
       <w:r>
         <w:t>CPU — Info Cycle</w:t>
       </w:r>
@@ -4516,9 +4516,9 @@
     <w:p>
       <w:pPr>
         <w:pStyle w:val="Ttulo1"/>
-        <w:spacing w:before="200"/>
-      </w:pPr>
-      <w:bookmarkStart w:id="12" w:name="_Toc238122793"/>
+        <w:spacing w:before="280"/>
+      </w:pPr>
+      <w:bookmarkStart w:id="12" w:name="_Toc238330580"/>
       <w:r>
         <w:t>CPU — Transaction about to execute</w:t>
       </w:r>
@@ -4582,9 +4582,9 @@
     <w:p>
       <w:pPr>
         <w:pStyle w:val="Ttulo1"/>
-        <w:spacing w:before="200"/>
-      </w:pPr>
-      <w:bookmarkStart w:id="13" w:name="_Toc238122794"/>
+        <w:spacing w:before="280"/>
+      </w:pPr>
+      <w:bookmarkStart w:id="13" w:name="_Toc238330581"/>
       <w:r>
         <w:t>CPU — Executed instruction</w:t>
       </w:r>
@@ -4648,9 +4648,9 @@
     <w:p>
       <w:pPr>
         <w:pStyle w:val="Ttulo1"/>
-        <w:spacing w:before="200"/>
-      </w:pPr>
-      <w:bookmarkStart w:id="14" w:name="_Toc238122795"/>
+        <w:spacing w:before="280"/>
+      </w:pPr>
+      <w:bookmarkStart w:id="14" w:name="_Toc238330582"/>
       <w:r>
         <w:t>CPU — Stop</w:t>
       </w:r>
@@ -4715,9 +4715,9 @@
     <w:p>
       <w:pPr>
         <w:pStyle w:val="Ttulo1"/>
-        <w:spacing w:before="200"/>
-      </w:pPr>
-      <w:bookmarkStart w:id="15" w:name="_Toc238122796"/>
+        <w:spacing w:before="280"/>
+      </w:pPr>
+      <w:bookmarkStart w:id="15" w:name="_Toc238330583"/>
       <w:r>
         <w:t>CPU — Interrupts</w:t>
       </w:r>
@@ -4781,9 +4781,9 @@
     <w:p>
       <w:pPr>
         <w:pStyle w:val="Ttulo1"/>
-        <w:spacing w:before="200"/>
-      </w:pPr>
-      <w:bookmarkStart w:id="16" w:name="_Toc238122797"/>
+        <w:spacing w:before="280"/>
+      </w:pPr>
+      <w:bookmarkStart w:id="16" w:name="_Toc238330584"/>
       <w:r>
         <w:t>Memory — Applied Set</w:t>
       </w:r>
@@ -4848,7 +4848,7 @@
       <w:pPr>
         <w:pStyle w:val="Ttulo"/>
       </w:pPr>
-      <w:bookmarkStart w:id="17" w:name="_Toc238122798"/>
+      <w:bookmarkStart w:id="17" w:name="_Toc238330585"/>
       <w:r>
         <w:lastRenderedPageBreak/>
         <w:t>5. Machine-specific components</w:t>
@@ -4858,9 +4858,9 @@
     <w:p>
       <w:pPr>
         <w:pStyle w:val="Ttulo1"/>
-        <w:spacing w:before="200"/>
-      </w:pPr>
-      <w:bookmarkStart w:id="18" w:name="_Toc238122799"/>
+        <w:spacing w:before="280"/>
+      </w:pPr>
+      <w:bookmarkStart w:id="18" w:name="_Toc238330586"/>
       <w:r>
         <w:t>5.1 Selectable inventory</w:t>
       </w:r>
@@ -5320,9 +5320,9 @@
     <w:p>
       <w:pPr>
         <w:pStyle w:val="Ttulo1"/>
-        <w:spacing w:before="200"/>
-      </w:pPr>
-      <w:bookmarkStart w:id="19" w:name="_Toc238122800"/>
+        <w:spacing w:before="280"/>
+      </w:pPr>
+      <w:bookmarkStart w:id="19" w:name="_Toc238330587"/>
       <w:r>
         <w:t>5.2 Record catalog</w:t>
       </w:r>
@@ -5332,7 +5332,7 @@
       <w:pPr>
         <w:pStyle w:val="Ttulo2"/>
       </w:pPr>
-      <w:bookmarkStart w:id="20" w:name="_Toc238122801"/>
+      <w:bookmarkStart w:id="20" w:name="_Toc238330588"/>
       <w:r>
         <w:t>VICI — Info Cycle</w:t>
       </w:r>
@@ -5386,7 +5386,7 @@
       <w:pPr>
         <w:pStyle w:val="Ttulo2"/>
       </w:pPr>
-      <w:bookmarkStart w:id="21" w:name="_Toc238122802"/>
+      <w:bookmarkStart w:id="21" w:name="_Toc238330589"/>
       <w:r>
         <w:t>VICI — CPU transaction projection</w:t>
       </w:r>
@@ -5440,7 +5440,7 @@
       <w:pPr>
         <w:pStyle w:val="Ttulo2"/>
       </w:pPr>
-      <w:bookmarkStart w:id="22" w:name="_Toc238122803"/>
+      <w:bookmarkStart w:id="22" w:name="_Toc238330590"/>
       <w:r>
         <w:t>VICI Sound — Info Cycle</w:t>
       </w:r>
@@ -5494,8 +5494,9 @@
       <w:pPr>
         <w:pStyle w:val="Ttulo2"/>
       </w:pPr>
-      <w:bookmarkStart w:id="23" w:name="_Toc238122804"/>
-      <w:r>
+      <w:bookmarkStart w:id="23" w:name="_Toc238330591"/>
+      <w:r>
+        <w:lastRenderedPageBreak/>
         <w:t>VIA1/VIA2 — Info Cycle</w:t>
       </w:r>
       <w:bookmarkEnd w:id="23"/>
@@ -5516,7 +5517,6 @@
         <w:rPr>
           <w:b/>
         </w:rPr>
-        <w:lastRenderedPageBreak/>
         <w:t>Fields:</w:t>
       </w:r>
       <w:r>
@@ -5549,7 +5549,7 @@
       <w:pPr>
         <w:pStyle w:val="Ttulo2"/>
       </w:pPr>
-      <w:bookmarkStart w:id="24" w:name="_Toc238122805"/>
+      <w:bookmarkStart w:id="24" w:name="_Toc238330592"/>
       <w:r>
         <w:t>Datasette/SerialIO</w:t>
       </w:r>
@@ -5603,7 +5603,7 @@
       <w:pPr>
         <w:pStyle w:val="Ttulo"/>
       </w:pPr>
-      <w:bookmarkStart w:id="25" w:name="_Toc238122806"/>
+      <w:bookmarkStart w:id="25" w:name="_Toc238330593"/>
       <w:r>
         <w:lastRenderedPageBreak/>
         <w:t>6. Interpretation method</w:t>
@@ -5613,9 +5613,9 @@
     <w:p>
       <w:pPr>
         <w:pStyle w:val="Ttulo1"/>
-        <w:spacing w:before="200"/>
-      </w:pPr>
-      <w:bookmarkStart w:id="26" w:name="_Toc238122807"/>
+        <w:spacing w:before="280"/>
+      </w:pPr>
+      <w:bookmarkStart w:id="26" w:name="_Toc238330594"/>
       <w:r>
         <w:t>6.1 Recommended procedure</w:t>
       </w:r>
@@ -5696,9 +5696,9 @@
     <w:p>
       <w:pPr>
         <w:pStyle w:val="Ttulo1"/>
-        <w:spacing w:before="200"/>
-      </w:pPr>
-      <w:bookmarkStart w:id="27" w:name="_Toc238122808"/>
+        <w:spacing w:before="280"/>
+      </w:pPr>
+      <w:bookmarkStart w:id="27" w:name="_Toc238330595"/>
       <w:r>
         <w:t>6.2 Annotated example</w:t>
       </w:r>
@@ -5792,7 +5792,7 @@
       <w:pPr>
         <w:pStyle w:val="Ttulo"/>
       </w:pPr>
-      <w:bookmarkStart w:id="28" w:name="_Toc238122809"/>
+      <w:bookmarkStart w:id="28" w:name="_Toc238330596"/>
       <w:r>
         <w:lastRenderedPageBreak/>
         <w:t>7. Limitations and maintenance</w:t>
@@ -5802,9 +5802,9 @@
     <w:p>
       <w:pPr>
         <w:pStyle w:val="Ttulo1"/>
-        <w:spacing w:before="200"/>
-      </w:pPr>
-      <w:bookmarkStart w:id="29" w:name="_Toc238122810"/>
+        <w:spacing w:before="280"/>
+      </w:pPr>
+      <w:bookmarkStart w:id="29" w:name="_Toc238330597"/>
       <w:r>
         <w:t>7.1 Specific limitations</w:t>
       </w:r>
@@ -5849,9 +5849,9 @@
     <w:p>
       <w:pPr>
         <w:pStyle w:val="Ttulo1"/>
-        <w:spacing w:before="200"/>
-      </w:pPr>
-      <w:bookmarkStart w:id="30" w:name="_Toc238122811"/>
+        <w:spacing w:before="280"/>
+      </w:pPr>
+      <w:bookmarkStart w:id="30" w:name="_Toc238330598"/>
       <w:r>
         <w:t>7.2 Maintenance contract</w:t>
       </w:r>
@@ -5909,7 +5909,7 @@
       <w:pPr>
         <w:pStyle w:val="Ttulo"/>
       </w:pPr>
-      <w:bookmarkStart w:id="31" w:name="_Toc238122812"/>
+      <w:bookmarkStart w:id="31" w:name="_Toc238330599"/>
       <w:r>
         <w:lastRenderedPageBreak/>
         <w:t>Appendices</w:t>
@@ -5920,7 +5920,7 @@
       <w:pPr>
         <w:pStyle w:val="Ttulo1"/>
       </w:pPr>
-      <w:bookmarkStart w:id="32" w:name="_Toc238122813"/>
+      <w:bookmarkStart w:id="32" w:name="_Toc238330600"/>
       <w:r>
         <w:t>Appendix A. Provenance and revision</w:t>
       </w:r>
@@ -5940,9 +5940,9 @@
     <w:p>
       <w:pPr>
         <w:pStyle w:val="Ttulo1"/>
-        <w:spacing w:before="200"/>
-      </w:pPr>
-      <w:bookmarkStart w:id="33" w:name="_Toc238122814"/>
+        <w:spacing w:before="280"/>
+      </w:pPr>
+      <w:bookmarkStart w:id="33" w:name="_Toc238330601"/>
       <w:r>
         <w:t>A.1 Watched source files</w:t>
       </w:r>
@@ -6653,9 +6653,9 @@
     <w:p>
       <w:pPr>
         <w:pStyle w:val="Ttulo1"/>
-        <w:spacing w:before="200"/>
-      </w:pPr>
-      <w:bookmarkStart w:id="34" w:name="_Toc238122815"/>
+        <w:spacing w:before="280"/>
+      </w:pPr>
+      <w:bookmarkStart w:id="34" w:name="_Toc238330602"/>
       <w:r>
         <w:t>A.2 Revision history</w:t>
       </w:r>
@@ -6826,7 +6826,7 @@
       <w:pPr>
         <w:pStyle w:val="Ttulo1"/>
       </w:pPr>
-      <w:bookmarkStart w:id="35" w:name="_Toc238122816"/>
+      <w:bookmarkStart w:id="35" w:name="_Toc238330603"/>
       <w:r>
         <w:t>Illustrations</w:t>
       </w:r>
@@ -6866,7 +6866,7 @@
       <w:pPr>
         <w:pStyle w:val="Ttulo1"/>
       </w:pPr>
-      <w:bookmarkStart w:id="36" w:name="_Toc238122817"/>
+      <w:bookmarkStart w:id="36" w:name="_Toc238330604"/>
       <w:r>
         <w:lastRenderedPageBreak/>
         <w:t>Equations</w:t>
@@ -6972,7 +6972,7 @@
         <w:noProof/>
       </w:rPr>
       <w:drawing>
-        <wp:inline distT="0" distB="0" distL="0" distR="0" wp14:anchorId="2053CD4A" wp14:editId="49F76500">
+        <wp:inline distT="0" distB="0" distL="0" distR="0" wp14:anchorId="4D0F9239" wp14:editId="696980E7">
           <wp:extent cx="576000" cy="459360"/>
           <wp:effectExtent l="0" t="0" r="0" b="0"/>
           <wp:docPr id="1" name="ARGOS framework mark" descr="ARGOS framework mark"/>
@@ -7382,10 +7382,10 @@
         <w:noProof/>
       </w:rPr>
       <w:drawing>
-        <wp:inline distT="0" distB="0" distL="0" distR="0" wp14:anchorId="32EA9807" wp14:editId="6CD71503">
+        <wp:inline distT="0" distB="0" distL="0" distR="0" wp14:anchorId="0F8302DA" wp14:editId="30110C02">
           <wp:extent cx="1512000" cy="1205820"/>
           <wp:effectExtent l="0" t="0" r="0" b="0"/>
-          <wp:docPr id="2062336041" name="ARGOS framework mark" descr="ARGOS framework mark"/>
+          <wp:docPr id="645480108" name="ARGOS framework mark" descr="ARGOS framework mark"/>
           <wp:cNvGraphicFramePr>
             <a:graphicFrameLocks xmlns:a="http://schemas.openxmlformats.org/drawingml/2006/main" noChangeAspect="1"/>
           </wp:cNvGraphicFramePr>
@@ -10358,19 +10358,19 @@
   <w:num w:numId="26" w16cid:durableId="846600881">
     <w:abstractNumId w:val="20"/>
   </w:num>
-  <w:num w:numId="27" w16cid:durableId="1607157246">
+  <w:num w:numId="27" w16cid:durableId="1239704389">
     <w:abstractNumId w:val="0"/>
   </w:num>
-  <w:num w:numId="28" w16cid:durableId="1677001728">
+  <w:num w:numId="28" w16cid:durableId="155924799">
     <w:abstractNumId w:val="0"/>
   </w:num>
-  <w:num w:numId="29" w16cid:durableId="1453862092">
+  <w:num w:numId="29" w16cid:durableId="1238132045">
     <w:abstractNumId w:val="6"/>
   </w:num>
-  <w:num w:numId="30" w16cid:durableId="376591190">
+  <w:num w:numId="30" w16cid:durableId="1641837442">
     <w:abstractNumId w:val="0"/>
   </w:num>
-  <w:num w:numId="31" w16cid:durableId="1878396288">
+  <w:num w:numId="31" w16cid:durableId="687100297">
     <w:abstractNumId w:val="0"/>
   </w:num>
 </w:numbering>

--- a/docs/VIC20Data/VIC20_DEBUG_File_Format.docx
+++ b/docs/VIC20Data/VIC20_DEBUG_File_Format.docx
@@ -1,6 +1,6 @@
 
 <file path=word/document.xml><?xml version="1.0" encoding="utf-8"?>
-<w:document xmlns:wpc="http://schemas.microsoft.com/office/word/2010/wordprocessingCanvas" xmlns:cx="http://schemas.microsoft.com/office/drawing/2014/chartex" xmlns:cx1="http://schemas.microsoft.com/office/drawing/2015/9/8/chartex" xmlns:cx2="http://schemas.microsoft.com/office/drawing/2015/10/21/chartex" xmlns:cx3="http://schemas.microsoft.com/office/drawing/2016/5/9/chartex" xmlns:cx4="http://schemas.microsoft.com/office/drawing/2016/5/10/chartex" xmlns:cx5="http://schemas.microsoft.com/office/drawing/2016/5/11/chartex" xmlns:cx6="http://schemas.microsoft.com/office/drawing/2016/5/12/chartex" xmlns:cx7="http://schemas.microsoft.com/office/drawing/2016/5/13/chartex" xmlns:cx8="http://schemas.microsoft.com/office/drawing/2016/5/14/chartex" xmlns:mc="http://schemas.openxmlformats.org/markup-compatibility/2006" xmlns:aink="http://schemas.microsoft.com/office/drawing/2016/ink" xmlns:am3d="http://schemas.microsoft.com/office/drawing/2017/model3d" xmlns:o="urn:schemas-microsoft-com:office:office" xmlns:oel="http://schemas.microsoft.com/office/2019/extlst" xmlns:r="http://schemas.openxmlformats.org/officeDocument/2006/relationships" xmlns:m="http://schemas.openxmlformats.org/officeDocument/2006/math" xmlns:v="urn:schemas-microsoft-com:vml" xmlns:wp14="http://schemas.microsoft.com/office/word/2010/wordprocessingDrawing" xmlns:wp="http://schemas.openxmlformats.org/drawingml/2006/wordprocessingDrawing" xmlns:w10="urn:schemas-microsoft-com:office:word" xmlns:w="http://schemas.openxmlformats.org/wordprocessingml/2006/main" xmlns:w14="http://schemas.microsoft.com/office/word/2010/wordml" xmlns:w15="http://schemas.microsoft.com/office/word/2012/wordml" xmlns:w16cei="http://schemas.microsoft.com/office/word/2026/wordml/cei" xmlns:w16cex="http://schemas.microsoft.com/office/word/2018/wordml/cex" xmlns:w16cid="http://schemas.microsoft.com/office/word/2016/wordml/cid" xmlns:w16="http://schemas.microsoft.com/office/word/2018/wordml" xmlns:w16du="http://schemas.microsoft.com/office/word/2023/wordml/word16du" xmlns:w16sdtdh="http://schemas.microsoft.com/office/word/2020/wordml/sdtdatahash" xmlns:w16sdtfl="http://schemas.microsoft.com/office/word/2024/wordml/sdtformatlock" xmlns:w16se="http://schemas.microsoft.com/office/word/2015/wordml/symex" xmlns:wpg="http://schemas.microsoft.com/office/word/2010/wordprocessingGroup" xmlns:wpi="http://schemas.microsoft.com/office/word/2010/wordprocessingInk" xmlns:wne="http://schemas.microsoft.com/office/word/2006/wordml" xmlns:wps="http://schemas.microsoft.com/office/word/2010/wordprocessingShape" mc:Ignorable="w14 w15 w16se w16cid w16 w16cex w16sdtdh w16sdtfl w16du wp14">
+<w:document xmlns:wpc="http://schemas.microsoft.com/office/word/2010/wordprocessingCanvas" xmlns:cx="http://schemas.microsoft.com/office/drawing/2014/chartex" xmlns:cx1="http://schemas.microsoft.com/office/drawing/2015/9/8/chartex" xmlns:cx2="http://schemas.microsoft.com/office/drawing/2015/10/21/chartex" xmlns:cx3="http://schemas.microsoft.com/office/drawing/2016/5/9/chartex" xmlns:cx4="http://schemas.microsoft.com/office/drawing/2016/5/10/chartex" xmlns:cx5="http://schemas.microsoft.com/office/drawing/2016/5/11/chartex" xmlns:cx6="http://schemas.microsoft.com/office/drawing/2016/5/12/chartex" xmlns:cx7="http://schemas.microsoft.com/office/drawing/2016/5/13/chartex" xmlns:cx8="http://schemas.microsoft.com/office/drawing/2016/5/14/chartex" xmlns:mc="http://schemas.openxmlformats.org/markup-compatibility/2006" xmlns:aink="http://schemas.microsoft.com/office/drawing/2016/ink" xmlns:am3d="http://schemas.microsoft.com/office/drawing/2017/model3d" xmlns:o="urn:schemas-microsoft-com:office:office" xmlns:oel="http://schemas.microsoft.com/office/2019/extlst" xmlns:r="http://schemas.openxmlformats.org/officeDocument/2006/relationships" xmlns:m="http://schemas.openxmlformats.org/officeDocument/2006/math" xmlns:v="urn:schemas-microsoft-com:vml" xmlns:wp14="http://schemas.microsoft.com/office/word/2010/wordprocessingDrawing" xmlns:wp="http://schemas.openxmlformats.org/drawingml/2006/wordprocessingDrawing" xmlns:w10="urn:schemas-microsoft-com:office:word" xmlns:w="http://schemas.openxmlformats.org/wordprocessingml/2006/main" xmlns:w14="http://schemas.microsoft.com/office/word/2010/wordml" xmlns:w15="http://schemas.microsoft.com/office/word/2012/wordml" xmlns:w16cex="http://schemas.microsoft.com/office/word/2018/wordml/cex" xmlns:w16cid="http://schemas.microsoft.com/office/word/2016/wordml/cid" xmlns:w16="http://schemas.microsoft.com/office/word/2018/wordml" xmlns:w16du="http://schemas.microsoft.com/office/word/2023/wordml/word16du" xmlns:w16sdtdh="http://schemas.microsoft.com/office/word/2020/wordml/sdtdatahash" xmlns:w16sdtfl="http://schemas.microsoft.com/office/word/2024/wordml/sdtformatlock" xmlns:w16se="http://schemas.microsoft.com/office/word/2015/wordml/symex" xmlns:wpg="http://schemas.microsoft.com/office/word/2010/wordprocessingGroup" xmlns:wpi="http://schemas.microsoft.com/office/word/2010/wordprocessingInk" xmlns:wne="http://schemas.microsoft.com/office/word/2006/wordml" xmlns:wps="http://schemas.microsoft.com/office/word/2010/wordprocessingShape" mc:Ignorable="w14 w15 w16se w16cid w16 w16cex w16sdtdh w16sdtfl w16du wp14">
   <w:body>
     <w:sdt>
       <w:sdtPr>
@@ -561,7 +561,7 @@
       <w:pPr>
         <w:pStyle w:val="Ttulo1"/>
       </w:pPr>
-      <w:bookmarkStart w:id="0" w:name="_Toc238330568"/>
+      <w:bookmarkStart w:id="0" w:name="_Toc238462407"/>
       <w:r>
         <w:lastRenderedPageBreak/>
         <w:t>Contents</w:t>
@@ -596,7 +596,7 @@
       <w:r>
         <w:fldChar w:fldCharType="separate"/>
       </w:r>
-      <w:hyperlink w:anchor="_Toc238330568" w:history="1">
+      <w:hyperlink w:anchor="_Toc238462407" w:history="1">
         <w:r>
           <w:rPr>
             <w:rStyle w:val="Hipervnculo"/>
@@ -623,7 +623,7 @@
             <w:noProof/>
             <w:webHidden/>
           </w:rPr>
-          <w:instrText xml:space="preserve"> PAGEREF _Toc238330568 \h </w:instrText>
+          <w:instrText xml:space="preserve"> PAGEREF _Toc238462407 \h </w:instrText>
         </w:r>
         <w:r>
           <w:rPr>
@@ -674,7 +674,7 @@
           <w14:ligatures w14:val="standardContextual"/>
         </w:rPr>
       </w:pPr>
-      <w:hyperlink w:anchor="_Toc238330569" w:history="1">
+      <w:hyperlink w:anchor="_Toc238462408" w:history="1">
         <w:r>
           <w:rPr>
             <w:rStyle w:val="Hipervnculo"/>
@@ -701,7 +701,7 @@
             <w:noProof/>
             <w:webHidden/>
           </w:rPr>
-          <w:instrText xml:space="preserve"> PAGEREF _Toc238330569 \h </w:instrText>
+          <w:instrText xml:space="preserve"> PAGEREF _Toc238462408 \h </w:instrText>
         </w:r>
         <w:r>
           <w:rPr>
@@ -752,7 +752,7 @@
           <w14:ligatures w14:val="standardContextual"/>
         </w:rPr>
       </w:pPr>
-      <w:hyperlink w:anchor="_Toc238330570" w:history="1">
+      <w:hyperlink w:anchor="_Toc238462409" w:history="1">
         <w:r>
           <w:rPr>
             <w:rStyle w:val="Hipervnculo"/>
@@ -779,7 +779,7 @@
             <w:noProof/>
             <w:webHidden/>
           </w:rPr>
-          <w:instrText xml:space="preserve"> PAGEREF _Toc238330570 \h </w:instrText>
+          <w:instrText xml:space="preserve"> PAGEREF _Toc238462409 \h </w:instrText>
         </w:r>
         <w:r>
           <w:rPr>
@@ -829,7 +829,7 @@
           <w14:ligatures w14:val="standardContextual"/>
         </w:rPr>
       </w:pPr>
-      <w:hyperlink w:anchor="_Toc238330571" w:history="1">
+      <w:hyperlink w:anchor="_Toc238462410" w:history="1">
         <w:r>
           <w:rPr>
             <w:rStyle w:val="Hipervnculo"/>
@@ -856,7 +856,7 @@
             <w:noProof/>
             <w:webHidden/>
           </w:rPr>
-          <w:instrText xml:space="preserve"> PAGEREF _Toc238330571 \h </w:instrText>
+          <w:instrText xml:space="preserve"> PAGEREF _Toc238462410 \h </w:instrText>
         </w:r>
         <w:r>
           <w:rPr>
@@ -907,7 +907,7 @@
           <w14:ligatures w14:val="standardContextual"/>
         </w:rPr>
       </w:pPr>
-      <w:hyperlink w:anchor="_Toc238330572" w:history="1">
+      <w:hyperlink w:anchor="_Toc238462411" w:history="1">
         <w:r>
           <w:rPr>
             <w:rStyle w:val="Hipervnculo"/>
@@ -934,7 +934,7 @@
             <w:noProof/>
             <w:webHidden/>
           </w:rPr>
-          <w:instrText xml:space="preserve"> PAGEREF _Toc238330572 \h </w:instrText>
+          <w:instrText xml:space="preserve"> PAGEREF _Toc238462411 \h </w:instrText>
         </w:r>
         <w:r>
           <w:rPr>
@@ -984,7 +984,7 @@
           <w14:ligatures w14:val="standardContextual"/>
         </w:rPr>
       </w:pPr>
-      <w:hyperlink w:anchor="_Toc238330573" w:history="1">
+      <w:hyperlink w:anchor="_Toc238462412" w:history="1">
         <w:r>
           <w:rPr>
             <w:rStyle w:val="Hipervnculo"/>
@@ -1011,7 +1011,7 @@
             <w:noProof/>
             <w:webHidden/>
           </w:rPr>
-          <w:instrText xml:space="preserve"> PAGEREF _Toc238330573 \h </w:instrText>
+          <w:instrText xml:space="preserve"> PAGEREF _Toc238462412 \h </w:instrText>
         </w:r>
         <w:r>
           <w:rPr>
@@ -1061,7 +1061,7 @@
           <w14:ligatures w14:val="standardContextual"/>
         </w:rPr>
       </w:pPr>
-      <w:hyperlink w:anchor="_Toc238330574" w:history="1">
+      <w:hyperlink w:anchor="_Toc238462413" w:history="1">
         <w:r>
           <w:rPr>
             <w:rStyle w:val="Hipervnculo"/>
@@ -1088,7 +1088,7 @@
             <w:noProof/>
             <w:webHidden/>
           </w:rPr>
-          <w:instrText xml:space="preserve"> PAGEREF _Toc238330574 \h </w:instrText>
+          <w:instrText xml:space="preserve"> PAGEREF _Toc238462413 \h </w:instrText>
         </w:r>
         <w:r>
           <w:rPr>
@@ -1139,7 +1139,7 @@
           <w14:ligatures w14:val="standardContextual"/>
         </w:rPr>
       </w:pPr>
-      <w:hyperlink w:anchor="_Toc238330575" w:history="1">
+      <w:hyperlink w:anchor="_Toc238462414" w:history="1">
         <w:r>
           <w:rPr>
             <w:rStyle w:val="Hipervnculo"/>
@@ -1166,7 +1166,7 @@
             <w:noProof/>
             <w:webHidden/>
           </w:rPr>
-          <w:instrText xml:space="preserve"> PAGEREF _Toc238330575 \h </w:instrText>
+          <w:instrText xml:space="preserve"> PAGEREF _Toc238462414 \h </w:instrText>
         </w:r>
         <w:r>
           <w:rPr>
@@ -1216,7 +1216,7 @@
           <w14:ligatures w14:val="standardContextual"/>
         </w:rPr>
       </w:pPr>
-      <w:hyperlink w:anchor="_Toc238330576" w:history="1">
+      <w:hyperlink w:anchor="_Toc238462415" w:history="1">
         <w:r>
           <w:rPr>
             <w:rStyle w:val="Hipervnculo"/>
@@ -1243,7 +1243,7 @@
             <w:noProof/>
             <w:webHidden/>
           </w:rPr>
-          <w:instrText xml:space="preserve"> PAGEREF _Toc238330576 \h </w:instrText>
+          <w:instrText xml:space="preserve"> PAGEREF _Toc238462415 \h </w:instrText>
         </w:r>
         <w:r>
           <w:rPr>
@@ -1293,7 +1293,7 @@
           <w14:ligatures w14:val="standardContextual"/>
         </w:rPr>
       </w:pPr>
-      <w:hyperlink w:anchor="_Toc238330577" w:history="1">
+      <w:hyperlink w:anchor="_Toc238462416" w:history="1">
         <w:r>
           <w:rPr>
             <w:rStyle w:val="Hipervnculo"/>
@@ -1320,7 +1320,7 @@
             <w:noProof/>
             <w:webHidden/>
           </w:rPr>
-          <w:instrText xml:space="preserve"> PAGEREF _Toc238330577 \h </w:instrText>
+          <w:instrText xml:space="preserve"> PAGEREF _Toc238462416 \h </w:instrText>
         </w:r>
         <w:r>
           <w:rPr>
@@ -1371,7 +1371,7 @@
           <w14:ligatures w14:val="standardContextual"/>
         </w:rPr>
       </w:pPr>
-      <w:hyperlink w:anchor="_Toc238330578" w:history="1">
+      <w:hyperlink w:anchor="_Toc238462417" w:history="1">
         <w:r>
           <w:rPr>
             <w:rStyle w:val="Hipervnculo"/>
@@ -1398,7 +1398,7 @@
             <w:noProof/>
             <w:webHidden/>
           </w:rPr>
-          <w:instrText xml:space="preserve"> PAGEREF _Toc238330578 \h </w:instrText>
+          <w:instrText xml:space="preserve"> PAGEREF _Toc238462417 \h </w:instrText>
         </w:r>
         <w:r>
           <w:rPr>
@@ -1448,7 +1448,7 @@
           <w14:ligatures w14:val="standardContextual"/>
         </w:rPr>
       </w:pPr>
-      <w:hyperlink w:anchor="_Toc238330579" w:history="1">
+      <w:hyperlink w:anchor="_Toc238462418" w:history="1">
         <w:r>
           <w:rPr>
             <w:rStyle w:val="Hipervnculo"/>
@@ -1475,7 +1475,7 @@
             <w:noProof/>
             <w:webHidden/>
           </w:rPr>
-          <w:instrText xml:space="preserve"> PAGEREF _Toc238330579 \h </w:instrText>
+          <w:instrText xml:space="preserve"> PAGEREF _Toc238462418 \h </w:instrText>
         </w:r>
         <w:r>
           <w:rPr>
@@ -1525,7 +1525,7 @@
           <w14:ligatures w14:val="standardContextual"/>
         </w:rPr>
       </w:pPr>
-      <w:hyperlink w:anchor="_Toc238330580" w:history="1">
+      <w:hyperlink w:anchor="_Toc238462419" w:history="1">
         <w:r>
           <w:rPr>
             <w:rStyle w:val="Hipervnculo"/>
@@ -1552,7 +1552,7 @@
             <w:noProof/>
             <w:webHidden/>
           </w:rPr>
-          <w:instrText xml:space="preserve"> PAGEREF _Toc238330580 \h </w:instrText>
+          <w:instrText xml:space="preserve"> PAGEREF _Toc238462419 \h </w:instrText>
         </w:r>
         <w:r>
           <w:rPr>
@@ -1602,7 +1602,7 @@
           <w14:ligatures w14:val="standardContextual"/>
         </w:rPr>
       </w:pPr>
-      <w:hyperlink w:anchor="_Toc238330581" w:history="1">
+      <w:hyperlink w:anchor="_Toc238462420" w:history="1">
         <w:r>
           <w:rPr>
             <w:rStyle w:val="Hipervnculo"/>
@@ -1629,7 +1629,7 @@
             <w:noProof/>
             <w:webHidden/>
           </w:rPr>
-          <w:instrText xml:space="preserve"> PAGEREF _Toc238330581 \h </w:instrText>
+          <w:instrText xml:space="preserve"> PAGEREF _Toc238462420 \h </w:instrText>
         </w:r>
         <w:r>
           <w:rPr>
@@ -1679,7 +1679,7 @@
           <w14:ligatures w14:val="standardContextual"/>
         </w:rPr>
       </w:pPr>
-      <w:hyperlink w:anchor="_Toc238330582" w:history="1">
+      <w:hyperlink w:anchor="_Toc238462421" w:history="1">
         <w:r>
           <w:rPr>
             <w:rStyle w:val="Hipervnculo"/>
@@ -1706,7 +1706,7 @@
             <w:noProof/>
             <w:webHidden/>
           </w:rPr>
-          <w:instrText xml:space="preserve"> PAGEREF _Toc238330582 \h </w:instrText>
+          <w:instrText xml:space="preserve"> PAGEREF _Toc238462421 \h </w:instrText>
         </w:r>
         <w:r>
           <w:rPr>
@@ -1756,7 +1756,7 @@
           <w14:ligatures w14:val="standardContextual"/>
         </w:rPr>
       </w:pPr>
-      <w:hyperlink w:anchor="_Toc238330583" w:history="1">
+      <w:hyperlink w:anchor="_Toc238462422" w:history="1">
         <w:r>
           <w:rPr>
             <w:rStyle w:val="Hipervnculo"/>
@@ -1783,7 +1783,7 @@
             <w:noProof/>
             <w:webHidden/>
           </w:rPr>
-          <w:instrText xml:space="preserve"> PAGEREF _Toc238330583 \h </w:instrText>
+          <w:instrText xml:space="preserve"> PAGEREF _Toc238462422 \h </w:instrText>
         </w:r>
         <w:r>
           <w:rPr>
@@ -1833,7 +1833,7 @@
           <w14:ligatures w14:val="standardContextual"/>
         </w:rPr>
       </w:pPr>
-      <w:hyperlink w:anchor="_Toc238330584" w:history="1">
+      <w:hyperlink w:anchor="_Toc238462423" w:history="1">
         <w:r>
           <w:rPr>
             <w:rStyle w:val="Hipervnculo"/>
@@ -1860,7 +1860,7 @@
             <w:noProof/>
             <w:webHidden/>
           </w:rPr>
-          <w:instrText xml:space="preserve"> PAGEREF _Toc238330584 \h </w:instrText>
+          <w:instrText xml:space="preserve"> PAGEREF _Toc238462423 \h </w:instrText>
         </w:r>
         <w:r>
           <w:rPr>
@@ -1911,7 +1911,7 @@
           <w14:ligatures w14:val="standardContextual"/>
         </w:rPr>
       </w:pPr>
-      <w:hyperlink w:anchor="_Toc238330585" w:history="1">
+      <w:hyperlink w:anchor="_Toc238462424" w:history="1">
         <w:r>
           <w:rPr>
             <w:rStyle w:val="Hipervnculo"/>
@@ -1938,7 +1938,7 @@
             <w:noProof/>
             <w:webHidden/>
           </w:rPr>
-          <w:instrText xml:space="preserve"> PAGEREF _Toc238330585 \h </w:instrText>
+          <w:instrText xml:space="preserve"> PAGEREF _Toc238462424 \h </w:instrText>
         </w:r>
         <w:r>
           <w:rPr>
@@ -1988,7 +1988,7 @@
           <w14:ligatures w14:val="standardContextual"/>
         </w:rPr>
       </w:pPr>
-      <w:hyperlink w:anchor="_Toc238330586" w:history="1">
+      <w:hyperlink w:anchor="_Toc238462425" w:history="1">
         <w:r>
           <w:rPr>
             <w:rStyle w:val="Hipervnculo"/>
@@ -2015,7 +2015,7 @@
             <w:noProof/>
             <w:webHidden/>
           </w:rPr>
-          <w:instrText xml:space="preserve"> PAGEREF _Toc238330586 \h </w:instrText>
+          <w:instrText xml:space="preserve"> PAGEREF _Toc238462425 \h </w:instrText>
         </w:r>
         <w:r>
           <w:rPr>
@@ -2065,7 +2065,7 @@
           <w14:ligatures w14:val="standardContextual"/>
         </w:rPr>
       </w:pPr>
-      <w:hyperlink w:anchor="_Toc238330587" w:history="1">
+      <w:hyperlink w:anchor="_Toc238462426" w:history="1">
         <w:r>
           <w:rPr>
             <w:rStyle w:val="Hipervnculo"/>
@@ -2092,7 +2092,7 @@
             <w:noProof/>
             <w:webHidden/>
           </w:rPr>
-          <w:instrText xml:space="preserve"> PAGEREF _Toc238330587 \h </w:instrText>
+          <w:instrText xml:space="preserve"> PAGEREF _Toc238462426 \h </w:instrText>
         </w:r>
         <w:r>
           <w:rPr>
@@ -2140,7 +2140,7 @@
           <w14:ligatures w14:val="standardContextual"/>
         </w:rPr>
       </w:pPr>
-      <w:hyperlink w:anchor="_Toc238330588" w:history="1">
+      <w:hyperlink w:anchor="_Toc238462427" w:history="1">
         <w:r>
           <w:rPr>
             <w:rStyle w:val="Hipervnculo"/>
@@ -2167,7 +2167,7 @@
             <w:noProof/>
             <w:webHidden/>
           </w:rPr>
-          <w:instrText xml:space="preserve"> PAGEREF _Toc238330588 \h </w:instrText>
+          <w:instrText xml:space="preserve"> PAGEREF _Toc238462427 \h </w:instrText>
         </w:r>
         <w:r>
           <w:rPr>
@@ -2215,7 +2215,7 @@
           <w14:ligatures w14:val="standardContextual"/>
         </w:rPr>
       </w:pPr>
-      <w:hyperlink w:anchor="_Toc238330589" w:history="1">
+      <w:hyperlink w:anchor="_Toc238462428" w:history="1">
         <w:r>
           <w:rPr>
             <w:rStyle w:val="Hipervnculo"/>
@@ -2242,7 +2242,7 @@
             <w:noProof/>
             <w:webHidden/>
           </w:rPr>
-          <w:instrText xml:space="preserve"> PAGEREF _Toc238330589 \h </w:instrText>
+          <w:instrText xml:space="preserve"> PAGEREF _Toc238462428 \h </w:instrText>
         </w:r>
         <w:r>
           <w:rPr>
@@ -2290,7 +2290,7 @@
           <w14:ligatures w14:val="standardContextual"/>
         </w:rPr>
       </w:pPr>
-      <w:hyperlink w:anchor="_Toc238330590" w:history="1">
+      <w:hyperlink w:anchor="_Toc238462429" w:history="1">
         <w:r>
           <w:rPr>
             <w:rStyle w:val="Hipervnculo"/>
@@ -2317,7 +2317,7 @@
             <w:noProof/>
             <w:webHidden/>
           </w:rPr>
-          <w:instrText xml:space="preserve"> PAGEREF _Toc238330590 \h </w:instrText>
+          <w:instrText xml:space="preserve"> PAGEREF _Toc238462429 \h </w:instrText>
         </w:r>
         <w:r>
           <w:rPr>
@@ -2365,7 +2365,7 @@
           <w14:ligatures w14:val="standardContextual"/>
         </w:rPr>
       </w:pPr>
-      <w:hyperlink w:anchor="_Toc238330591" w:history="1">
+      <w:hyperlink w:anchor="_Toc238462430" w:history="1">
         <w:r>
           <w:rPr>
             <w:rStyle w:val="Hipervnculo"/>
@@ -2392,7 +2392,7 @@
             <w:noProof/>
             <w:webHidden/>
           </w:rPr>
-          <w:instrText xml:space="preserve"> PAGEREF _Toc238330591 \h </w:instrText>
+          <w:instrText xml:space="preserve"> PAGEREF _Toc238462430 \h </w:instrText>
         </w:r>
         <w:r>
           <w:rPr>
@@ -2440,7 +2440,7 @@
           <w14:ligatures w14:val="standardContextual"/>
         </w:rPr>
       </w:pPr>
-      <w:hyperlink w:anchor="_Toc238330592" w:history="1">
+      <w:hyperlink w:anchor="_Toc238462431" w:history="1">
         <w:r>
           <w:rPr>
             <w:rStyle w:val="Hipervnculo"/>
@@ -2467,7 +2467,7 @@
             <w:noProof/>
             <w:webHidden/>
           </w:rPr>
-          <w:instrText xml:space="preserve"> PAGEREF _Toc238330592 \h </w:instrText>
+          <w:instrText xml:space="preserve"> PAGEREF _Toc238462431 \h </w:instrText>
         </w:r>
         <w:r>
           <w:rPr>
@@ -2518,7 +2518,7 @@
           <w14:ligatures w14:val="standardContextual"/>
         </w:rPr>
       </w:pPr>
-      <w:hyperlink w:anchor="_Toc238330593" w:history="1">
+      <w:hyperlink w:anchor="_Toc238462432" w:history="1">
         <w:r>
           <w:rPr>
             <w:rStyle w:val="Hipervnculo"/>
@@ -2545,7 +2545,7 @@
             <w:noProof/>
             <w:webHidden/>
           </w:rPr>
-          <w:instrText xml:space="preserve"> PAGEREF _Toc238330593 \h </w:instrText>
+          <w:instrText xml:space="preserve"> PAGEREF _Toc238462432 \h </w:instrText>
         </w:r>
         <w:r>
           <w:rPr>
@@ -2595,7 +2595,7 @@
           <w14:ligatures w14:val="standardContextual"/>
         </w:rPr>
       </w:pPr>
-      <w:hyperlink w:anchor="_Toc238330594" w:history="1">
+      <w:hyperlink w:anchor="_Toc238462433" w:history="1">
         <w:r>
           <w:rPr>
             <w:rStyle w:val="Hipervnculo"/>
@@ -2622,7 +2622,7 @@
             <w:noProof/>
             <w:webHidden/>
           </w:rPr>
-          <w:instrText xml:space="preserve"> PAGEREF _Toc238330594 \h </w:instrText>
+          <w:instrText xml:space="preserve"> PAGEREF _Toc238462433 \h </w:instrText>
         </w:r>
         <w:r>
           <w:rPr>
@@ -2672,7 +2672,7 @@
           <w14:ligatures w14:val="standardContextual"/>
         </w:rPr>
       </w:pPr>
-      <w:hyperlink w:anchor="_Toc238330595" w:history="1">
+      <w:hyperlink w:anchor="_Toc238462434" w:history="1">
         <w:r>
           <w:rPr>
             <w:rStyle w:val="Hipervnculo"/>
@@ -2699,7 +2699,7 @@
             <w:noProof/>
             <w:webHidden/>
           </w:rPr>
-          <w:instrText xml:space="preserve"> PAGEREF _Toc238330595 \h </w:instrText>
+          <w:instrText xml:space="preserve"> PAGEREF _Toc238462434 \h </w:instrText>
         </w:r>
         <w:r>
           <w:rPr>
@@ -2750,7 +2750,7 @@
           <w14:ligatures w14:val="standardContextual"/>
         </w:rPr>
       </w:pPr>
-      <w:hyperlink w:anchor="_Toc238330596" w:history="1">
+      <w:hyperlink w:anchor="_Toc238462435" w:history="1">
         <w:r>
           <w:rPr>
             <w:rStyle w:val="Hipervnculo"/>
@@ -2777,7 +2777,7 @@
             <w:noProof/>
             <w:webHidden/>
           </w:rPr>
-          <w:instrText xml:space="preserve"> PAGEREF _Toc238330596 \h </w:instrText>
+          <w:instrText xml:space="preserve"> PAGEREF _Toc238462435 \h </w:instrText>
         </w:r>
         <w:r>
           <w:rPr>
@@ -2827,7 +2827,7 @@
           <w14:ligatures w14:val="standardContextual"/>
         </w:rPr>
       </w:pPr>
-      <w:hyperlink w:anchor="_Toc238330597" w:history="1">
+      <w:hyperlink w:anchor="_Toc238462436" w:history="1">
         <w:r>
           <w:rPr>
             <w:rStyle w:val="Hipervnculo"/>
@@ -2854,7 +2854,7 @@
             <w:noProof/>
             <w:webHidden/>
           </w:rPr>
-          <w:instrText xml:space="preserve"> PAGEREF _Toc238330597 \h </w:instrText>
+          <w:instrText xml:space="preserve"> PAGEREF _Toc238462436 \h </w:instrText>
         </w:r>
         <w:r>
           <w:rPr>
@@ -2904,7 +2904,7 @@
           <w14:ligatures w14:val="standardContextual"/>
         </w:rPr>
       </w:pPr>
-      <w:hyperlink w:anchor="_Toc238330598" w:history="1">
+      <w:hyperlink w:anchor="_Toc238462437" w:history="1">
         <w:r>
           <w:rPr>
             <w:rStyle w:val="Hipervnculo"/>
@@ -2931,7 +2931,7 @@
             <w:noProof/>
             <w:webHidden/>
           </w:rPr>
-          <w:instrText xml:space="preserve"> PAGEREF _Toc238330598 \h </w:instrText>
+          <w:instrText xml:space="preserve"> PAGEREF _Toc238462437 \h </w:instrText>
         </w:r>
         <w:r>
           <w:rPr>
@@ -2982,7 +2982,7 @@
           <w14:ligatures w14:val="standardContextual"/>
         </w:rPr>
       </w:pPr>
-      <w:hyperlink w:anchor="_Toc238330599" w:history="1">
+      <w:hyperlink w:anchor="_Toc238462438" w:history="1">
         <w:r>
           <w:rPr>
             <w:rStyle w:val="Hipervnculo"/>
@@ -3009,7 +3009,7 @@
             <w:noProof/>
             <w:webHidden/>
           </w:rPr>
-          <w:instrText xml:space="preserve"> PAGEREF _Toc238330599 \h </w:instrText>
+          <w:instrText xml:space="preserve"> PAGEREF _Toc238462438 \h </w:instrText>
         </w:r>
         <w:r>
           <w:rPr>
@@ -3059,7 +3059,7 @@
           <w14:ligatures w14:val="standardContextual"/>
         </w:rPr>
       </w:pPr>
-      <w:hyperlink w:anchor="_Toc238330600" w:history="1">
+      <w:hyperlink w:anchor="_Toc238462439" w:history="1">
         <w:r>
           <w:rPr>
             <w:rStyle w:val="Hipervnculo"/>
@@ -3086,7 +3086,7 @@
             <w:noProof/>
             <w:webHidden/>
           </w:rPr>
-          <w:instrText xml:space="preserve"> PAGEREF _Toc238330600 \h </w:instrText>
+          <w:instrText xml:space="preserve"> PAGEREF _Toc238462439 \h </w:instrText>
         </w:r>
         <w:r>
           <w:rPr>
@@ -3136,7 +3136,7 @@
           <w14:ligatures w14:val="standardContextual"/>
         </w:rPr>
       </w:pPr>
-      <w:hyperlink w:anchor="_Toc238330601" w:history="1">
+      <w:hyperlink w:anchor="_Toc238462440" w:history="1">
         <w:r>
           <w:rPr>
             <w:rStyle w:val="Hipervnculo"/>
@@ -3163,7 +3163,7 @@
             <w:noProof/>
             <w:webHidden/>
           </w:rPr>
-          <w:instrText xml:space="preserve"> PAGEREF _Toc238330601 \h </w:instrText>
+          <w:instrText xml:space="preserve"> PAGEREF _Toc238462440 \h </w:instrText>
         </w:r>
         <w:r>
           <w:rPr>
@@ -3213,7 +3213,7 @@
           <w14:ligatures w14:val="standardContextual"/>
         </w:rPr>
       </w:pPr>
-      <w:hyperlink w:anchor="_Toc238330602" w:history="1">
+      <w:hyperlink w:anchor="_Toc238462441" w:history="1">
         <w:r>
           <w:rPr>
             <w:rStyle w:val="Hipervnculo"/>
@@ -3240,7 +3240,7 @@
             <w:noProof/>
             <w:webHidden/>
           </w:rPr>
-          <w:instrText xml:space="preserve"> PAGEREF _Toc238330602 \h </w:instrText>
+          <w:instrText xml:space="preserve"> PAGEREF _Toc238462441 \h </w:instrText>
         </w:r>
         <w:r>
           <w:rPr>
@@ -3290,7 +3290,7 @@
           <w14:ligatures w14:val="standardContextual"/>
         </w:rPr>
       </w:pPr>
-      <w:hyperlink w:anchor="_Toc238330603" w:history="1">
+      <w:hyperlink w:anchor="_Toc238462442" w:history="1">
         <w:r>
           <w:rPr>
             <w:rStyle w:val="Hipervnculo"/>
@@ -3317,7 +3317,7 @@
             <w:noProof/>
             <w:webHidden/>
           </w:rPr>
-          <w:instrText xml:space="preserve"> PAGEREF _Toc238330603 \h </w:instrText>
+          <w:instrText xml:space="preserve"> PAGEREF _Toc238462442 \h </w:instrText>
         </w:r>
         <w:r>
           <w:rPr>
@@ -3367,7 +3367,7 @@
           <w14:ligatures w14:val="standardContextual"/>
         </w:rPr>
       </w:pPr>
-      <w:hyperlink w:anchor="_Toc238330604" w:history="1">
+      <w:hyperlink w:anchor="_Toc238462443" w:history="1">
         <w:r>
           <w:rPr>
             <w:rStyle w:val="Hipervnculo"/>
@@ -3394,7 +3394,7 @@
             <w:noProof/>
             <w:webHidden/>
           </w:rPr>
-          <w:instrText xml:space="preserve"> PAGEREF _Toc238330604 \h </w:instrText>
+          <w:instrText xml:space="preserve"> PAGEREF _Toc238462443 \h </w:instrText>
         </w:r>
         <w:r>
           <w:rPr>
@@ -3439,7 +3439,7 @@
       <w:pPr>
         <w:pStyle w:val="Ttulo"/>
       </w:pPr>
-      <w:bookmarkStart w:id="1" w:name="_Toc238330569"/>
+      <w:bookmarkStart w:id="1" w:name="_Toc238462408"/>
       <w:r>
         <w:lastRenderedPageBreak/>
         <w:t>Foreword</w:t>
@@ -3455,7 +3455,7 @@
       <w:pPr>
         <w:pStyle w:val="Ttulo"/>
       </w:pPr>
-      <w:bookmarkStart w:id="2" w:name="_Toc238330570"/>
+      <w:bookmarkStart w:id="2" w:name="_Toc238462409"/>
       <w:r>
         <w:lastRenderedPageBreak/>
         <w:t>1. Purpose, scope, and models</w:t>
@@ -3472,7 +3472,7 @@
         <w:pStyle w:val="Ttulo1"/>
         <w:spacing w:before="280"/>
       </w:pPr>
-      <w:bookmarkStart w:id="3" w:name="_Toc238330571"/>
+      <w:bookmarkStart w:id="3" w:name="_Toc238462410"/>
       <w:r>
         <w:t>1.1 Scope of this guide</w:t>
       </w:r>
@@ -3497,7 +3497,7 @@
       <w:pPr>
         <w:pStyle w:val="Ttulo"/>
       </w:pPr>
-      <w:bookmarkStart w:id="4" w:name="_Toc238330572"/>
+      <w:bookmarkStart w:id="4" w:name="_Toc238462411"/>
       <w:r>
         <w:lastRenderedPageBreak/>
         <w:t>2. Activation and producer selection</w:t>
@@ -3509,7 +3509,7 @@
         <w:pStyle w:val="Ttulo1"/>
         <w:spacing w:before="280"/>
       </w:pPr>
-      <w:bookmarkStart w:id="5" w:name="_Toc238330573"/>
+      <w:bookmarkStart w:id="5" w:name="_Toc238462412"/>
       <w:r>
         <w:t>2.1 Console command</w:t>
       </w:r>
@@ -3967,7 +3967,7 @@
         <w:pStyle w:val="Ttulo1"/>
         <w:spacing w:before="280"/>
       </w:pPr>
-      <w:bookmarkStart w:id="6" w:name="_Toc238330574"/>
+      <w:bookmarkStart w:id="6" w:name="_Toc238462413"/>
       <w:r>
         <w:t>2.2 Conditions and special paths</w:t>
       </w:r>
@@ -4025,7 +4025,7 @@
       <w:pPr>
         <w:pStyle w:val="Ttulo"/>
       </w:pPr>
-      <w:bookmarkStart w:id="7" w:name="_Toc238330575"/>
+      <w:bookmarkStart w:id="7" w:name="_Toc238462414"/>
       <w:r>
         <w:lastRenderedPageBreak/>
         <w:t>3. Common file structure</w:t>
@@ -4037,7 +4037,7 @@
         <w:pStyle w:val="Ttulo1"/>
         <w:spacing w:before="280"/>
       </w:pPr>
-      <w:bookmarkStart w:id="8" w:name="_Toc238330576"/>
+      <w:bookmarkStart w:id="8" w:name="_Toc238462415"/>
       <w:r>
         <w:t>3.1 Physical hierarchy</w:t>
       </w:r>
@@ -4358,7 +4358,7 @@
         <w:pStyle w:val="Ttulo1"/>
         <w:spacing w:before="280"/>
       </w:pPr>
-      <w:bookmarkStart w:id="9" w:name="_Toc238330577"/>
+      <w:bookmarkStart w:id="9" w:name="_Toc238462416"/>
       <w:r>
         <w:t>3.2 Timing rules</w:t>
       </w:r>
@@ -4440,7 +4440,7 @@
       <w:pPr>
         <w:pStyle w:val="Ttulo"/>
       </w:pPr>
-      <w:bookmarkStart w:id="10" w:name="_Toc238330578"/>
+      <w:bookmarkStart w:id="10" w:name="_Toc238462417"/>
       <w:r>
         <w:lastRenderedPageBreak/>
         <w:t>4. Common framework records</w:t>
@@ -4452,7 +4452,7 @@
         <w:pStyle w:val="Ttulo1"/>
         <w:spacing w:before="280"/>
       </w:pPr>
-      <w:bookmarkStart w:id="11" w:name="_Toc238330579"/>
+      <w:bookmarkStart w:id="11" w:name="_Toc238462418"/>
       <w:r>
         <w:t>CPU — Info Cycle</w:t>
       </w:r>
@@ -4518,7 +4518,7 @@
         <w:pStyle w:val="Ttulo1"/>
         <w:spacing w:before="280"/>
       </w:pPr>
-      <w:bookmarkStart w:id="12" w:name="_Toc238330580"/>
+      <w:bookmarkStart w:id="12" w:name="_Toc238462419"/>
       <w:r>
         <w:t>CPU — Transaction about to execute</w:t>
       </w:r>
@@ -4584,7 +4584,7 @@
         <w:pStyle w:val="Ttulo1"/>
         <w:spacing w:before="280"/>
       </w:pPr>
-      <w:bookmarkStart w:id="13" w:name="_Toc238330581"/>
+      <w:bookmarkStart w:id="13" w:name="_Toc238462420"/>
       <w:r>
         <w:t>CPU — Executed instruction</w:t>
       </w:r>
@@ -4650,7 +4650,7 @@
         <w:pStyle w:val="Ttulo1"/>
         <w:spacing w:before="280"/>
       </w:pPr>
-      <w:bookmarkStart w:id="14" w:name="_Toc238330582"/>
+      <w:bookmarkStart w:id="14" w:name="_Toc238462421"/>
       <w:r>
         <w:t>CPU — Stop</w:t>
       </w:r>
@@ -4717,7 +4717,7 @@
         <w:pStyle w:val="Ttulo1"/>
         <w:spacing w:before="280"/>
       </w:pPr>
-      <w:bookmarkStart w:id="15" w:name="_Toc238330583"/>
+      <w:bookmarkStart w:id="15" w:name="_Toc238462422"/>
       <w:r>
         <w:t>CPU — Interrupts</w:t>
       </w:r>
@@ -4783,7 +4783,7 @@
         <w:pStyle w:val="Ttulo1"/>
         <w:spacing w:before="280"/>
       </w:pPr>
-      <w:bookmarkStart w:id="16" w:name="_Toc238330584"/>
+      <w:bookmarkStart w:id="16" w:name="_Toc238462423"/>
       <w:r>
         <w:t>Memory — Applied Set</w:t>
       </w:r>
@@ -4848,7 +4848,7 @@
       <w:pPr>
         <w:pStyle w:val="Ttulo"/>
       </w:pPr>
-      <w:bookmarkStart w:id="17" w:name="_Toc238330585"/>
+      <w:bookmarkStart w:id="17" w:name="_Toc238462424"/>
       <w:r>
         <w:lastRenderedPageBreak/>
         <w:t>5. Machine-specific components</w:t>
@@ -4860,7 +4860,7 @@
         <w:pStyle w:val="Ttulo1"/>
         <w:spacing w:before="280"/>
       </w:pPr>
-      <w:bookmarkStart w:id="18" w:name="_Toc238330586"/>
+      <w:bookmarkStart w:id="18" w:name="_Toc238462425"/>
       <w:r>
         <w:t>5.1 Selectable inventory</w:t>
       </w:r>
@@ -5322,7 +5322,7 @@
         <w:pStyle w:val="Ttulo1"/>
         <w:spacing w:before="280"/>
       </w:pPr>
-      <w:bookmarkStart w:id="19" w:name="_Toc238330587"/>
+      <w:bookmarkStart w:id="19" w:name="_Toc238462426"/>
       <w:r>
         <w:t>5.2 Record catalog</w:t>
       </w:r>
@@ -5332,7 +5332,7 @@
       <w:pPr>
         <w:pStyle w:val="Ttulo2"/>
       </w:pPr>
-      <w:bookmarkStart w:id="20" w:name="_Toc238330588"/>
+      <w:bookmarkStart w:id="20" w:name="_Toc238462427"/>
       <w:r>
         <w:t>VICI — Info Cycle</w:t>
       </w:r>
@@ -5386,7 +5386,7 @@
       <w:pPr>
         <w:pStyle w:val="Ttulo2"/>
       </w:pPr>
-      <w:bookmarkStart w:id="21" w:name="_Toc238330589"/>
+      <w:bookmarkStart w:id="21" w:name="_Toc238462428"/>
       <w:r>
         <w:t>VICI — CPU transaction projection</w:t>
       </w:r>
@@ -5440,7 +5440,7 @@
       <w:pPr>
         <w:pStyle w:val="Ttulo2"/>
       </w:pPr>
-      <w:bookmarkStart w:id="22" w:name="_Toc238330590"/>
+      <w:bookmarkStart w:id="22" w:name="_Toc238462429"/>
       <w:r>
         <w:t>VICI Sound — Info Cycle</w:t>
       </w:r>
@@ -5494,7 +5494,7 @@
       <w:pPr>
         <w:pStyle w:val="Ttulo2"/>
       </w:pPr>
-      <w:bookmarkStart w:id="23" w:name="_Toc238330591"/>
+      <w:bookmarkStart w:id="23" w:name="_Toc238462430"/>
       <w:r>
         <w:lastRenderedPageBreak/>
         <w:t>VIA1/VIA2 — Info Cycle</w:t>
@@ -5549,7 +5549,7 @@
       <w:pPr>
         <w:pStyle w:val="Ttulo2"/>
       </w:pPr>
-      <w:bookmarkStart w:id="24" w:name="_Toc238330592"/>
+      <w:bookmarkStart w:id="24" w:name="_Toc238462431"/>
       <w:r>
         <w:t>Datasette/SerialIO</w:t>
       </w:r>
@@ -5603,7 +5603,7 @@
       <w:pPr>
         <w:pStyle w:val="Ttulo"/>
       </w:pPr>
-      <w:bookmarkStart w:id="25" w:name="_Toc238330593"/>
+      <w:bookmarkStart w:id="25" w:name="_Toc238462432"/>
       <w:r>
         <w:lastRenderedPageBreak/>
         <w:t>6. Interpretation method</w:t>
@@ -5615,7 +5615,7 @@
         <w:pStyle w:val="Ttulo1"/>
         <w:spacing w:before="280"/>
       </w:pPr>
-      <w:bookmarkStart w:id="26" w:name="_Toc238330594"/>
+      <w:bookmarkStart w:id="26" w:name="_Toc238462433"/>
       <w:r>
         <w:t>6.1 Recommended procedure</w:t>
       </w:r>
@@ -5698,7 +5698,7 @@
         <w:pStyle w:val="Ttulo1"/>
         <w:spacing w:before="280"/>
       </w:pPr>
-      <w:bookmarkStart w:id="27" w:name="_Toc238330595"/>
+      <w:bookmarkStart w:id="27" w:name="_Toc238462434"/>
       <w:r>
         <w:t>6.2 Annotated example</w:t>
       </w:r>
@@ -5792,7 +5792,7 @@
       <w:pPr>
         <w:pStyle w:val="Ttulo"/>
       </w:pPr>
-      <w:bookmarkStart w:id="28" w:name="_Toc238330596"/>
+      <w:bookmarkStart w:id="28" w:name="_Toc238462435"/>
       <w:r>
         <w:lastRenderedPageBreak/>
         <w:t>7. Limitations and maintenance</w:t>
@@ -5804,7 +5804,7 @@
         <w:pStyle w:val="Ttulo1"/>
         <w:spacing w:before="280"/>
       </w:pPr>
-      <w:bookmarkStart w:id="29" w:name="_Toc238330597"/>
+      <w:bookmarkStart w:id="29" w:name="_Toc238462436"/>
       <w:r>
         <w:t>7.1 Specific limitations</w:t>
       </w:r>
@@ -5851,7 +5851,7 @@
         <w:pStyle w:val="Ttulo1"/>
         <w:spacing w:before="280"/>
       </w:pPr>
-      <w:bookmarkStart w:id="30" w:name="_Toc238330598"/>
+      <w:bookmarkStart w:id="30" w:name="_Toc238462437"/>
       <w:r>
         <w:t>7.2 Maintenance contract</w:t>
       </w:r>
@@ -5909,7 +5909,7 @@
       <w:pPr>
         <w:pStyle w:val="Ttulo"/>
       </w:pPr>
-      <w:bookmarkStart w:id="31" w:name="_Toc238330599"/>
+      <w:bookmarkStart w:id="31" w:name="_Toc238462438"/>
       <w:r>
         <w:lastRenderedPageBreak/>
         <w:t>Appendices</w:t>
@@ -5920,7 +5920,7 @@
       <w:pPr>
         <w:pStyle w:val="Ttulo1"/>
       </w:pPr>
-      <w:bookmarkStart w:id="32" w:name="_Toc238330600"/>
+      <w:bookmarkStart w:id="32" w:name="_Toc238462439"/>
       <w:r>
         <w:t>Appendix A. Provenance and revision</w:t>
       </w:r>
@@ -5942,7 +5942,7 @@
         <w:pStyle w:val="Ttulo1"/>
         <w:spacing w:before="280"/>
       </w:pPr>
-      <w:bookmarkStart w:id="33" w:name="_Toc238330601"/>
+      <w:bookmarkStart w:id="33" w:name="_Toc238462440"/>
       <w:r>
         <w:t>A.1 Watched source files</w:t>
       </w:r>
@@ -6655,7 +6655,7 @@
         <w:pStyle w:val="Ttulo1"/>
         <w:spacing w:before="280"/>
       </w:pPr>
-      <w:bookmarkStart w:id="34" w:name="_Toc238330602"/>
+      <w:bookmarkStart w:id="34" w:name="_Toc238462441"/>
       <w:r>
         <w:t>A.2 Revision history</w:t>
       </w:r>
@@ -6826,7 +6826,7 @@
       <w:pPr>
         <w:pStyle w:val="Ttulo1"/>
       </w:pPr>
-      <w:bookmarkStart w:id="35" w:name="_Toc238330603"/>
+      <w:bookmarkStart w:id="35" w:name="_Toc238462442"/>
       <w:r>
         <w:t>Illustrations</w:t>
       </w:r>
@@ -6866,7 +6866,7 @@
       <w:pPr>
         <w:pStyle w:val="Ttulo1"/>
       </w:pPr>
-      <w:bookmarkStart w:id="36" w:name="_Toc238330604"/>
+      <w:bookmarkStart w:id="36" w:name="_Toc238462443"/>
       <w:r>
         <w:lastRenderedPageBreak/>
         <w:t>Equations</w:t>
@@ -6917,7 +6917,7 @@
 </file>
 
 <file path=word/endnotes.xml><?xml version="1.0" encoding="utf-8"?>
-<w:endnotes xmlns:wpc="http://schemas.microsoft.com/office/word/2010/wordprocessingCanvas" xmlns:cx="http://schemas.microsoft.com/office/drawing/2014/chartex" xmlns:cx1="http://schemas.microsoft.com/office/drawing/2015/9/8/chartex" xmlns:cx2="http://schemas.microsoft.com/office/drawing/2015/10/21/chartex" xmlns:cx3="http://schemas.microsoft.com/office/drawing/2016/5/9/chartex" xmlns:cx4="http://schemas.microsoft.com/office/drawing/2016/5/10/chartex" xmlns:cx5="http://schemas.microsoft.com/office/drawing/2016/5/11/chartex" xmlns:cx6="http://schemas.microsoft.com/office/drawing/2016/5/12/chartex" xmlns:cx7="http://schemas.microsoft.com/office/drawing/2016/5/13/chartex" xmlns:cx8="http://schemas.microsoft.com/office/drawing/2016/5/14/chartex" xmlns:mc="http://schemas.openxmlformats.org/markup-compatibility/2006" xmlns:aink="http://schemas.microsoft.com/office/drawing/2016/ink" xmlns:am3d="http://schemas.microsoft.com/office/drawing/2017/model3d" xmlns:o="urn:schemas-microsoft-com:office:office" xmlns:oel="http://schemas.microsoft.com/office/2019/extlst" xmlns:r="http://schemas.openxmlformats.org/officeDocument/2006/relationships" xmlns:m="http://schemas.openxmlformats.org/officeDocument/2006/math" xmlns:v="urn:schemas-microsoft-com:vml" xmlns:wp14="http://schemas.microsoft.com/office/word/2010/wordprocessingDrawing" xmlns:wp="http://schemas.openxmlformats.org/drawingml/2006/wordprocessingDrawing" xmlns:w10="urn:schemas-microsoft-com:office:word" xmlns:w="http://schemas.openxmlformats.org/wordprocessingml/2006/main" xmlns:w14="http://schemas.microsoft.com/office/word/2010/wordml" xmlns:w15="http://schemas.microsoft.com/office/word/2012/wordml" xmlns:w16cei="http://schemas.microsoft.com/office/word/2026/wordml/cei" xmlns:w16cex="http://schemas.microsoft.com/office/word/2018/wordml/cex" xmlns:w16cid="http://schemas.microsoft.com/office/word/2016/wordml/cid" xmlns:w16="http://schemas.microsoft.com/office/word/2018/wordml" xmlns:w16du="http://schemas.microsoft.com/office/word/2023/wordml/word16du" xmlns:w16sdtdh="http://schemas.microsoft.com/office/word/2020/wordml/sdtdatahash" xmlns:w16sdtfl="http://schemas.microsoft.com/office/word/2024/wordml/sdtformatlock" xmlns:w16se="http://schemas.microsoft.com/office/word/2015/wordml/symex" xmlns:wpg="http://schemas.microsoft.com/office/word/2010/wordprocessingGroup" xmlns:wpi="http://schemas.microsoft.com/office/word/2010/wordprocessingInk" xmlns:wne="http://schemas.microsoft.com/office/word/2006/wordml" xmlns:wps="http://schemas.microsoft.com/office/word/2010/wordprocessingShape" mc:Ignorable="w14 w15 w16se w16cid w16 w16cex w16sdtdh w16sdtfl w16du wp14">
+<w:endnotes xmlns:wpc="http://schemas.microsoft.com/office/word/2010/wordprocessingCanvas" xmlns:cx="http://schemas.microsoft.com/office/drawing/2014/chartex" xmlns:cx1="http://schemas.microsoft.com/office/drawing/2015/9/8/chartex" xmlns:cx2="http://schemas.microsoft.com/office/drawing/2015/10/21/chartex" xmlns:cx3="http://schemas.microsoft.com/office/drawing/2016/5/9/chartex" xmlns:cx4="http://schemas.microsoft.com/office/drawing/2016/5/10/chartex" xmlns:cx5="http://schemas.microsoft.com/office/drawing/2016/5/11/chartex" xmlns:cx6="http://schemas.microsoft.com/office/drawing/2016/5/12/chartex" xmlns:cx7="http://schemas.microsoft.com/office/drawing/2016/5/13/chartex" xmlns:cx8="http://schemas.microsoft.com/office/drawing/2016/5/14/chartex" xmlns:mc="http://schemas.openxmlformats.org/markup-compatibility/2006" xmlns:aink="http://schemas.microsoft.com/office/drawing/2016/ink" xmlns:am3d="http://schemas.microsoft.com/office/drawing/2017/model3d" xmlns:o="urn:schemas-microsoft-com:office:office" xmlns:oel="http://schemas.microsoft.com/office/2019/extlst" xmlns:r="http://schemas.openxmlformats.org/officeDocument/2006/relationships" xmlns:m="http://schemas.openxmlformats.org/officeDocument/2006/math" xmlns:v="urn:schemas-microsoft-com:vml" xmlns:wp14="http://schemas.microsoft.com/office/word/2010/wordprocessingDrawing" xmlns:wp="http://schemas.openxmlformats.org/drawingml/2006/wordprocessingDrawing" xmlns:w10="urn:schemas-microsoft-com:office:word" xmlns:w="http://schemas.openxmlformats.org/wordprocessingml/2006/main" xmlns:w14="http://schemas.microsoft.com/office/word/2010/wordml" xmlns:w15="http://schemas.microsoft.com/office/word/2012/wordml" xmlns:w16cex="http://schemas.microsoft.com/office/word/2018/wordml/cex" xmlns:w16cid="http://schemas.microsoft.com/office/word/2016/wordml/cid" xmlns:w16="http://schemas.microsoft.com/office/word/2018/wordml" xmlns:w16du="http://schemas.microsoft.com/office/word/2023/wordml/word16du" xmlns:w16sdtdh="http://schemas.microsoft.com/office/word/2020/wordml/sdtdatahash" xmlns:w16sdtfl="http://schemas.microsoft.com/office/word/2024/wordml/sdtformatlock" xmlns:w16se="http://schemas.microsoft.com/office/word/2015/wordml/symex" xmlns:wpg="http://schemas.microsoft.com/office/word/2010/wordprocessingGroup" xmlns:wpi="http://schemas.microsoft.com/office/word/2010/wordprocessingInk" xmlns:wne="http://schemas.microsoft.com/office/word/2006/wordml" xmlns:wps="http://schemas.microsoft.com/office/word/2010/wordprocessingShape" mc:Ignorable="w14 w15 w16se w16cid w16 w16cex w16sdtdh w16sdtfl w16du wp14">
   <w:endnote w:type="separator" w:id="-1">
     <w:p>
       <w:pPr>
@@ -6942,7 +6942,7 @@
 </file>
 
 <file path=word/footer1.xml><?xml version="1.0" encoding="utf-8"?>
-<w:ftr xmlns:wpc="http://schemas.microsoft.com/office/word/2010/wordprocessingCanvas" xmlns:cx="http://schemas.microsoft.com/office/drawing/2014/chartex" xmlns:cx1="http://schemas.microsoft.com/office/drawing/2015/9/8/chartex" xmlns:cx2="http://schemas.microsoft.com/office/drawing/2015/10/21/chartex" xmlns:cx3="http://schemas.microsoft.com/office/drawing/2016/5/9/chartex" xmlns:cx4="http://schemas.microsoft.com/office/drawing/2016/5/10/chartex" xmlns:cx5="http://schemas.microsoft.com/office/drawing/2016/5/11/chartex" xmlns:cx6="http://schemas.microsoft.com/office/drawing/2016/5/12/chartex" xmlns:cx7="http://schemas.microsoft.com/office/drawing/2016/5/13/chartex" xmlns:cx8="http://schemas.microsoft.com/office/drawing/2016/5/14/chartex" xmlns:mc="http://schemas.openxmlformats.org/markup-compatibility/2006" xmlns:aink="http://schemas.microsoft.com/office/drawing/2016/ink" xmlns:am3d="http://schemas.microsoft.com/office/drawing/2017/model3d" xmlns:o="urn:schemas-microsoft-com:office:office" xmlns:oel="http://schemas.microsoft.com/office/2019/extlst" xmlns:r="http://schemas.openxmlformats.org/officeDocument/2006/relationships" xmlns:m="http://schemas.openxmlformats.org/officeDocument/2006/math" xmlns:v="urn:schemas-microsoft-com:vml" xmlns:wp14="http://schemas.microsoft.com/office/word/2010/wordprocessingDrawing" xmlns:wp="http://schemas.openxmlformats.org/drawingml/2006/wordprocessingDrawing" xmlns:w10="urn:schemas-microsoft-com:office:word" xmlns:w="http://schemas.openxmlformats.org/wordprocessingml/2006/main" xmlns:w14="http://schemas.microsoft.com/office/word/2010/wordml" xmlns:w15="http://schemas.microsoft.com/office/word/2012/wordml" xmlns:w16cei="http://schemas.microsoft.com/office/word/2026/wordml/cei" xmlns:w16cex="http://schemas.microsoft.com/office/word/2018/wordml/cex" xmlns:w16cid="http://schemas.microsoft.com/office/word/2016/wordml/cid" xmlns:w16="http://schemas.microsoft.com/office/word/2018/wordml" xmlns:w16du="http://schemas.microsoft.com/office/word/2023/wordml/word16du" xmlns:w16sdtdh="http://schemas.microsoft.com/office/word/2020/wordml/sdtdatahash" xmlns:w16sdtfl="http://schemas.microsoft.com/office/word/2024/wordml/sdtformatlock" xmlns:w16se="http://schemas.microsoft.com/office/word/2015/wordml/symex" xmlns:wpg="http://schemas.microsoft.com/office/word/2010/wordprocessingGroup" xmlns:wpi="http://schemas.microsoft.com/office/word/2010/wordprocessingInk" xmlns:wne="http://schemas.microsoft.com/office/word/2006/wordml" xmlns:wps="http://schemas.microsoft.com/office/word/2010/wordprocessingShape" mc:Ignorable="w14 w15 w16se w16cid w16 w16cex w16sdtdh w16sdtfl w16du wp14">
+<w:ftr xmlns:wpc="http://schemas.microsoft.com/office/word/2010/wordprocessingCanvas" xmlns:cx="http://schemas.microsoft.com/office/drawing/2014/chartex" xmlns:cx1="http://schemas.microsoft.com/office/drawing/2015/9/8/chartex" xmlns:cx2="http://schemas.microsoft.com/office/drawing/2015/10/21/chartex" xmlns:cx3="http://schemas.microsoft.com/office/drawing/2016/5/9/chartex" xmlns:cx4="http://schemas.microsoft.com/office/drawing/2016/5/10/chartex" xmlns:cx5="http://schemas.microsoft.com/office/drawing/2016/5/11/chartex" xmlns:cx6="http://schemas.microsoft.com/office/drawing/2016/5/12/chartex" xmlns:cx7="http://schemas.microsoft.com/office/drawing/2016/5/13/chartex" xmlns:cx8="http://schemas.microsoft.com/office/drawing/2016/5/14/chartex" xmlns:mc="http://schemas.openxmlformats.org/markup-compatibility/2006" xmlns:aink="http://schemas.microsoft.com/office/drawing/2016/ink" xmlns:am3d="http://schemas.microsoft.com/office/drawing/2017/model3d" xmlns:o="urn:schemas-microsoft-com:office:office" xmlns:oel="http://schemas.microsoft.com/office/2019/extlst" xmlns:r="http://schemas.openxmlformats.org/officeDocument/2006/relationships" xmlns:m="http://schemas.openxmlformats.org/officeDocument/2006/math" xmlns:v="urn:schemas-microsoft-com:vml" xmlns:wp14="http://schemas.microsoft.com/office/word/2010/wordprocessingDrawing" xmlns:wp="http://schemas.openxmlformats.org/drawingml/2006/wordprocessingDrawing" xmlns:w10="urn:schemas-microsoft-com:office:word" xmlns:w="http://schemas.openxmlformats.org/wordprocessingml/2006/main" xmlns:w14="http://schemas.microsoft.com/office/word/2010/wordml" xmlns:w15="http://schemas.microsoft.com/office/word/2012/wordml" xmlns:w16cex="http://schemas.microsoft.com/office/word/2018/wordml/cex" xmlns:w16cid="http://schemas.microsoft.com/office/word/2016/wordml/cid" xmlns:w16="http://schemas.microsoft.com/office/word/2018/wordml" xmlns:w16du="http://schemas.microsoft.com/office/word/2023/wordml/word16du" xmlns:w16sdtdh="http://schemas.microsoft.com/office/word/2020/wordml/sdtdatahash" xmlns:w16sdtfl="http://schemas.microsoft.com/office/word/2024/wordml/sdtformatlock" xmlns:w16se="http://schemas.microsoft.com/office/word/2015/wordml/symex" xmlns:wpg="http://schemas.microsoft.com/office/word/2010/wordprocessingGroup" xmlns:wpi="http://schemas.microsoft.com/office/word/2010/wordprocessingInk" xmlns:wne="http://schemas.microsoft.com/office/word/2006/wordml" xmlns:wps="http://schemas.microsoft.com/office/word/2010/wordprocessingShape" mc:Ignorable="w14 w15 w16se w16cid w16 w16cex w16sdtdh w16sdtfl w16du wp14">
   <w:p>
     <w:pPr>
       <w:pStyle w:val="Piedepgina"/>
@@ -6952,7 +6952,7 @@
 </file>
 
 <file path=word/footer2.xml><?xml version="1.0" encoding="utf-8"?>
-<w:ftr xmlns:wpc="http://schemas.microsoft.com/office/word/2010/wordprocessingCanvas" xmlns:cx="http://schemas.microsoft.com/office/drawing/2014/chartex" xmlns:cx1="http://schemas.microsoft.com/office/drawing/2015/9/8/chartex" xmlns:cx2="http://schemas.microsoft.com/office/drawing/2015/10/21/chartex" xmlns:cx3="http://schemas.microsoft.com/office/drawing/2016/5/9/chartex" xmlns:cx4="http://schemas.microsoft.com/office/drawing/2016/5/10/chartex" xmlns:cx5="http://schemas.microsoft.com/office/drawing/2016/5/11/chartex" xmlns:cx6="http://schemas.microsoft.com/office/drawing/2016/5/12/chartex" xmlns:cx7="http://schemas.microsoft.com/office/drawing/2016/5/13/chartex" xmlns:cx8="http://schemas.microsoft.com/office/drawing/2016/5/14/chartex" xmlns:mc="http://schemas.openxmlformats.org/markup-compatibility/2006" xmlns:aink="http://schemas.microsoft.com/office/drawing/2016/ink" xmlns:am3d="http://schemas.microsoft.com/office/drawing/2017/model3d" xmlns:o="urn:schemas-microsoft-com:office:office" xmlns:oel="http://schemas.microsoft.com/office/2019/extlst" xmlns:r="http://schemas.openxmlformats.org/officeDocument/2006/relationships" xmlns:m="http://schemas.openxmlformats.org/officeDocument/2006/math" xmlns:v="urn:schemas-microsoft-com:vml" xmlns:wp14="http://schemas.microsoft.com/office/word/2010/wordprocessingDrawing" xmlns:wp="http://schemas.openxmlformats.org/drawingml/2006/wordprocessingDrawing" xmlns:w10="urn:schemas-microsoft-com:office:word" xmlns:w="http://schemas.openxmlformats.org/wordprocessingml/2006/main" xmlns:w14="http://schemas.microsoft.com/office/word/2010/wordml" xmlns:w15="http://schemas.microsoft.com/office/word/2012/wordml" xmlns:w16cei="http://schemas.microsoft.com/office/word/2026/wordml/cei" xmlns:w16cex="http://schemas.microsoft.com/office/word/2018/wordml/cex" xmlns:w16cid="http://schemas.microsoft.com/office/word/2016/wordml/cid" xmlns:w16="http://schemas.microsoft.com/office/word/2018/wordml" xmlns:w16du="http://schemas.microsoft.com/office/word/2023/wordml/word16du" xmlns:w16sdtdh="http://schemas.microsoft.com/office/word/2020/wordml/sdtdatahash" xmlns:w16sdtfl="http://schemas.microsoft.com/office/word/2024/wordml/sdtformatlock" xmlns:w16se="http://schemas.microsoft.com/office/word/2015/wordml/symex" xmlns:wpg="http://schemas.microsoft.com/office/word/2010/wordprocessingGroup" xmlns:wpi="http://schemas.microsoft.com/office/word/2010/wordprocessingInk" xmlns:wne="http://schemas.microsoft.com/office/word/2006/wordml" xmlns:wps="http://schemas.microsoft.com/office/word/2010/wordprocessingShape" mc:Ignorable="w14 w15 w16se w16cid w16 w16cex w16sdtdh w16sdtfl w16du wp14">
+<w:ftr xmlns:wpc="http://schemas.microsoft.com/office/word/2010/wordprocessingCanvas" xmlns:cx="http://schemas.microsoft.com/office/drawing/2014/chartex" xmlns:cx1="http://schemas.microsoft.com/office/drawing/2015/9/8/chartex" xmlns:cx2="http://schemas.microsoft.com/office/drawing/2015/10/21/chartex" xmlns:cx3="http://schemas.microsoft.com/office/drawing/2016/5/9/chartex" xmlns:cx4="http://schemas.microsoft.com/office/drawing/2016/5/10/chartex" xmlns:cx5="http://schemas.microsoft.com/office/drawing/2016/5/11/chartex" xmlns:cx6="http://schemas.microsoft.com/office/drawing/2016/5/12/chartex" xmlns:cx7="http://schemas.microsoft.com/office/drawing/2016/5/13/chartex" xmlns:cx8="http://schemas.microsoft.com/office/drawing/2016/5/14/chartex" xmlns:mc="http://schemas.openxmlformats.org/markup-compatibility/2006" xmlns:aink="http://schemas.microsoft.com/office/drawing/2016/ink" xmlns:am3d="http://schemas.microsoft.com/office/drawing/2017/model3d" xmlns:o="urn:schemas-microsoft-com:office:office" xmlns:oel="http://schemas.microsoft.com/office/2019/extlst" xmlns:r="http://schemas.openxmlformats.org/officeDocument/2006/relationships" xmlns:m="http://schemas.openxmlformats.org/officeDocument/2006/math" xmlns:v="urn:schemas-microsoft-com:vml" xmlns:wp14="http://schemas.microsoft.com/office/word/2010/wordprocessingDrawing" xmlns:wp="http://schemas.openxmlformats.org/drawingml/2006/wordprocessingDrawing" xmlns:w10="urn:schemas-microsoft-com:office:word" xmlns:w="http://schemas.openxmlformats.org/wordprocessingml/2006/main" xmlns:w14="http://schemas.microsoft.com/office/word/2010/wordml" xmlns:w15="http://schemas.microsoft.com/office/word/2012/wordml" xmlns:w16cex="http://schemas.microsoft.com/office/word/2018/wordml/cex" xmlns:w16cid="http://schemas.microsoft.com/office/word/2016/wordml/cid" xmlns:w16="http://schemas.microsoft.com/office/word/2018/wordml" xmlns:w16du="http://schemas.microsoft.com/office/word/2023/wordml/word16du" xmlns:w16sdtdh="http://schemas.microsoft.com/office/word/2020/wordml/sdtdatahash" xmlns:w16sdtfl="http://schemas.microsoft.com/office/word/2024/wordml/sdtformatlock" xmlns:w16se="http://schemas.microsoft.com/office/word/2015/wordml/symex" xmlns:wpg="http://schemas.microsoft.com/office/word/2010/wordprocessingGroup" xmlns:wpi="http://schemas.microsoft.com/office/word/2010/wordprocessingInk" xmlns:wne="http://schemas.microsoft.com/office/word/2006/wordml" xmlns:wps="http://schemas.microsoft.com/office/word/2010/wordprocessingShape" mc:Ignorable="w14 w15 w16se w16cid w16 w16cex w16sdtdh w16sdtfl w16du wp14">
   <w:p>
     <w:pPr>
       <w:tabs>
@@ -6972,7 +6972,7 @@
         <w:noProof/>
       </w:rPr>
       <w:drawing>
-        <wp:inline distT="0" distB="0" distL="0" distR="0" wp14:anchorId="4D0F9239" wp14:editId="696980E7">
+        <wp:inline distT="0" distB="0" distL="0" distR="0" wp14:anchorId="4D79F150" wp14:editId="5A2B7027">
           <wp:extent cx="576000" cy="459360"/>
           <wp:effectExtent l="0" t="0" r="0" b="0"/>
           <wp:docPr id="1" name="ARGOS framework mark" descr="ARGOS framework mark"/>
@@ -7125,7 +7125,7 @@
 </file>
 
 <file path=word/footer3.xml><?xml version="1.0" encoding="utf-8"?>
-<w:ftr xmlns:wpc="http://schemas.microsoft.com/office/word/2010/wordprocessingCanvas" xmlns:cx="http://schemas.microsoft.com/office/drawing/2014/chartex" xmlns:cx1="http://schemas.microsoft.com/office/drawing/2015/9/8/chartex" xmlns:cx2="http://schemas.microsoft.com/office/drawing/2015/10/21/chartex" xmlns:cx3="http://schemas.microsoft.com/office/drawing/2016/5/9/chartex" xmlns:cx4="http://schemas.microsoft.com/office/drawing/2016/5/10/chartex" xmlns:cx5="http://schemas.microsoft.com/office/drawing/2016/5/11/chartex" xmlns:cx6="http://schemas.microsoft.com/office/drawing/2016/5/12/chartex" xmlns:cx7="http://schemas.microsoft.com/office/drawing/2016/5/13/chartex" xmlns:cx8="http://schemas.microsoft.com/office/drawing/2016/5/14/chartex" xmlns:mc="http://schemas.openxmlformats.org/markup-compatibility/2006" xmlns:aink="http://schemas.microsoft.com/office/drawing/2016/ink" xmlns:am3d="http://schemas.microsoft.com/office/drawing/2017/model3d" xmlns:o="urn:schemas-microsoft-com:office:office" xmlns:oel="http://schemas.microsoft.com/office/2019/extlst" xmlns:r="http://schemas.openxmlformats.org/officeDocument/2006/relationships" xmlns:m="http://schemas.openxmlformats.org/officeDocument/2006/math" xmlns:v="urn:schemas-microsoft-com:vml" xmlns:wp14="http://schemas.microsoft.com/office/word/2010/wordprocessingDrawing" xmlns:wp="http://schemas.openxmlformats.org/drawingml/2006/wordprocessingDrawing" xmlns:w10="urn:schemas-microsoft-com:office:word" xmlns:w="http://schemas.openxmlformats.org/wordprocessingml/2006/main" xmlns:w14="http://schemas.microsoft.com/office/word/2010/wordml" xmlns:w15="http://schemas.microsoft.com/office/word/2012/wordml" xmlns:w16cei="http://schemas.microsoft.com/office/word/2026/wordml/cei" xmlns:w16cex="http://schemas.microsoft.com/office/word/2018/wordml/cex" xmlns:w16cid="http://schemas.microsoft.com/office/word/2016/wordml/cid" xmlns:w16="http://schemas.microsoft.com/office/word/2018/wordml" xmlns:w16du="http://schemas.microsoft.com/office/word/2023/wordml/word16du" xmlns:w16sdtdh="http://schemas.microsoft.com/office/word/2020/wordml/sdtdatahash" xmlns:w16sdtfl="http://schemas.microsoft.com/office/word/2024/wordml/sdtformatlock" xmlns:w16se="http://schemas.microsoft.com/office/word/2015/wordml/symex" xmlns:wpg="http://schemas.microsoft.com/office/word/2010/wordprocessingGroup" xmlns:wpi="http://schemas.microsoft.com/office/word/2010/wordprocessingInk" xmlns:wne="http://schemas.microsoft.com/office/word/2006/wordml" xmlns:wps="http://schemas.microsoft.com/office/word/2010/wordprocessingShape" mc:Ignorable="w14 w15 w16se w16cid w16 w16cex w16sdtdh w16sdtfl w16du wp14">
+<w:ftr xmlns:wpc="http://schemas.microsoft.com/office/word/2010/wordprocessingCanvas" xmlns:cx="http://schemas.microsoft.com/office/drawing/2014/chartex" xmlns:cx1="http://schemas.microsoft.com/office/drawing/2015/9/8/chartex" xmlns:cx2="http://schemas.microsoft.com/office/drawing/2015/10/21/chartex" xmlns:cx3="http://schemas.microsoft.com/office/drawing/2016/5/9/chartex" xmlns:cx4="http://schemas.microsoft.com/office/drawing/2016/5/10/chartex" xmlns:cx5="http://schemas.microsoft.com/office/drawing/2016/5/11/chartex" xmlns:cx6="http://schemas.microsoft.com/office/drawing/2016/5/12/chartex" xmlns:cx7="http://schemas.microsoft.com/office/drawing/2016/5/13/chartex" xmlns:cx8="http://schemas.microsoft.com/office/drawing/2016/5/14/chartex" xmlns:mc="http://schemas.openxmlformats.org/markup-compatibility/2006" xmlns:aink="http://schemas.microsoft.com/office/drawing/2016/ink" xmlns:am3d="http://schemas.microsoft.com/office/drawing/2017/model3d" xmlns:o="urn:schemas-microsoft-com:office:office" xmlns:oel="http://schemas.microsoft.com/office/2019/extlst" xmlns:r="http://schemas.openxmlformats.org/officeDocument/2006/relationships" xmlns:m="http://schemas.openxmlformats.org/officeDocument/2006/math" xmlns:v="urn:schemas-microsoft-com:vml" xmlns:wp14="http://schemas.microsoft.com/office/word/2010/wordprocessingDrawing" xmlns:wp="http://schemas.openxmlformats.org/drawingml/2006/wordprocessingDrawing" xmlns:w10="urn:schemas-microsoft-com:office:word" xmlns:w="http://schemas.openxmlformats.org/wordprocessingml/2006/main" xmlns:w14="http://schemas.microsoft.com/office/word/2010/wordml" xmlns:w15="http://schemas.microsoft.com/office/word/2012/wordml" xmlns:w16cex="http://schemas.microsoft.com/office/word/2018/wordml/cex" xmlns:w16cid="http://schemas.microsoft.com/office/word/2016/wordml/cid" xmlns:w16="http://schemas.microsoft.com/office/word/2018/wordml" xmlns:w16du="http://schemas.microsoft.com/office/word/2023/wordml/word16du" xmlns:w16sdtdh="http://schemas.microsoft.com/office/word/2020/wordml/sdtdatahash" xmlns:w16sdtfl="http://schemas.microsoft.com/office/word/2024/wordml/sdtformatlock" xmlns:w16se="http://schemas.microsoft.com/office/word/2015/wordml/symex" xmlns:wpg="http://schemas.microsoft.com/office/word/2010/wordprocessingGroup" xmlns:wpi="http://schemas.microsoft.com/office/word/2010/wordprocessingInk" xmlns:wne="http://schemas.microsoft.com/office/word/2006/wordml" xmlns:wps="http://schemas.microsoft.com/office/word/2010/wordprocessingShape" mc:Ignorable="w14 w15 w16se w16cid w16 w16cex w16sdtdh w16sdtfl w16du wp14">
   <w:p>
     <w:pPr>
       <w:pStyle w:val="Piedepgina"/>
@@ -7135,7 +7135,7 @@
 </file>
 
 <file path=word/footnotes.xml><?xml version="1.0" encoding="utf-8"?>
-<w:footnotes xmlns:wpc="http://schemas.microsoft.com/office/word/2010/wordprocessingCanvas" xmlns:cx="http://schemas.microsoft.com/office/drawing/2014/chartex" xmlns:cx1="http://schemas.microsoft.com/office/drawing/2015/9/8/chartex" xmlns:cx2="http://schemas.microsoft.com/office/drawing/2015/10/21/chartex" xmlns:cx3="http://schemas.microsoft.com/office/drawing/2016/5/9/chartex" xmlns:cx4="http://schemas.microsoft.com/office/drawing/2016/5/10/chartex" xmlns:cx5="http://schemas.microsoft.com/office/drawing/2016/5/11/chartex" xmlns:cx6="http://schemas.microsoft.com/office/drawing/2016/5/12/chartex" xmlns:cx7="http://schemas.microsoft.com/office/drawing/2016/5/13/chartex" xmlns:cx8="http://schemas.microsoft.com/office/drawing/2016/5/14/chartex" xmlns:mc="http://schemas.openxmlformats.org/markup-compatibility/2006" xmlns:aink="http://schemas.microsoft.com/office/drawing/2016/ink" xmlns:am3d="http://schemas.microsoft.com/office/drawing/2017/model3d" xmlns:o="urn:schemas-microsoft-com:office:office" xmlns:oel="http://schemas.microsoft.com/office/2019/extlst" xmlns:r="http://schemas.openxmlformats.org/officeDocument/2006/relationships" xmlns:m="http://schemas.openxmlformats.org/officeDocument/2006/math" xmlns:v="urn:schemas-microsoft-com:vml" xmlns:wp14="http://schemas.microsoft.com/office/word/2010/wordprocessingDrawing" xmlns:wp="http://schemas.openxmlformats.org/drawingml/2006/wordprocessingDrawing" xmlns:w10="urn:schemas-microsoft-com:office:word" xmlns:w="http://schemas.openxmlformats.org/wordprocessingml/2006/main" xmlns:w14="http://schemas.microsoft.com/office/word/2010/wordml" xmlns:w15="http://schemas.microsoft.com/office/word/2012/wordml" xmlns:w16cei="http://schemas.microsoft.com/office/word/2026/wordml/cei" xmlns:w16cex="http://schemas.microsoft.com/office/word/2018/wordml/cex" xmlns:w16cid="http://schemas.microsoft.com/office/word/2016/wordml/cid" xmlns:w16="http://schemas.microsoft.com/office/word/2018/wordml" xmlns:w16du="http://schemas.microsoft.com/office/word/2023/wordml/word16du" xmlns:w16sdtdh="http://schemas.microsoft.com/office/word/2020/wordml/sdtdatahash" xmlns:w16sdtfl="http://schemas.microsoft.com/office/word/2024/wordml/sdtformatlock" xmlns:w16se="http://schemas.microsoft.com/office/word/2015/wordml/symex" xmlns:wpg="http://schemas.microsoft.com/office/word/2010/wordprocessingGroup" xmlns:wpi="http://schemas.microsoft.com/office/word/2010/wordprocessingInk" xmlns:wne="http://schemas.microsoft.com/office/word/2006/wordml" xmlns:wps="http://schemas.microsoft.com/office/word/2010/wordprocessingShape" mc:Ignorable="w14 w15 w16se w16cid w16 w16cex w16sdtdh w16sdtfl w16du wp14">
+<w:footnotes xmlns:wpc="http://schemas.microsoft.com/office/word/2010/wordprocessingCanvas" xmlns:cx="http://schemas.microsoft.com/office/drawing/2014/chartex" xmlns:cx1="http://schemas.microsoft.com/office/drawing/2015/9/8/chartex" xmlns:cx2="http://schemas.microsoft.com/office/drawing/2015/10/21/chartex" xmlns:cx3="http://schemas.microsoft.com/office/drawing/2016/5/9/chartex" xmlns:cx4="http://schemas.microsoft.com/office/drawing/2016/5/10/chartex" xmlns:cx5="http://schemas.microsoft.com/office/drawing/2016/5/11/chartex" xmlns:cx6="http://schemas.microsoft.com/office/drawing/2016/5/12/chartex" xmlns:cx7="http://schemas.microsoft.com/office/drawing/2016/5/13/chartex" xmlns:cx8="http://schemas.microsoft.com/office/drawing/2016/5/14/chartex" xmlns:mc="http://schemas.openxmlformats.org/markup-compatibility/2006" xmlns:aink="http://schemas.microsoft.com/office/drawing/2016/ink" xmlns:am3d="http://schemas.microsoft.com/office/drawing/2017/model3d" xmlns:o="urn:schemas-microsoft-com:office:office" xmlns:oel="http://schemas.microsoft.com/office/2019/extlst" xmlns:r="http://schemas.openxmlformats.org/officeDocument/2006/relationships" xmlns:m="http://schemas.openxmlformats.org/officeDocument/2006/math" xmlns:v="urn:schemas-microsoft-com:vml" xmlns:wp14="http://schemas.microsoft.com/office/word/2010/wordprocessingDrawing" xmlns:wp="http://schemas.openxmlformats.org/drawingml/2006/wordprocessingDrawing" xmlns:w10="urn:schemas-microsoft-com:office:word" xmlns:w="http://schemas.openxmlformats.org/wordprocessingml/2006/main" xmlns:w14="http://schemas.microsoft.com/office/word/2010/wordml" xmlns:w15="http://schemas.microsoft.com/office/word/2012/wordml" xmlns:w16cex="http://schemas.microsoft.com/office/word/2018/wordml/cex" xmlns:w16cid="http://schemas.microsoft.com/office/word/2016/wordml/cid" xmlns:w16="http://schemas.microsoft.com/office/word/2018/wordml" xmlns:w16du="http://schemas.microsoft.com/office/word/2023/wordml/word16du" xmlns:w16sdtdh="http://schemas.microsoft.com/office/word/2020/wordml/sdtdatahash" xmlns:w16sdtfl="http://schemas.microsoft.com/office/word/2024/wordml/sdtformatlock" xmlns:w16se="http://schemas.microsoft.com/office/word/2015/wordml/symex" xmlns:wpg="http://schemas.microsoft.com/office/word/2010/wordprocessingGroup" xmlns:wpi="http://schemas.microsoft.com/office/word/2010/wordprocessingInk" xmlns:wne="http://schemas.microsoft.com/office/word/2006/wordml" xmlns:wps="http://schemas.microsoft.com/office/word/2010/wordprocessingShape" mc:Ignorable="w14 w15 w16se w16cid w16 w16cex w16sdtdh w16sdtfl w16du wp14">
   <w:footnote w:type="separator" w:id="-1">
     <w:p>
       <w:pPr>
@@ -7160,7 +7160,7 @@
 </file>
 
 <file path=word/header1.xml><?xml version="1.0" encoding="utf-8"?>
-<w:hdr xmlns:wpc="http://schemas.microsoft.com/office/word/2010/wordprocessingCanvas" xmlns:cx="http://schemas.microsoft.com/office/drawing/2014/chartex" xmlns:cx1="http://schemas.microsoft.com/office/drawing/2015/9/8/chartex" xmlns:cx2="http://schemas.microsoft.com/office/drawing/2015/10/21/chartex" xmlns:cx3="http://schemas.microsoft.com/office/drawing/2016/5/9/chartex" xmlns:cx4="http://schemas.microsoft.com/office/drawing/2016/5/10/chartex" xmlns:cx5="http://schemas.microsoft.com/office/drawing/2016/5/11/chartex" xmlns:cx6="http://schemas.microsoft.com/office/drawing/2016/5/12/chartex" xmlns:cx7="http://schemas.microsoft.com/office/drawing/2016/5/13/chartex" xmlns:cx8="http://schemas.microsoft.com/office/drawing/2016/5/14/chartex" xmlns:mc="http://schemas.openxmlformats.org/markup-compatibility/2006" xmlns:aink="http://schemas.microsoft.com/office/drawing/2016/ink" xmlns:am3d="http://schemas.microsoft.com/office/drawing/2017/model3d" xmlns:o="urn:schemas-microsoft-com:office:office" xmlns:oel="http://schemas.microsoft.com/office/2019/extlst" xmlns:r="http://schemas.openxmlformats.org/officeDocument/2006/relationships" xmlns:m="http://schemas.openxmlformats.org/officeDocument/2006/math" xmlns:v="urn:schemas-microsoft-com:vml" xmlns:wp14="http://schemas.microsoft.com/office/word/2010/wordprocessingDrawing" xmlns:wp="http://schemas.openxmlformats.org/drawingml/2006/wordprocessingDrawing" xmlns:w10="urn:schemas-microsoft-com:office:word" xmlns:w="http://schemas.openxmlformats.org/wordprocessingml/2006/main" xmlns:w14="http://schemas.microsoft.com/office/word/2010/wordml" xmlns:w15="http://schemas.microsoft.com/office/word/2012/wordml" xmlns:w16cei="http://schemas.microsoft.com/office/word/2026/wordml/cei" xmlns:w16cex="http://schemas.microsoft.com/office/word/2018/wordml/cex" xmlns:w16cid="http://schemas.microsoft.com/office/word/2016/wordml/cid" xmlns:w16="http://schemas.microsoft.com/office/word/2018/wordml" xmlns:w16du="http://schemas.microsoft.com/office/word/2023/wordml/word16du" xmlns:w16sdtdh="http://schemas.microsoft.com/office/word/2020/wordml/sdtdatahash" xmlns:w16sdtfl="http://schemas.microsoft.com/office/word/2024/wordml/sdtformatlock" xmlns:w16se="http://schemas.microsoft.com/office/word/2015/wordml/symex" xmlns:wpg="http://schemas.microsoft.com/office/word/2010/wordprocessingGroup" xmlns:wpi="http://schemas.microsoft.com/office/word/2010/wordprocessingInk" xmlns:wne="http://schemas.microsoft.com/office/word/2006/wordml" xmlns:wps="http://schemas.microsoft.com/office/word/2010/wordprocessingShape" mc:Ignorable="w14 w15 w16se w16cid w16 w16cex w16sdtdh w16sdtfl w16du wp14">
+<w:hdr xmlns:wpc="http://schemas.microsoft.com/office/word/2010/wordprocessingCanvas" xmlns:cx="http://schemas.microsoft.com/office/drawing/2014/chartex" xmlns:cx1="http://schemas.microsoft.com/office/drawing/2015/9/8/chartex" xmlns:cx2="http://schemas.microsoft.com/office/drawing/2015/10/21/chartex" xmlns:cx3="http://schemas.microsoft.com/office/drawing/2016/5/9/chartex" xmlns:cx4="http://schemas.microsoft.com/office/drawing/2016/5/10/chartex" xmlns:cx5="http://schemas.microsoft.com/office/drawing/2016/5/11/chartex" xmlns:cx6="http://schemas.microsoft.com/office/drawing/2016/5/12/chartex" xmlns:cx7="http://schemas.microsoft.com/office/drawing/2016/5/13/chartex" xmlns:cx8="http://schemas.microsoft.com/office/drawing/2016/5/14/chartex" xmlns:mc="http://schemas.openxmlformats.org/markup-compatibility/2006" xmlns:aink="http://schemas.microsoft.com/office/drawing/2016/ink" xmlns:am3d="http://schemas.microsoft.com/office/drawing/2017/model3d" xmlns:o="urn:schemas-microsoft-com:office:office" xmlns:oel="http://schemas.microsoft.com/office/2019/extlst" xmlns:r="http://schemas.openxmlformats.org/officeDocument/2006/relationships" xmlns:m="http://schemas.openxmlformats.org/officeDocument/2006/math" xmlns:v="urn:schemas-microsoft-com:vml" xmlns:wp14="http://schemas.microsoft.com/office/word/2010/wordprocessingDrawing" xmlns:wp="http://schemas.openxmlformats.org/drawingml/2006/wordprocessingDrawing" xmlns:w10="urn:schemas-microsoft-com:office:word" xmlns:w="http://schemas.openxmlformats.org/wordprocessingml/2006/main" xmlns:w14="http://schemas.microsoft.com/office/word/2010/wordml" xmlns:w15="http://schemas.microsoft.com/office/word/2012/wordml" xmlns:w16cex="http://schemas.microsoft.com/office/word/2018/wordml/cex" xmlns:w16cid="http://schemas.microsoft.com/office/word/2016/wordml/cid" xmlns:w16="http://schemas.microsoft.com/office/word/2018/wordml" xmlns:w16du="http://schemas.microsoft.com/office/word/2023/wordml/word16du" xmlns:w16sdtdh="http://schemas.microsoft.com/office/word/2020/wordml/sdtdatahash" xmlns:w16sdtfl="http://schemas.microsoft.com/office/word/2024/wordml/sdtformatlock" xmlns:w16se="http://schemas.microsoft.com/office/word/2015/wordml/symex" xmlns:wpg="http://schemas.microsoft.com/office/word/2010/wordprocessingGroup" xmlns:wpi="http://schemas.microsoft.com/office/word/2010/wordprocessingInk" xmlns:wne="http://schemas.microsoft.com/office/word/2006/wordml" xmlns:wps="http://schemas.microsoft.com/office/word/2010/wordprocessingShape" mc:Ignorable="w14 w15 w16se w16cid w16 w16cex w16sdtdh w16sdtfl w16du wp14">
   <w:p>
     <w:pPr>
       <w:pStyle w:val="Encabezado"/>
@@ -7234,7 +7234,7 @@
 </file>
 
 <file path=word/header2.xml><?xml version="1.0" encoding="utf-8"?>
-<w:hdr xmlns:wpc="http://schemas.microsoft.com/office/word/2010/wordprocessingCanvas" xmlns:cx="http://schemas.microsoft.com/office/drawing/2014/chartex" xmlns:cx1="http://schemas.microsoft.com/office/drawing/2015/9/8/chartex" xmlns:cx2="http://schemas.microsoft.com/office/drawing/2015/10/21/chartex" xmlns:cx3="http://schemas.microsoft.com/office/drawing/2016/5/9/chartex" xmlns:cx4="http://schemas.microsoft.com/office/drawing/2016/5/10/chartex" xmlns:cx5="http://schemas.microsoft.com/office/drawing/2016/5/11/chartex" xmlns:cx6="http://schemas.microsoft.com/office/drawing/2016/5/12/chartex" xmlns:cx7="http://schemas.microsoft.com/office/drawing/2016/5/13/chartex" xmlns:cx8="http://schemas.microsoft.com/office/drawing/2016/5/14/chartex" xmlns:mc="http://schemas.openxmlformats.org/markup-compatibility/2006" xmlns:aink="http://schemas.microsoft.com/office/drawing/2016/ink" xmlns:am3d="http://schemas.microsoft.com/office/drawing/2017/model3d" xmlns:o="urn:schemas-microsoft-com:office:office" xmlns:oel="http://schemas.microsoft.com/office/2019/extlst" xmlns:r="http://schemas.openxmlformats.org/officeDocument/2006/relationships" xmlns:m="http://schemas.openxmlformats.org/officeDocument/2006/math" xmlns:v="urn:schemas-microsoft-com:vml" xmlns:wp14="http://schemas.microsoft.com/office/word/2010/wordprocessingDrawing" xmlns:wp="http://schemas.openxmlformats.org/drawingml/2006/wordprocessingDrawing" xmlns:w10="urn:schemas-microsoft-com:office:word" xmlns:w="http://schemas.openxmlformats.org/wordprocessingml/2006/main" xmlns:w14="http://schemas.microsoft.com/office/word/2010/wordml" xmlns:w15="http://schemas.microsoft.com/office/word/2012/wordml" xmlns:w16cei="http://schemas.microsoft.com/office/word/2026/wordml/cei" xmlns:w16cex="http://schemas.microsoft.com/office/word/2018/wordml/cex" xmlns:w16cid="http://schemas.microsoft.com/office/word/2016/wordml/cid" xmlns:w16="http://schemas.microsoft.com/office/word/2018/wordml" xmlns:w16du="http://schemas.microsoft.com/office/word/2023/wordml/word16du" xmlns:w16sdtdh="http://schemas.microsoft.com/office/word/2020/wordml/sdtdatahash" xmlns:w16sdtfl="http://schemas.microsoft.com/office/word/2024/wordml/sdtformatlock" xmlns:w16se="http://schemas.microsoft.com/office/word/2015/wordml/symex" xmlns:wpg="http://schemas.microsoft.com/office/word/2010/wordprocessingGroup" xmlns:wpi="http://schemas.microsoft.com/office/word/2010/wordprocessingInk" xmlns:wne="http://schemas.microsoft.com/office/word/2006/wordml" xmlns:wps="http://schemas.microsoft.com/office/word/2010/wordprocessingShape" mc:Ignorable="w14 w15 w16se w16cid w16 w16cex w16sdtdh w16sdtfl w16du wp14">
+<w:hdr xmlns:wpc="http://schemas.microsoft.com/office/word/2010/wordprocessingCanvas" xmlns:cx="http://schemas.microsoft.com/office/drawing/2014/chartex" xmlns:cx1="http://schemas.microsoft.com/office/drawing/2015/9/8/chartex" xmlns:cx2="http://schemas.microsoft.com/office/drawing/2015/10/21/chartex" xmlns:cx3="http://schemas.microsoft.com/office/drawing/2016/5/9/chartex" xmlns:cx4="http://schemas.microsoft.com/office/drawing/2016/5/10/chartex" xmlns:cx5="http://schemas.microsoft.com/office/drawing/2016/5/11/chartex" xmlns:cx6="http://schemas.microsoft.com/office/drawing/2016/5/12/chartex" xmlns:cx7="http://schemas.microsoft.com/office/drawing/2016/5/13/chartex" xmlns:cx8="http://schemas.microsoft.com/office/drawing/2016/5/14/chartex" xmlns:mc="http://schemas.openxmlformats.org/markup-compatibility/2006" xmlns:aink="http://schemas.microsoft.com/office/drawing/2016/ink" xmlns:am3d="http://schemas.microsoft.com/office/drawing/2017/model3d" xmlns:o="urn:schemas-microsoft-com:office:office" xmlns:oel="http://schemas.microsoft.com/office/2019/extlst" xmlns:r="http://schemas.openxmlformats.org/officeDocument/2006/relationships" xmlns:m="http://schemas.openxmlformats.org/officeDocument/2006/math" xmlns:v="urn:schemas-microsoft-com:vml" xmlns:wp14="http://schemas.microsoft.com/office/word/2010/wordprocessingDrawing" xmlns:wp="http://schemas.openxmlformats.org/drawingml/2006/wordprocessingDrawing" xmlns:w10="urn:schemas-microsoft-com:office:word" xmlns:w="http://schemas.openxmlformats.org/wordprocessingml/2006/main" xmlns:w14="http://schemas.microsoft.com/office/word/2010/wordml" xmlns:w15="http://schemas.microsoft.com/office/word/2012/wordml" xmlns:w16cex="http://schemas.microsoft.com/office/word/2018/wordml/cex" xmlns:w16cid="http://schemas.microsoft.com/office/word/2016/wordml/cid" xmlns:w16="http://schemas.microsoft.com/office/word/2018/wordml" xmlns:w16du="http://schemas.microsoft.com/office/word/2023/wordml/word16du" xmlns:w16sdtdh="http://schemas.microsoft.com/office/word/2020/wordml/sdtdatahash" xmlns:w16sdtfl="http://schemas.microsoft.com/office/word/2024/wordml/sdtformatlock" xmlns:w16se="http://schemas.microsoft.com/office/word/2015/wordml/symex" xmlns:wpg="http://schemas.microsoft.com/office/word/2010/wordprocessingGroup" xmlns:wpi="http://schemas.microsoft.com/office/word/2010/wordprocessingInk" xmlns:wne="http://schemas.microsoft.com/office/word/2006/wordml" xmlns:wps="http://schemas.microsoft.com/office/word/2010/wordprocessingShape" mc:Ignorable="w14 w15 w16se w16cid w16 w16cex w16sdtdh w16sdtfl w16du wp14">
   <w:p>
     <w:pPr>
       <w:pStyle w:val="Encabezado"/>
@@ -7308,7 +7308,7 @@
 </file>
 
 <file path=word/header3.xml><?xml version="1.0" encoding="utf-8"?>
-<w:hdr xmlns:wpc="http://schemas.microsoft.com/office/word/2010/wordprocessingCanvas" xmlns:cx="http://schemas.microsoft.com/office/drawing/2014/chartex" xmlns:cx1="http://schemas.microsoft.com/office/drawing/2015/9/8/chartex" xmlns:cx2="http://schemas.microsoft.com/office/drawing/2015/10/21/chartex" xmlns:cx3="http://schemas.microsoft.com/office/drawing/2016/5/9/chartex" xmlns:cx4="http://schemas.microsoft.com/office/drawing/2016/5/10/chartex" xmlns:cx5="http://schemas.microsoft.com/office/drawing/2016/5/11/chartex" xmlns:cx6="http://schemas.microsoft.com/office/drawing/2016/5/12/chartex" xmlns:cx7="http://schemas.microsoft.com/office/drawing/2016/5/13/chartex" xmlns:cx8="http://schemas.microsoft.com/office/drawing/2016/5/14/chartex" xmlns:mc="http://schemas.openxmlformats.org/markup-compatibility/2006" xmlns:aink="http://schemas.microsoft.com/office/drawing/2016/ink" xmlns:am3d="http://schemas.microsoft.com/office/drawing/2017/model3d" xmlns:o="urn:schemas-microsoft-com:office:office" xmlns:oel="http://schemas.microsoft.com/office/2019/extlst" xmlns:r="http://schemas.openxmlformats.org/officeDocument/2006/relationships" xmlns:m="http://schemas.openxmlformats.org/officeDocument/2006/math" xmlns:v="urn:schemas-microsoft-com:vml" xmlns:wp14="http://schemas.microsoft.com/office/word/2010/wordprocessingDrawing" xmlns:wp="http://schemas.openxmlformats.org/drawingml/2006/wordprocessingDrawing" xmlns:w10="urn:schemas-microsoft-com:office:word" xmlns:w="http://schemas.openxmlformats.org/wordprocessingml/2006/main" xmlns:w14="http://schemas.microsoft.com/office/word/2010/wordml" xmlns:w15="http://schemas.microsoft.com/office/word/2012/wordml" xmlns:w16cei="http://schemas.microsoft.com/office/word/2026/wordml/cei" xmlns:w16cex="http://schemas.microsoft.com/office/word/2018/wordml/cex" xmlns:w16cid="http://schemas.microsoft.com/office/word/2016/wordml/cid" xmlns:w16="http://schemas.microsoft.com/office/word/2018/wordml" xmlns:w16du="http://schemas.microsoft.com/office/word/2023/wordml/word16du" xmlns:w16sdtdh="http://schemas.microsoft.com/office/word/2020/wordml/sdtdatahash" xmlns:w16sdtfl="http://schemas.microsoft.com/office/word/2024/wordml/sdtformatlock" xmlns:w16se="http://schemas.microsoft.com/office/word/2015/wordml/symex" xmlns:wpg="http://schemas.microsoft.com/office/word/2010/wordprocessingGroup" xmlns:wpi="http://schemas.microsoft.com/office/word/2010/wordprocessingInk" xmlns:wne="http://schemas.microsoft.com/office/word/2006/wordml" xmlns:wps="http://schemas.microsoft.com/office/word/2010/wordprocessingShape" mc:Ignorable="w14 w15 w16se w16cid w16 w16cex w16sdtdh w16sdtfl w16du wp14">
+<w:hdr xmlns:wpc="http://schemas.microsoft.com/office/word/2010/wordprocessingCanvas" xmlns:cx="http://schemas.microsoft.com/office/drawing/2014/chartex" xmlns:cx1="http://schemas.microsoft.com/office/drawing/2015/9/8/chartex" xmlns:cx2="http://schemas.microsoft.com/office/drawing/2015/10/21/chartex" xmlns:cx3="http://schemas.microsoft.com/office/drawing/2016/5/9/chartex" xmlns:cx4="http://schemas.microsoft.com/office/drawing/2016/5/10/chartex" xmlns:cx5="http://schemas.microsoft.com/office/drawing/2016/5/11/chartex" xmlns:cx6="http://schemas.microsoft.com/office/drawing/2016/5/12/chartex" xmlns:cx7="http://schemas.microsoft.com/office/drawing/2016/5/13/chartex" xmlns:cx8="http://schemas.microsoft.com/office/drawing/2016/5/14/chartex" xmlns:mc="http://schemas.openxmlformats.org/markup-compatibility/2006" xmlns:aink="http://schemas.microsoft.com/office/drawing/2016/ink" xmlns:am3d="http://schemas.microsoft.com/office/drawing/2017/model3d" xmlns:o="urn:schemas-microsoft-com:office:office" xmlns:oel="http://schemas.microsoft.com/office/2019/extlst" xmlns:r="http://schemas.openxmlformats.org/officeDocument/2006/relationships" xmlns:m="http://schemas.openxmlformats.org/officeDocument/2006/math" xmlns:v="urn:schemas-microsoft-com:vml" xmlns:wp14="http://schemas.microsoft.com/office/word/2010/wordprocessingDrawing" xmlns:wp="http://schemas.openxmlformats.org/drawingml/2006/wordprocessingDrawing" xmlns:w10="urn:schemas-microsoft-com:office:word" xmlns:w="http://schemas.openxmlformats.org/wordprocessingml/2006/main" xmlns:w14="http://schemas.microsoft.com/office/word/2010/wordml" xmlns:w15="http://schemas.microsoft.com/office/word/2012/wordml" xmlns:w16cex="http://schemas.microsoft.com/office/word/2018/wordml/cex" xmlns:w16cid="http://schemas.microsoft.com/office/word/2016/wordml/cid" xmlns:w16="http://schemas.microsoft.com/office/word/2018/wordml" xmlns:w16du="http://schemas.microsoft.com/office/word/2023/wordml/word16du" xmlns:w16sdtdh="http://schemas.microsoft.com/office/word/2020/wordml/sdtdatahash" xmlns:w16sdtfl="http://schemas.microsoft.com/office/word/2024/wordml/sdtformatlock" xmlns:w16se="http://schemas.microsoft.com/office/word/2015/wordml/symex" xmlns:wpg="http://schemas.microsoft.com/office/word/2010/wordprocessingGroup" xmlns:wpi="http://schemas.microsoft.com/office/word/2010/wordprocessingInk" xmlns:wne="http://schemas.microsoft.com/office/word/2006/wordml" xmlns:wps="http://schemas.microsoft.com/office/word/2010/wordprocessingShape" mc:Ignorable="w14 w15 w16se w16cid w16 w16cex w16sdtdh w16sdtfl w16du wp14">
   <w:p>
     <w:pPr>
       <w:pStyle w:val="Encabezado"/>
@@ -7382,10 +7382,10 @@
         <w:noProof/>
       </w:rPr>
       <w:drawing>
-        <wp:inline distT="0" distB="0" distL="0" distR="0" wp14:anchorId="0F8302DA" wp14:editId="30110C02">
+        <wp:inline distT="0" distB="0" distL="0" distR="0" wp14:anchorId="4F7A617B" wp14:editId="24FA994E">
           <wp:extent cx="1512000" cy="1205820"/>
           <wp:effectExtent l="0" t="0" r="0" b="0"/>
-          <wp:docPr id="645480108" name="ARGOS framework mark" descr="ARGOS framework mark"/>
+          <wp:docPr id="558040892" name="ARGOS framework mark" descr="ARGOS framework mark"/>
           <wp:cNvGraphicFramePr>
             <a:graphicFrameLocks xmlns:a="http://schemas.openxmlformats.org/drawingml/2006/main" noChangeAspect="1"/>
           </wp:cNvGraphicFramePr>
@@ -7422,7 +7422,7 @@
 </file>
 
 <file path=word/numbering.xml><?xml version="1.0" encoding="utf-8"?>
-<w:numbering xmlns:wpc="http://schemas.microsoft.com/office/word/2010/wordprocessingCanvas" xmlns:cx="http://schemas.microsoft.com/office/drawing/2014/chartex" xmlns:cx1="http://schemas.microsoft.com/office/drawing/2015/9/8/chartex" xmlns:cx2="http://schemas.microsoft.com/office/drawing/2015/10/21/chartex" xmlns:cx3="http://schemas.microsoft.com/office/drawing/2016/5/9/chartex" xmlns:cx4="http://schemas.microsoft.com/office/drawing/2016/5/10/chartex" xmlns:cx5="http://schemas.microsoft.com/office/drawing/2016/5/11/chartex" xmlns:cx6="http://schemas.microsoft.com/office/drawing/2016/5/12/chartex" xmlns:cx7="http://schemas.microsoft.com/office/drawing/2016/5/13/chartex" xmlns:cx8="http://schemas.microsoft.com/office/drawing/2016/5/14/chartex" xmlns:mc="http://schemas.openxmlformats.org/markup-compatibility/2006" xmlns:aink="http://schemas.microsoft.com/office/drawing/2016/ink" xmlns:am3d="http://schemas.microsoft.com/office/drawing/2017/model3d" xmlns:o="urn:schemas-microsoft-com:office:office" xmlns:oel="http://schemas.microsoft.com/office/2019/extlst" xmlns:r="http://schemas.openxmlformats.org/officeDocument/2006/relationships" xmlns:m="http://schemas.openxmlformats.org/officeDocument/2006/math" xmlns:v="urn:schemas-microsoft-com:vml" xmlns:wp14="http://schemas.microsoft.com/office/word/2010/wordprocessingDrawing" xmlns:wp="http://schemas.openxmlformats.org/drawingml/2006/wordprocessingDrawing" xmlns:w10="urn:schemas-microsoft-com:office:word" xmlns:w="http://schemas.openxmlformats.org/wordprocessingml/2006/main" xmlns:w14="http://schemas.microsoft.com/office/word/2010/wordml" xmlns:w15="http://schemas.microsoft.com/office/word/2012/wordml" xmlns:w16cei="http://schemas.microsoft.com/office/word/2026/wordml/cei" xmlns:w16cex="http://schemas.microsoft.com/office/word/2018/wordml/cex" xmlns:w16cid="http://schemas.microsoft.com/office/word/2016/wordml/cid" xmlns:w16="http://schemas.microsoft.com/office/word/2018/wordml" xmlns:w16du="http://schemas.microsoft.com/office/word/2023/wordml/word16du" xmlns:w16sdtdh="http://schemas.microsoft.com/office/word/2020/wordml/sdtdatahash" xmlns:w16sdtfl="http://schemas.microsoft.com/office/word/2024/wordml/sdtformatlock" xmlns:w16se="http://schemas.microsoft.com/office/word/2015/wordml/symex" xmlns:wpg="http://schemas.microsoft.com/office/word/2010/wordprocessingGroup" xmlns:wpi="http://schemas.microsoft.com/office/word/2010/wordprocessingInk" xmlns:wne="http://schemas.microsoft.com/office/word/2006/wordml" xmlns:wps="http://schemas.microsoft.com/office/word/2010/wordprocessingShape" mc:Ignorable="w14 w15 w16se w16cid w16 w16cex w16sdtdh w16sdtfl w16du wp14">
+<w:numbering xmlns:wpc="http://schemas.microsoft.com/office/word/2010/wordprocessingCanvas" xmlns:cx="http://schemas.microsoft.com/office/drawing/2014/chartex" xmlns:cx1="http://schemas.microsoft.com/office/drawing/2015/9/8/chartex" xmlns:cx2="http://schemas.microsoft.com/office/drawing/2015/10/21/chartex" xmlns:cx3="http://schemas.microsoft.com/office/drawing/2016/5/9/chartex" xmlns:cx4="http://schemas.microsoft.com/office/drawing/2016/5/10/chartex" xmlns:cx5="http://schemas.microsoft.com/office/drawing/2016/5/11/chartex" xmlns:cx6="http://schemas.microsoft.com/office/drawing/2016/5/12/chartex" xmlns:cx7="http://schemas.microsoft.com/office/drawing/2016/5/13/chartex" xmlns:cx8="http://schemas.microsoft.com/office/drawing/2016/5/14/chartex" xmlns:mc="http://schemas.openxmlformats.org/markup-compatibility/2006" xmlns:aink="http://schemas.microsoft.com/office/drawing/2016/ink" xmlns:am3d="http://schemas.microsoft.com/office/drawing/2017/model3d" xmlns:o="urn:schemas-microsoft-com:office:office" xmlns:oel="http://schemas.microsoft.com/office/2019/extlst" xmlns:r="http://schemas.openxmlformats.org/officeDocument/2006/relationships" xmlns:m="http://schemas.openxmlformats.org/officeDocument/2006/math" xmlns:v="urn:schemas-microsoft-com:vml" xmlns:wp14="http://schemas.microsoft.com/office/word/2010/wordprocessingDrawing" xmlns:wp="http://schemas.openxmlformats.org/drawingml/2006/wordprocessingDrawing" xmlns:w10="urn:schemas-microsoft-com:office:word" xmlns:w="http://schemas.openxmlformats.org/wordprocessingml/2006/main" xmlns:w14="http://schemas.microsoft.com/office/word/2010/wordml" xmlns:w15="http://schemas.microsoft.com/office/word/2012/wordml" xmlns:w16cex="http://schemas.microsoft.com/office/word/2018/wordml/cex" xmlns:w16cid="http://schemas.microsoft.com/office/word/2016/wordml/cid" xmlns:w16="http://schemas.microsoft.com/office/word/2018/wordml" xmlns:w16du="http://schemas.microsoft.com/office/word/2023/wordml/word16du" xmlns:w16sdtdh="http://schemas.microsoft.com/office/word/2020/wordml/sdtdatahash" xmlns:w16sdtfl="http://schemas.microsoft.com/office/word/2024/wordml/sdtformatlock" xmlns:w16se="http://schemas.microsoft.com/office/word/2015/wordml/symex" xmlns:wpg="http://schemas.microsoft.com/office/word/2010/wordprocessingGroup" xmlns:wpi="http://schemas.microsoft.com/office/word/2010/wordprocessingInk" xmlns:wne="http://schemas.microsoft.com/office/word/2006/wordml" xmlns:wps="http://schemas.microsoft.com/office/word/2010/wordprocessingShape" mc:Ignorable="w14 w15 w16se w16cid w16 w16cex w16sdtdh w16sdtfl w16du wp14">
   <w:abstractNum w:abstractNumId="0" w15:restartNumberingAfterBreak="0">
     <w:nsid w:val="0E6D0E96"/>
     <w:multiLevelType w:val="hybridMultilevel"/>
@@ -10358,19 +10358,19 @@
   <w:num w:numId="26" w16cid:durableId="846600881">
     <w:abstractNumId w:val="20"/>
   </w:num>
-  <w:num w:numId="27" w16cid:durableId="1239704389">
+  <w:num w:numId="27" w16cid:durableId="1510366376">
     <w:abstractNumId w:val="0"/>
   </w:num>
-  <w:num w:numId="28" w16cid:durableId="155924799">
+  <w:num w:numId="28" w16cid:durableId="507868963">
     <w:abstractNumId w:val="0"/>
   </w:num>
-  <w:num w:numId="29" w16cid:durableId="1238132045">
+  <w:num w:numId="29" w16cid:durableId="850682171">
     <w:abstractNumId w:val="6"/>
   </w:num>
-  <w:num w:numId="30" w16cid:durableId="1641837442">
+  <w:num w:numId="30" w16cid:durableId="525414362">
     <w:abstractNumId w:val="0"/>
   </w:num>
-  <w:num w:numId="31" w16cid:durableId="687100297">
+  <w:num w:numId="31" w16cid:durableId="857741956">
     <w:abstractNumId w:val="0"/>
   </w:num>
 </w:numbering>

--- a/docs/VIC20Data/VIC20_DEBUG_File_Format.docx
+++ b/docs/VIC20Data/VIC20_DEBUG_File_Format.docx
@@ -561,9 +561,8 @@
       <w:pPr>
         <w:pStyle w:val="Ttulo1"/>
       </w:pPr>
-      <w:bookmarkStart w:id="0" w:name="_Toc238462407"/>
-      <w:r>
-        <w:lastRenderedPageBreak/>
+      <w:bookmarkStart w:id="0" w:name="_Toc238707075"/>
+      <w:r>
         <w:t>Contents</w:t>
       </w:r>
       <w:bookmarkEnd w:id="0"/>
@@ -596,7 +595,7 @@
       <w:r>
         <w:fldChar w:fldCharType="separate"/>
       </w:r>
-      <w:hyperlink w:anchor="_Toc238462407" w:history="1">
+      <w:hyperlink w:anchor="_Toc238707075" w:history="1">
         <w:r>
           <w:rPr>
             <w:rStyle w:val="Hipervnculo"/>
@@ -623,7 +622,7 @@
             <w:noProof/>
             <w:webHidden/>
           </w:rPr>
-          <w:instrText xml:space="preserve"> PAGEREF _Toc238462407 \h </w:instrText>
+          <w:instrText xml:space="preserve"> PAGEREF _Toc238707075 \h </w:instrText>
         </w:r>
         <w:r>
           <w:rPr>
@@ -674,7 +673,7 @@
           <w14:ligatures w14:val="standardContextual"/>
         </w:rPr>
       </w:pPr>
-      <w:hyperlink w:anchor="_Toc238462408" w:history="1">
+      <w:hyperlink w:anchor="_Toc238707076" w:history="1">
         <w:r>
           <w:rPr>
             <w:rStyle w:val="Hipervnculo"/>
@@ -701,7 +700,7 @@
             <w:noProof/>
             <w:webHidden/>
           </w:rPr>
-          <w:instrText xml:space="preserve"> PAGEREF _Toc238462408 \h </w:instrText>
+          <w:instrText xml:space="preserve"> PAGEREF _Toc238707076 \h </w:instrText>
         </w:r>
         <w:r>
           <w:rPr>
@@ -752,7 +751,7 @@
           <w14:ligatures w14:val="standardContextual"/>
         </w:rPr>
       </w:pPr>
-      <w:hyperlink w:anchor="_Toc238462409" w:history="1">
+      <w:hyperlink w:anchor="_Toc238707077" w:history="1">
         <w:r>
           <w:rPr>
             <w:rStyle w:val="Hipervnculo"/>
@@ -779,7 +778,7 @@
             <w:noProof/>
             <w:webHidden/>
           </w:rPr>
-          <w:instrText xml:space="preserve"> PAGEREF _Toc238462409 \h </w:instrText>
+          <w:instrText xml:space="preserve"> PAGEREF _Toc238707077 \h </w:instrText>
         </w:r>
         <w:r>
           <w:rPr>
@@ -829,7 +828,7 @@
           <w14:ligatures w14:val="standardContextual"/>
         </w:rPr>
       </w:pPr>
-      <w:hyperlink w:anchor="_Toc238462410" w:history="1">
+      <w:hyperlink w:anchor="_Toc238707078" w:history="1">
         <w:r>
           <w:rPr>
             <w:rStyle w:val="Hipervnculo"/>
@@ -856,7 +855,7 @@
             <w:noProof/>
             <w:webHidden/>
           </w:rPr>
-          <w:instrText xml:space="preserve"> PAGEREF _Toc238462410 \h </w:instrText>
+          <w:instrText xml:space="preserve"> PAGEREF _Toc238707078 \h </w:instrText>
         </w:r>
         <w:r>
           <w:rPr>
@@ -907,7 +906,7 @@
           <w14:ligatures w14:val="standardContextual"/>
         </w:rPr>
       </w:pPr>
-      <w:hyperlink w:anchor="_Toc238462411" w:history="1">
+      <w:hyperlink w:anchor="_Toc238707079" w:history="1">
         <w:r>
           <w:rPr>
             <w:rStyle w:val="Hipervnculo"/>
@@ -934,7 +933,7 @@
             <w:noProof/>
             <w:webHidden/>
           </w:rPr>
-          <w:instrText xml:space="preserve"> PAGEREF _Toc238462411 \h </w:instrText>
+          <w:instrText xml:space="preserve"> PAGEREF _Toc238707079 \h </w:instrText>
         </w:r>
         <w:r>
           <w:rPr>
@@ -984,7 +983,7 @@
           <w14:ligatures w14:val="standardContextual"/>
         </w:rPr>
       </w:pPr>
-      <w:hyperlink w:anchor="_Toc238462412" w:history="1">
+      <w:hyperlink w:anchor="_Toc238707080" w:history="1">
         <w:r>
           <w:rPr>
             <w:rStyle w:val="Hipervnculo"/>
@@ -1011,7 +1010,7 @@
             <w:noProof/>
             <w:webHidden/>
           </w:rPr>
-          <w:instrText xml:space="preserve"> PAGEREF _Toc238462412 \h </w:instrText>
+          <w:instrText xml:space="preserve"> PAGEREF _Toc238707080 \h </w:instrText>
         </w:r>
         <w:r>
           <w:rPr>
@@ -1061,7 +1060,7 @@
           <w14:ligatures w14:val="standardContextual"/>
         </w:rPr>
       </w:pPr>
-      <w:hyperlink w:anchor="_Toc238462413" w:history="1">
+      <w:hyperlink w:anchor="_Toc238707081" w:history="1">
         <w:r>
           <w:rPr>
             <w:rStyle w:val="Hipervnculo"/>
@@ -1088,7 +1087,7 @@
             <w:noProof/>
             <w:webHidden/>
           </w:rPr>
-          <w:instrText xml:space="preserve"> PAGEREF _Toc238462413 \h </w:instrText>
+          <w:instrText xml:space="preserve"> PAGEREF _Toc238707081 \h </w:instrText>
         </w:r>
         <w:r>
           <w:rPr>
@@ -1139,7 +1138,7 @@
           <w14:ligatures w14:val="standardContextual"/>
         </w:rPr>
       </w:pPr>
-      <w:hyperlink w:anchor="_Toc238462414" w:history="1">
+      <w:hyperlink w:anchor="_Toc238707082" w:history="1">
         <w:r>
           <w:rPr>
             <w:rStyle w:val="Hipervnculo"/>
@@ -1166,7 +1165,7 @@
             <w:noProof/>
             <w:webHidden/>
           </w:rPr>
-          <w:instrText xml:space="preserve"> PAGEREF _Toc238462414 \h </w:instrText>
+          <w:instrText xml:space="preserve"> PAGEREF _Toc238707082 \h </w:instrText>
         </w:r>
         <w:r>
           <w:rPr>
@@ -1216,7 +1215,7 @@
           <w14:ligatures w14:val="standardContextual"/>
         </w:rPr>
       </w:pPr>
-      <w:hyperlink w:anchor="_Toc238462415" w:history="1">
+      <w:hyperlink w:anchor="_Toc238707083" w:history="1">
         <w:r>
           <w:rPr>
             <w:rStyle w:val="Hipervnculo"/>
@@ -1243,7 +1242,7 @@
             <w:noProof/>
             <w:webHidden/>
           </w:rPr>
-          <w:instrText xml:space="preserve"> PAGEREF _Toc238462415 \h </w:instrText>
+          <w:instrText xml:space="preserve"> PAGEREF _Toc238707083 \h </w:instrText>
         </w:r>
         <w:r>
           <w:rPr>
@@ -1293,7 +1292,7 @@
           <w14:ligatures w14:val="standardContextual"/>
         </w:rPr>
       </w:pPr>
-      <w:hyperlink w:anchor="_Toc238462416" w:history="1">
+      <w:hyperlink w:anchor="_Toc238707084" w:history="1">
         <w:r>
           <w:rPr>
             <w:rStyle w:val="Hipervnculo"/>
@@ -1320,7 +1319,7 @@
             <w:noProof/>
             <w:webHidden/>
           </w:rPr>
-          <w:instrText xml:space="preserve"> PAGEREF _Toc238462416 \h </w:instrText>
+          <w:instrText xml:space="preserve"> PAGEREF _Toc238707084 \h </w:instrText>
         </w:r>
         <w:r>
           <w:rPr>
@@ -1371,7 +1370,7 @@
           <w14:ligatures w14:val="standardContextual"/>
         </w:rPr>
       </w:pPr>
-      <w:hyperlink w:anchor="_Toc238462417" w:history="1">
+      <w:hyperlink w:anchor="_Toc238707085" w:history="1">
         <w:r>
           <w:rPr>
             <w:rStyle w:val="Hipervnculo"/>
@@ -1398,7 +1397,7 @@
             <w:noProof/>
             <w:webHidden/>
           </w:rPr>
-          <w:instrText xml:space="preserve"> PAGEREF _Toc238462417 \h </w:instrText>
+          <w:instrText xml:space="preserve"> PAGEREF _Toc238707085 \h </w:instrText>
         </w:r>
         <w:r>
           <w:rPr>
@@ -1448,7 +1447,7 @@
           <w14:ligatures w14:val="standardContextual"/>
         </w:rPr>
       </w:pPr>
-      <w:hyperlink w:anchor="_Toc238462418" w:history="1">
+      <w:hyperlink w:anchor="_Toc238707086" w:history="1">
         <w:r>
           <w:rPr>
             <w:rStyle w:val="Hipervnculo"/>
@@ -1475,7 +1474,7 @@
             <w:noProof/>
             <w:webHidden/>
           </w:rPr>
-          <w:instrText xml:space="preserve"> PAGEREF _Toc238462418 \h </w:instrText>
+          <w:instrText xml:space="preserve"> PAGEREF _Toc238707086 \h </w:instrText>
         </w:r>
         <w:r>
           <w:rPr>
@@ -1525,7 +1524,7 @@
           <w14:ligatures w14:val="standardContextual"/>
         </w:rPr>
       </w:pPr>
-      <w:hyperlink w:anchor="_Toc238462419" w:history="1">
+      <w:hyperlink w:anchor="_Toc238707087" w:history="1">
         <w:r>
           <w:rPr>
             <w:rStyle w:val="Hipervnculo"/>
@@ -1552,7 +1551,7 @@
             <w:noProof/>
             <w:webHidden/>
           </w:rPr>
-          <w:instrText xml:space="preserve"> PAGEREF _Toc238462419 \h </w:instrText>
+          <w:instrText xml:space="preserve"> PAGEREF _Toc238707087 \h </w:instrText>
         </w:r>
         <w:r>
           <w:rPr>
@@ -1602,7 +1601,7 @@
           <w14:ligatures w14:val="standardContextual"/>
         </w:rPr>
       </w:pPr>
-      <w:hyperlink w:anchor="_Toc238462420" w:history="1">
+      <w:hyperlink w:anchor="_Toc238707088" w:history="1">
         <w:r>
           <w:rPr>
             <w:rStyle w:val="Hipervnculo"/>
@@ -1629,7 +1628,7 @@
             <w:noProof/>
             <w:webHidden/>
           </w:rPr>
-          <w:instrText xml:space="preserve"> PAGEREF _Toc238462420 \h </w:instrText>
+          <w:instrText xml:space="preserve"> PAGEREF _Toc238707088 \h </w:instrText>
         </w:r>
         <w:r>
           <w:rPr>
@@ -1679,7 +1678,7 @@
           <w14:ligatures w14:val="standardContextual"/>
         </w:rPr>
       </w:pPr>
-      <w:hyperlink w:anchor="_Toc238462421" w:history="1">
+      <w:hyperlink w:anchor="_Toc238707089" w:history="1">
         <w:r>
           <w:rPr>
             <w:rStyle w:val="Hipervnculo"/>
@@ -1706,7 +1705,7 @@
             <w:noProof/>
             <w:webHidden/>
           </w:rPr>
-          <w:instrText xml:space="preserve"> PAGEREF _Toc238462421 \h </w:instrText>
+          <w:instrText xml:space="preserve"> PAGEREF _Toc238707089 \h </w:instrText>
         </w:r>
         <w:r>
           <w:rPr>
@@ -1756,7 +1755,7 @@
           <w14:ligatures w14:val="standardContextual"/>
         </w:rPr>
       </w:pPr>
-      <w:hyperlink w:anchor="_Toc238462422" w:history="1">
+      <w:hyperlink w:anchor="_Toc238707090" w:history="1">
         <w:r>
           <w:rPr>
             <w:rStyle w:val="Hipervnculo"/>
@@ -1783,7 +1782,7 @@
             <w:noProof/>
             <w:webHidden/>
           </w:rPr>
-          <w:instrText xml:space="preserve"> PAGEREF _Toc238462422 \h </w:instrText>
+          <w:instrText xml:space="preserve"> PAGEREF _Toc238707090 \h </w:instrText>
         </w:r>
         <w:r>
           <w:rPr>
@@ -1833,7 +1832,7 @@
           <w14:ligatures w14:val="standardContextual"/>
         </w:rPr>
       </w:pPr>
-      <w:hyperlink w:anchor="_Toc238462423" w:history="1">
+      <w:hyperlink w:anchor="_Toc238707091" w:history="1">
         <w:r>
           <w:rPr>
             <w:rStyle w:val="Hipervnculo"/>
@@ -1860,7 +1859,7 @@
             <w:noProof/>
             <w:webHidden/>
           </w:rPr>
-          <w:instrText xml:space="preserve"> PAGEREF _Toc238462423 \h </w:instrText>
+          <w:instrText xml:space="preserve"> PAGEREF _Toc238707091 \h </w:instrText>
         </w:r>
         <w:r>
           <w:rPr>
@@ -1911,7 +1910,7 @@
           <w14:ligatures w14:val="standardContextual"/>
         </w:rPr>
       </w:pPr>
-      <w:hyperlink w:anchor="_Toc238462424" w:history="1">
+      <w:hyperlink w:anchor="_Toc238707092" w:history="1">
         <w:r>
           <w:rPr>
             <w:rStyle w:val="Hipervnculo"/>
@@ -1938,7 +1937,7 @@
             <w:noProof/>
             <w:webHidden/>
           </w:rPr>
-          <w:instrText xml:space="preserve"> PAGEREF _Toc238462424 \h </w:instrText>
+          <w:instrText xml:space="preserve"> PAGEREF _Toc238707092 \h </w:instrText>
         </w:r>
         <w:r>
           <w:rPr>
@@ -1988,7 +1987,7 @@
           <w14:ligatures w14:val="standardContextual"/>
         </w:rPr>
       </w:pPr>
-      <w:hyperlink w:anchor="_Toc238462425" w:history="1">
+      <w:hyperlink w:anchor="_Toc238707093" w:history="1">
         <w:r>
           <w:rPr>
             <w:rStyle w:val="Hipervnculo"/>
@@ -2015,7 +2014,7 @@
             <w:noProof/>
             <w:webHidden/>
           </w:rPr>
-          <w:instrText xml:space="preserve"> PAGEREF _Toc238462425 \h </w:instrText>
+          <w:instrText xml:space="preserve"> PAGEREF _Toc238707093 \h </w:instrText>
         </w:r>
         <w:r>
           <w:rPr>
@@ -2065,7 +2064,7 @@
           <w14:ligatures w14:val="standardContextual"/>
         </w:rPr>
       </w:pPr>
-      <w:hyperlink w:anchor="_Toc238462426" w:history="1">
+      <w:hyperlink w:anchor="_Toc238707094" w:history="1">
         <w:r>
           <w:rPr>
             <w:rStyle w:val="Hipervnculo"/>
@@ -2092,7 +2091,7 @@
             <w:noProof/>
             <w:webHidden/>
           </w:rPr>
-          <w:instrText xml:space="preserve"> PAGEREF _Toc238462426 \h </w:instrText>
+          <w:instrText xml:space="preserve"> PAGEREF _Toc238707094 \h </w:instrText>
         </w:r>
         <w:r>
           <w:rPr>
@@ -2140,7 +2139,7 @@
           <w14:ligatures w14:val="standardContextual"/>
         </w:rPr>
       </w:pPr>
-      <w:hyperlink w:anchor="_Toc238462427" w:history="1">
+      <w:hyperlink w:anchor="_Toc238707095" w:history="1">
         <w:r>
           <w:rPr>
             <w:rStyle w:val="Hipervnculo"/>
@@ -2167,7 +2166,7 @@
             <w:noProof/>
             <w:webHidden/>
           </w:rPr>
-          <w:instrText xml:space="preserve"> PAGEREF _Toc238462427 \h </w:instrText>
+          <w:instrText xml:space="preserve"> PAGEREF _Toc238707095 \h </w:instrText>
         </w:r>
         <w:r>
           <w:rPr>
@@ -2215,7 +2214,7 @@
           <w14:ligatures w14:val="standardContextual"/>
         </w:rPr>
       </w:pPr>
-      <w:hyperlink w:anchor="_Toc238462428" w:history="1">
+      <w:hyperlink w:anchor="_Toc238707096" w:history="1">
         <w:r>
           <w:rPr>
             <w:rStyle w:val="Hipervnculo"/>
@@ -2242,7 +2241,7 @@
             <w:noProof/>
             <w:webHidden/>
           </w:rPr>
-          <w:instrText xml:space="preserve"> PAGEREF _Toc238462428 \h </w:instrText>
+          <w:instrText xml:space="preserve"> PAGEREF _Toc238707096 \h </w:instrText>
         </w:r>
         <w:r>
           <w:rPr>
@@ -2290,7 +2289,7 @@
           <w14:ligatures w14:val="standardContextual"/>
         </w:rPr>
       </w:pPr>
-      <w:hyperlink w:anchor="_Toc238462429" w:history="1">
+      <w:hyperlink w:anchor="_Toc238707097" w:history="1">
         <w:r>
           <w:rPr>
             <w:rStyle w:val="Hipervnculo"/>
@@ -2317,7 +2316,7 @@
             <w:noProof/>
             <w:webHidden/>
           </w:rPr>
-          <w:instrText xml:space="preserve"> PAGEREF _Toc238462429 \h </w:instrText>
+          <w:instrText xml:space="preserve"> PAGEREF _Toc238707097 \h </w:instrText>
         </w:r>
         <w:r>
           <w:rPr>
@@ -2365,7 +2364,7 @@
           <w14:ligatures w14:val="standardContextual"/>
         </w:rPr>
       </w:pPr>
-      <w:hyperlink w:anchor="_Toc238462430" w:history="1">
+      <w:hyperlink w:anchor="_Toc238707098" w:history="1">
         <w:r>
           <w:rPr>
             <w:rStyle w:val="Hipervnculo"/>
@@ -2392,7 +2391,7 @@
             <w:noProof/>
             <w:webHidden/>
           </w:rPr>
-          <w:instrText xml:space="preserve"> PAGEREF _Toc238462430 \h </w:instrText>
+          <w:instrText xml:space="preserve"> PAGEREF _Toc238707098 \h </w:instrText>
         </w:r>
         <w:r>
           <w:rPr>
@@ -2440,7 +2439,7 @@
           <w14:ligatures w14:val="standardContextual"/>
         </w:rPr>
       </w:pPr>
-      <w:hyperlink w:anchor="_Toc238462431" w:history="1">
+      <w:hyperlink w:anchor="_Toc238707099" w:history="1">
         <w:r>
           <w:rPr>
             <w:rStyle w:val="Hipervnculo"/>
@@ -2467,7 +2466,7 @@
             <w:noProof/>
             <w:webHidden/>
           </w:rPr>
-          <w:instrText xml:space="preserve"> PAGEREF _Toc238462431 \h </w:instrText>
+          <w:instrText xml:space="preserve"> PAGEREF _Toc238707099 \h </w:instrText>
         </w:r>
         <w:r>
           <w:rPr>
@@ -2518,7 +2517,7 @@
           <w14:ligatures w14:val="standardContextual"/>
         </w:rPr>
       </w:pPr>
-      <w:hyperlink w:anchor="_Toc238462432" w:history="1">
+      <w:hyperlink w:anchor="_Toc238707100" w:history="1">
         <w:r>
           <w:rPr>
             <w:rStyle w:val="Hipervnculo"/>
@@ -2545,7 +2544,7 @@
             <w:noProof/>
             <w:webHidden/>
           </w:rPr>
-          <w:instrText xml:space="preserve"> PAGEREF _Toc238462432 \h </w:instrText>
+          <w:instrText xml:space="preserve"> PAGEREF _Toc238707100 \h </w:instrText>
         </w:r>
         <w:r>
           <w:rPr>
@@ -2595,7 +2594,7 @@
           <w14:ligatures w14:val="standardContextual"/>
         </w:rPr>
       </w:pPr>
-      <w:hyperlink w:anchor="_Toc238462433" w:history="1">
+      <w:hyperlink w:anchor="_Toc238707101" w:history="1">
         <w:r>
           <w:rPr>
             <w:rStyle w:val="Hipervnculo"/>
@@ -2622,7 +2621,7 @@
             <w:noProof/>
             <w:webHidden/>
           </w:rPr>
-          <w:instrText xml:space="preserve"> PAGEREF _Toc238462433 \h </w:instrText>
+          <w:instrText xml:space="preserve"> PAGEREF _Toc238707101 \h </w:instrText>
         </w:r>
         <w:r>
           <w:rPr>
@@ -2672,7 +2671,7 @@
           <w14:ligatures w14:val="standardContextual"/>
         </w:rPr>
       </w:pPr>
-      <w:hyperlink w:anchor="_Toc238462434" w:history="1">
+      <w:hyperlink w:anchor="_Toc238707102" w:history="1">
         <w:r>
           <w:rPr>
             <w:rStyle w:val="Hipervnculo"/>
@@ -2699,7 +2698,7 @@
             <w:noProof/>
             <w:webHidden/>
           </w:rPr>
-          <w:instrText xml:space="preserve"> PAGEREF _Toc238462434 \h </w:instrText>
+          <w:instrText xml:space="preserve"> PAGEREF _Toc238707102 \h </w:instrText>
         </w:r>
         <w:r>
           <w:rPr>
@@ -2750,7 +2749,7 @@
           <w14:ligatures w14:val="standardContextual"/>
         </w:rPr>
       </w:pPr>
-      <w:hyperlink w:anchor="_Toc238462435" w:history="1">
+      <w:hyperlink w:anchor="_Toc238707103" w:history="1">
         <w:r>
           <w:rPr>
             <w:rStyle w:val="Hipervnculo"/>
@@ -2777,7 +2776,7 @@
             <w:noProof/>
             <w:webHidden/>
           </w:rPr>
-          <w:instrText xml:space="preserve"> PAGEREF _Toc238462435 \h </w:instrText>
+          <w:instrText xml:space="preserve"> PAGEREF _Toc238707103 \h </w:instrText>
         </w:r>
         <w:r>
           <w:rPr>
@@ -2827,7 +2826,7 @@
           <w14:ligatures w14:val="standardContextual"/>
         </w:rPr>
       </w:pPr>
-      <w:hyperlink w:anchor="_Toc238462436" w:history="1">
+      <w:hyperlink w:anchor="_Toc238707104" w:history="1">
         <w:r>
           <w:rPr>
             <w:rStyle w:val="Hipervnculo"/>
@@ -2854,7 +2853,7 @@
             <w:noProof/>
             <w:webHidden/>
           </w:rPr>
-          <w:instrText xml:space="preserve"> PAGEREF _Toc238462436 \h </w:instrText>
+          <w:instrText xml:space="preserve"> PAGEREF _Toc238707104 \h </w:instrText>
         </w:r>
         <w:r>
           <w:rPr>
@@ -2904,7 +2903,7 @@
           <w14:ligatures w14:val="standardContextual"/>
         </w:rPr>
       </w:pPr>
-      <w:hyperlink w:anchor="_Toc238462437" w:history="1">
+      <w:hyperlink w:anchor="_Toc238707105" w:history="1">
         <w:r>
           <w:rPr>
             <w:rStyle w:val="Hipervnculo"/>
@@ -2931,7 +2930,7 @@
             <w:noProof/>
             <w:webHidden/>
           </w:rPr>
-          <w:instrText xml:space="preserve"> PAGEREF _Toc238462437 \h </w:instrText>
+          <w:instrText xml:space="preserve"> PAGEREF _Toc238707105 \h </w:instrText>
         </w:r>
         <w:r>
           <w:rPr>
@@ -2982,7 +2981,7 @@
           <w14:ligatures w14:val="standardContextual"/>
         </w:rPr>
       </w:pPr>
-      <w:hyperlink w:anchor="_Toc238462438" w:history="1">
+      <w:hyperlink w:anchor="_Toc238707106" w:history="1">
         <w:r>
           <w:rPr>
             <w:rStyle w:val="Hipervnculo"/>
@@ -3009,7 +3008,7 @@
             <w:noProof/>
             <w:webHidden/>
           </w:rPr>
-          <w:instrText xml:space="preserve"> PAGEREF _Toc238462438 \h </w:instrText>
+          <w:instrText xml:space="preserve"> PAGEREF _Toc238707106 \h </w:instrText>
         </w:r>
         <w:r>
           <w:rPr>
@@ -3059,7 +3058,7 @@
           <w14:ligatures w14:val="standardContextual"/>
         </w:rPr>
       </w:pPr>
-      <w:hyperlink w:anchor="_Toc238462439" w:history="1">
+      <w:hyperlink w:anchor="_Toc238707107" w:history="1">
         <w:r>
           <w:rPr>
             <w:rStyle w:val="Hipervnculo"/>
@@ -3086,7 +3085,7 @@
             <w:noProof/>
             <w:webHidden/>
           </w:rPr>
-          <w:instrText xml:space="preserve"> PAGEREF _Toc238462439 \h </w:instrText>
+          <w:instrText xml:space="preserve"> PAGEREF _Toc238707107 \h </w:instrText>
         </w:r>
         <w:r>
           <w:rPr>
@@ -3136,7 +3135,7 @@
           <w14:ligatures w14:val="standardContextual"/>
         </w:rPr>
       </w:pPr>
-      <w:hyperlink w:anchor="_Toc238462440" w:history="1">
+      <w:hyperlink w:anchor="_Toc238707108" w:history="1">
         <w:r>
           <w:rPr>
             <w:rStyle w:val="Hipervnculo"/>
@@ -3163,7 +3162,7 @@
             <w:noProof/>
             <w:webHidden/>
           </w:rPr>
-          <w:instrText xml:space="preserve"> PAGEREF _Toc238462440 \h </w:instrText>
+          <w:instrText xml:space="preserve"> PAGEREF _Toc238707108 \h </w:instrText>
         </w:r>
         <w:r>
           <w:rPr>
@@ -3213,7 +3212,7 @@
           <w14:ligatures w14:val="standardContextual"/>
         </w:rPr>
       </w:pPr>
-      <w:hyperlink w:anchor="_Toc238462441" w:history="1">
+      <w:hyperlink w:anchor="_Toc238707109" w:history="1">
         <w:r>
           <w:rPr>
             <w:rStyle w:val="Hipervnculo"/>
@@ -3240,7 +3239,7 @@
             <w:noProof/>
             <w:webHidden/>
           </w:rPr>
-          <w:instrText xml:space="preserve"> PAGEREF _Toc238462441 \h </w:instrText>
+          <w:instrText xml:space="preserve"> PAGEREF _Toc238707109 \h </w:instrText>
         </w:r>
         <w:r>
           <w:rPr>
@@ -3290,7 +3289,7 @@
           <w14:ligatures w14:val="standardContextual"/>
         </w:rPr>
       </w:pPr>
-      <w:hyperlink w:anchor="_Toc238462442" w:history="1">
+      <w:hyperlink w:anchor="_Toc238707110" w:history="1">
         <w:r>
           <w:rPr>
             <w:rStyle w:val="Hipervnculo"/>
@@ -3317,7 +3316,7 @@
             <w:noProof/>
             <w:webHidden/>
           </w:rPr>
-          <w:instrText xml:space="preserve"> PAGEREF _Toc238462442 \h </w:instrText>
+          <w:instrText xml:space="preserve"> PAGEREF _Toc238707110 \h </w:instrText>
         </w:r>
         <w:r>
           <w:rPr>
@@ -3367,7 +3366,7 @@
           <w14:ligatures w14:val="standardContextual"/>
         </w:rPr>
       </w:pPr>
-      <w:hyperlink w:anchor="_Toc238462443" w:history="1">
+      <w:hyperlink w:anchor="_Toc238707111" w:history="1">
         <w:r>
           <w:rPr>
             <w:rStyle w:val="Hipervnculo"/>
@@ -3394,7 +3393,7 @@
             <w:noProof/>
             <w:webHidden/>
           </w:rPr>
-          <w:instrText xml:space="preserve"> PAGEREF _Toc238462443 \h </w:instrText>
+          <w:instrText xml:space="preserve"> PAGEREF _Toc238707111 \h </w:instrText>
         </w:r>
         <w:r>
           <w:rPr>
@@ -3439,9 +3438,8 @@
       <w:pPr>
         <w:pStyle w:val="Ttulo"/>
       </w:pPr>
-      <w:bookmarkStart w:id="1" w:name="_Toc238462408"/>
-      <w:r>
-        <w:lastRenderedPageBreak/>
+      <w:bookmarkStart w:id="1" w:name="_Toc238707076"/>
+      <w:r>
         <w:t>Foreword</w:t>
       </w:r>
       <w:bookmarkEnd w:id="1"/>
@@ -3455,9 +3453,8 @@
       <w:pPr>
         <w:pStyle w:val="Ttulo"/>
       </w:pPr>
-      <w:bookmarkStart w:id="2" w:name="_Toc238462409"/>
-      <w:r>
-        <w:lastRenderedPageBreak/>
+      <w:bookmarkStart w:id="2" w:name="_Toc238707077"/>
+      <w:r>
         <w:t>1. Purpose, scope, and models</w:t>
       </w:r>
       <w:bookmarkEnd w:id="2"/>
@@ -3472,7 +3469,7 @@
         <w:pStyle w:val="Ttulo1"/>
         <w:spacing w:before="280"/>
       </w:pPr>
-      <w:bookmarkStart w:id="3" w:name="_Toc238462410"/>
+      <w:bookmarkStart w:id="3" w:name="_Toc238707078"/>
       <w:r>
         <w:t>1.1 Scope of this guide</w:t>
       </w:r>
@@ -3497,9 +3494,8 @@
       <w:pPr>
         <w:pStyle w:val="Ttulo"/>
       </w:pPr>
-      <w:bookmarkStart w:id="4" w:name="_Toc238462411"/>
-      <w:r>
-        <w:lastRenderedPageBreak/>
+      <w:bookmarkStart w:id="4" w:name="_Toc238707079"/>
+      <w:r>
         <w:t>2. Activation and producer selection</w:t>
       </w:r>
       <w:bookmarkEnd w:id="4"/>
@@ -3509,7 +3505,7 @@
         <w:pStyle w:val="Ttulo1"/>
         <w:spacing w:before="280"/>
       </w:pPr>
-      <w:bookmarkStart w:id="5" w:name="_Toc238462412"/>
+      <w:bookmarkStart w:id="5" w:name="_Toc238707080"/>
       <w:r>
         <w:t>2.1 Console command</w:t>
       </w:r>
@@ -3967,7 +3963,7 @@
         <w:pStyle w:val="Ttulo1"/>
         <w:spacing w:before="280"/>
       </w:pPr>
-      <w:bookmarkStart w:id="6" w:name="_Toc238462413"/>
+      <w:bookmarkStart w:id="6" w:name="_Toc238707081"/>
       <w:r>
         <w:t>2.2 Conditions and special paths</w:t>
       </w:r>
@@ -4025,9 +4021,8 @@
       <w:pPr>
         <w:pStyle w:val="Ttulo"/>
       </w:pPr>
-      <w:bookmarkStart w:id="7" w:name="_Toc238462414"/>
-      <w:r>
-        <w:lastRenderedPageBreak/>
+      <w:bookmarkStart w:id="7" w:name="_Toc238707082"/>
+      <w:r>
         <w:t>3. Common file structure</w:t>
       </w:r>
       <w:bookmarkEnd w:id="7"/>
@@ -4037,7 +4032,7 @@
         <w:pStyle w:val="Ttulo1"/>
         <w:spacing w:before="280"/>
       </w:pPr>
-      <w:bookmarkStart w:id="8" w:name="_Toc238462415"/>
+      <w:bookmarkStart w:id="8" w:name="_Toc238707083"/>
       <w:r>
         <w:t>3.1 Physical hierarchy</w:t>
       </w:r>
@@ -4358,7 +4353,7 @@
         <w:pStyle w:val="Ttulo1"/>
         <w:spacing w:before="280"/>
       </w:pPr>
-      <w:bookmarkStart w:id="9" w:name="_Toc238462416"/>
+      <w:bookmarkStart w:id="9" w:name="_Toc238707084"/>
       <w:r>
         <w:t>3.2 Timing rules</w:t>
       </w:r>
@@ -4440,9 +4435,8 @@
       <w:pPr>
         <w:pStyle w:val="Ttulo"/>
       </w:pPr>
-      <w:bookmarkStart w:id="10" w:name="_Toc238462417"/>
-      <w:r>
-        <w:lastRenderedPageBreak/>
+      <w:bookmarkStart w:id="10" w:name="_Toc238707085"/>
+      <w:r>
         <w:t>4. Common framework records</w:t>
       </w:r>
       <w:bookmarkEnd w:id="10"/>
@@ -4452,7 +4446,7 @@
         <w:pStyle w:val="Ttulo1"/>
         <w:spacing w:before="280"/>
       </w:pPr>
-      <w:bookmarkStart w:id="11" w:name="_Toc238462418"/>
+      <w:bookmarkStart w:id="11" w:name="_Toc238707086"/>
       <w:r>
         <w:t>CPU — Info Cycle</w:t>
       </w:r>
@@ -4518,7 +4512,7 @@
         <w:pStyle w:val="Ttulo1"/>
         <w:spacing w:before="280"/>
       </w:pPr>
-      <w:bookmarkStart w:id="12" w:name="_Toc238462419"/>
+      <w:bookmarkStart w:id="12" w:name="_Toc238707087"/>
       <w:r>
         <w:t>CPU — Transaction about to execute</w:t>
       </w:r>
@@ -4584,7 +4578,7 @@
         <w:pStyle w:val="Ttulo1"/>
         <w:spacing w:before="280"/>
       </w:pPr>
-      <w:bookmarkStart w:id="13" w:name="_Toc238462420"/>
+      <w:bookmarkStart w:id="13" w:name="_Toc238707088"/>
       <w:r>
         <w:t>CPU — Executed instruction</w:t>
       </w:r>
@@ -4650,7 +4644,7 @@
         <w:pStyle w:val="Ttulo1"/>
         <w:spacing w:before="280"/>
       </w:pPr>
-      <w:bookmarkStart w:id="14" w:name="_Toc238462421"/>
+      <w:bookmarkStart w:id="14" w:name="_Toc238707089"/>
       <w:r>
         <w:t>CPU — Stop</w:t>
       </w:r>
@@ -4705,7 +4699,6 @@
         <w:rPr>
           <w:b/>
         </w:rPr>
-        <w:lastRenderedPageBreak/>
         <w:t>Status:</w:t>
       </w:r>
       <w:r>
@@ -4717,7 +4710,7 @@
         <w:pStyle w:val="Ttulo1"/>
         <w:spacing w:before="280"/>
       </w:pPr>
-      <w:bookmarkStart w:id="15" w:name="_Toc238462422"/>
+      <w:bookmarkStart w:id="15" w:name="_Toc238707090"/>
       <w:r>
         <w:t>CPU — Interrupts</w:t>
       </w:r>
@@ -4783,7 +4776,7 @@
         <w:pStyle w:val="Ttulo1"/>
         <w:spacing w:before="280"/>
       </w:pPr>
-      <w:bookmarkStart w:id="16" w:name="_Toc238462423"/>
+      <w:bookmarkStart w:id="16" w:name="_Toc238707091"/>
       <w:r>
         <w:t>Memory — Applied Set</w:t>
       </w:r>
@@ -4848,9 +4841,8 @@
       <w:pPr>
         <w:pStyle w:val="Ttulo"/>
       </w:pPr>
-      <w:bookmarkStart w:id="17" w:name="_Toc238462424"/>
-      <w:r>
-        <w:lastRenderedPageBreak/>
+      <w:bookmarkStart w:id="17" w:name="_Toc238707092"/>
+      <w:r>
         <w:t>5. Machine-specific components</w:t>
       </w:r>
       <w:bookmarkEnd w:id="17"/>
@@ -4860,7 +4852,7 @@
         <w:pStyle w:val="Ttulo1"/>
         <w:spacing w:before="280"/>
       </w:pPr>
-      <w:bookmarkStart w:id="18" w:name="_Toc238462425"/>
+      <w:bookmarkStart w:id="18" w:name="_Toc238707093"/>
       <w:r>
         <w:t>5.1 Selectable inventory</w:t>
       </w:r>
@@ -5322,7 +5314,7 @@
         <w:pStyle w:val="Ttulo1"/>
         <w:spacing w:before="280"/>
       </w:pPr>
-      <w:bookmarkStart w:id="19" w:name="_Toc238462426"/>
+      <w:bookmarkStart w:id="19" w:name="_Toc238707094"/>
       <w:r>
         <w:t>5.2 Record catalog</w:t>
       </w:r>
@@ -5332,7 +5324,7 @@
       <w:pPr>
         <w:pStyle w:val="Ttulo2"/>
       </w:pPr>
-      <w:bookmarkStart w:id="20" w:name="_Toc238462427"/>
+      <w:bookmarkStart w:id="20" w:name="_Toc238707095"/>
       <w:r>
         <w:t>VICI — Info Cycle</w:t>
       </w:r>
@@ -5386,7 +5378,7 @@
       <w:pPr>
         <w:pStyle w:val="Ttulo2"/>
       </w:pPr>
-      <w:bookmarkStart w:id="21" w:name="_Toc238462428"/>
+      <w:bookmarkStart w:id="21" w:name="_Toc238707096"/>
       <w:r>
         <w:t>VICI — CPU transaction projection</w:t>
       </w:r>
@@ -5440,7 +5432,7 @@
       <w:pPr>
         <w:pStyle w:val="Ttulo2"/>
       </w:pPr>
-      <w:bookmarkStart w:id="22" w:name="_Toc238462429"/>
+      <w:bookmarkStart w:id="22" w:name="_Toc238707097"/>
       <w:r>
         <w:t>VICI Sound — Info Cycle</w:t>
       </w:r>
@@ -5494,9 +5486,8 @@
       <w:pPr>
         <w:pStyle w:val="Ttulo2"/>
       </w:pPr>
-      <w:bookmarkStart w:id="23" w:name="_Toc238462430"/>
-      <w:r>
-        <w:lastRenderedPageBreak/>
+      <w:bookmarkStart w:id="23" w:name="_Toc238707098"/>
+      <w:r>
         <w:t>VIA1/VIA2 — Info Cycle</w:t>
       </w:r>
       <w:bookmarkEnd w:id="23"/>
@@ -5549,7 +5540,7 @@
       <w:pPr>
         <w:pStyle w:val="Ttulo2"/>
       </w:pPr>
-      <w:bookmarkStart w:id="24" w:name="_Toc238462431"/>
+      <w:bookmarkStart w:id="24" w:name="_Toc238707099"/>
       <w:r>
         <w:t>Datasette/SerialIO</w:t>
       </w:r>
@@ -5603,9 +5594,8 @@
       <w:pPr>
         <w:pStyle w:val="Ttulo"/>
       </w:pPr>
-      <w:bookmarkStart w:id="25" w:name="_Toc238462432"/>
-      <w:r>
-        <w:lastRenderedPageBreak/>
+      <w:bookmarkStart w:id="25" w:name="_Toc238707100"/>
+      <w:r>
         <w:t>6. Interpretation method</w:t>
       </w:r>
       <w:bookmarkEnd w:id="25"/>
@@ -5615,7 +5605,7 @@
         <w:pStyle w:val="Ttulo1"/>
         <w:spacing w:before="280"/>
       </w:pPr>
-      <w:bookmarkStart w:id="26" w:name="_Toc238462433"/>
+      <w:bookmarkStart w:id="26" w:name="_Toc238707101"/>
       <w:r>
         <w:t>6.1 Recommended procedure</w:t>
       </w:r>
@@ -5698,7 +5688,7 @@
         <w:pStyle w:val="Ttulo1"/>
         <w:spacing w:before="280"/>
       </w:pPr>
-      <w:bookmarkStart w:id="27" w:name="_Toc238462434"/>
+      <w:bookmarkStart w:id="27" w:name="_Toc238707102"/>
       <w:r>
         <w:t>6.2 Annotated example</w:t>
       </w:r>
@@ -5792,9 +5782,8 @@
       <w:pPr>
         <w:pStyle w:val="Ttulo"/>
       </w:pPr>
-      <w:bookmarkStart w:id="28" w:name="_Toc238462435"/>
-      <w:r>
-        <w:lastRenderedPageBreak/>
+      <w:bookmarkStart w:id="28" w:name="_Toc238707103"/>
+      <w:r>
         <w:t>7. Limitations and maintenance</w:t>
       </w:r>
       <w:bookmarkEnd w:id="28"/>
@@ -5804,7 +5793,7 @@
         <w:pStyle w:val="Ttulo1"/>
         <w:spacing w:before="280"/>
       </w:pPr>
-      <w:bookmarkStart w:id="29" w:name="_Toc238462436"/>
+      <w:bookmarkStart w:id="29" w:name="_Toc238707104"/>
       <w:r>
         <w:t>7.1 Specific limitations</w:t>
       </w:r>
@@ -5851,7 +5840,7 @@
         <w:pStyle w:val="Ttulo1"/>
         <w:spacing w:before="280"/>
       </w:pPr>
-      <w:bookmarkStart w:id="30" w:name="_Toc238462437"/>
+      <w:bookmarkStart w:id="30" w:name="_Toc238707105"/>
       <w:r>
         <w:t>7.2 Maintenance contract</w:t>
       </w:r>
@@ -5909,9 +5898,8 @@
       <w:pPr>
         <w:pStyle w:val="Ttulo"/>
       </w:pPr>
-      <w:bookmarkStart w:id="31" w:name="_Toc238462438"/>
-      <w:r>
-        <w:lastRenderedPageBreak/>
+      <w:bookmarkStart w:id="31" w:name="_Toc238707106"/>
+      <w:r>
         <w:t>Appendices</w:t>
       </w:r>
       <w:bookmarkEnd w:id="31"/>
@@ -5920,7 +5908,7 @@
       <w:pPr>
         <w:pStyle w:val="Ttulo1"/>
       </w:pPr>
-      <w:bookmarkStart w:id="32" w:name="_Toc238462439"/>
+      <w:bookmarkStart w:id="32" w:name="_Toc238707107"/>
       <w:r>
         <w:t>Appendix A. Provenance and revision</w:t>
       </w:r>
@@ -5933,7 +5921,6 @@
     </w:p>
     <w:p>
       <w:r>
-        <w:lastRenderedPageBreak/>
         <w:t>Structured sources: .codex/documentation/debug-files/sources/debug-common.yaml and .codex/documentation/debug-files/sources/vic20.yaml.</w:t>
       </w:r>
     </w:p>
@@ -5942,7 +5929,7 @@
         <w:pStyle w:val="Ttulo1"/>
         <w:spacing w:before="280"/>
       </w:pPr>
-      <w:bookmarkStart w:id="33" w:name="_Toc238462440"/>
+      <w:bookmarkStart w:id="33" w:name="_Toc238707108"/>
       <w:r>
         <w:t>A.1 Watched source files</w:t>
       </w:r>
@@ -6655,7 +6642,7 @@
         <w:pStyle w:val="Ttulo1"/>
         <w:spacing w:before="280"/>
       </w:pPr>
-      <w:bookmarkStart w:id="34" w:name="_Toc238462441"/>
+      <w:bookmarkStart w:id="34" w:name="_Toc238707109"/>
       <w:r>
         <w:t>A.2 Revision history</w:t>
       </w:r>
@@ -6826,7 +6813,7 @@
       <w:pPr>
         <w:pStyle w:val="Ttulo1"/>
       </w:pPr>
-      <w:bookmarkStart w:id="35" w:name="_Toc238462442"/>
+      <w:bookmarkStart w:id="35" w:name="_Toc238707110"/>
       <w:r>
         <w:t>Illustrations</w:t>
       </w:r>
@@ -6866,9 +6853,8 @@
       <w:pPr>
         <w:pStyle w:val="Ttulo1"/>
       </w:pPr>
-      <w:bookmarkStart w:id="36" w:name="_Toc238462443"/>
-      <w:r>
-        <w:lastRenderedPageBreak/>
+      <w:bookmarkStart w:id="36" w:name="_Toc238707111"/>
+      <w:r>
         <w:t>Equations</w:t>
       </w:r>
       <w:bookmarkEnd w:id="36"/>
@@ -6972,7 +6958,7 @@
         <w:noProof/>
       </w:rPr>
       <w:drawing>
-        <wp:inline distT="0" distB="0" distL="0" distR="0" wp14:anchorId="4D79F150" wp14:editId="5A2B7027">
+        <wp:inline distT="0" distB="0" distL="0" distR="0" wp14:anchorId="2296779D" wp14:editId="017795CF">
           <wp:extent cx="576000" cy="459360"/>
           <wp:effectExtent l="0" t="0" r="0" b="0"/>
           <wp:docPr id="1" name="ARGOS framework mark" descr="ARGOS framework mark"/>
@@ -7382,10 +7368,10 @@
         <w:noProof/>
       </w:rPr>
       <w:drawing>
-        <wp:inline distT="0" distB="0" distL="0" distR="0" wp14:anchorId="4F7A617B" wp14:editId="24FA994E">
+        <wp:inline distT="0" distB="0" distL="0" distR="0" wp14:anchorId="63BADC85" wp14:editId="12AACE9C">
           <wp:extent cx="1512000" cy="1205820"/>
           <wp:effectExtent l="0" t="0" r="0" b="0"/>
-          <wp:docPr id="558040892" name="ARGOS framework mark" descr="ARGOS framework mark"/>
+          <wp:docPr id="233587536" name="ARGOS framework mark" descr="ARGOS framework mark"/>
           <wp:cNvGraphicFramePr>
             <a:graphicFrameLocks xmlns:a="http://schemas.openxmlformats.org/drawingml/2006/main" noChangeAspect="1"/>
           </wp:cNvGraphicFramePr>
@@ -10358,19 +10344,19 @@
   <w:num w:numId="26" w16cid:durableId="846600881">
     <w:abstractNumId w:val="20"/>
   </w:num>
-  <w:num w:numId="27" w16cid:durableId="1510366376">
+  <w:num w:numId="27" w16cid:durableId="1984701389">
     <w:abstractNumId w:val="0"/>
   </w:num>
-  <w:num w:numId="28" w16cid:durableId="507868963">
+  <w:num w:numId="28" w16cid:durableId="152453337">
     <w:abstractNumId w:val="0"/>
   </w:num>
-  <w:num w:numId="29" w16cid:durableId="850682171">
+  <w:num w:numId="29" w16cid:durableId="533930069">
     <w:abstractNumId w:val="6"/>
   </w:num>
-  <w:num w:numId="30" w16cid:durableId="525414362">
+  <w:num w:numId="30" w16cid:durableId="1403601951">
     <w:abstractNumId w:val="0"/>
   </w:num>
-  <w:num w:numId="31" w16cid:durableId="857741956">
+  <w:num w:numId="31" w16cid:durableId="665981452">
     <w:abstractNumId w:val="0"/>
   </w:num>
 </w:numbering>
